--- a/downloads/workbook/ai-7-week-15.docx
+++ b/downloads/workbook/ai-7-week-15.docx
@@ -997,6 +997,178 @@
         <w:t>Project connection: For the Reproducible AI Research Study, retain an annotated worked trace and the changed-case reasoning. Connect the claim to its records, units and assumptions so another investigator can challenge or reproduce it.</w:t>
       </w:r>
     </w:p>
+    <w:p>
+      <w:pPr>
+        <w:pStyle w:val="Heading1"/>
+      </w:pPr>
+      <w:r>
+        <w:t>13. Project portfolio milestone</w:t>
+      </w:r>
+    </w:p>
+    <w:p>
+      <w:r>
+        <w:t>Project: Reproducible AI Research Study</w:t>
+      </w:r>
+    </w:p>
+    <w:p>
+      <w:r>
+        <w:t>Current milestone: Test changed cases. Keep normal, boundary and failure cases; compare expected and observed results.</w:t>
+      </w:r>
+    </w:p>
+    <w:p>
+      <w:r>
+        <w:t>For the Reproducible AI Research Study, retain an annotated worked trace and the changed-case reasoning. Connect the claim to its records, units and assumptions so another investigator can challenge or reproduce it.</w:t>
+      </w:r>
+    </w:p>
+    <w:tbl>
+      <w:tblPr>
+        <w:tblStyle w:val="LightShading-Accent1"/>
+        <w:tblW w:type="auto" w:w="0"/>
+        <w:tblLook w:firstColumn="1" w:firstRow="1" w:lastColumn="0" w:lastRow="0" w:noHBand="0" w:noVBand="1" w:val="04A0"/>
+      </w:tblPr>
+      <w:tblGrid>
+        <w:gridCol w:w="5112"/>
+        <w:gridCol w:w="5112"/>
+      </w:tblGrid>
+      <w:tr>
+        <w:trPr>
+          <w:tblHeader/>
+        </w:trPr>
+        <w:tc>
+          <w:tcPr>
+            <w:tcW w:type="dxa" w:w="5112"/>
+          </w:tcPr>
+          <w:p>
+            <w:r>
+              <w:t>Evidence to keep</w:t>
+            </w:r>
+          </w:p>
+        </w:tc>
+        <w:tc>
+          <w:tcPr>
+            <w:tcW w:type="dxa" w:w="5112"/>
+          </w:tcPr>
+          <w:p>
+            <w:r>
+              <w:t>My record</w:t>
+            </w:r>
+          </w:p>
+        </w:tc>
+      </w:tr>
+      <w:tr>
+        <w:tc>
+          <w:tcPr>
+            <w:tcW w:type="dxa" w:w="5112"/>
+          </w:tcPr>
+          <w:p>
+            <w:r>
+              <w:t>This week’s input and deciding step</w:t>
+            </w:r>
+          </w:p>
+        </w:tc>
+        <w:tc>
+          <w:tcPr>
+            <w:tcW w:type="dxa" w:w="5112"/>
+          </w:tcPr>
+          <w:p>
+            <w:r/>
+          </w:p>
+        </w:tc>
+      </w:tr>
+      <w:tr>
+        <w:tc>
+          <w:tcPr>
+            <w:tcW w:type="dxa" w:w="5112"/>
+          </w:tcPr>
+          <w:p>
+            <w:r>
+              <w:t>Prediction and actual result (or labelled paper trace)</w:t>
+            </w:r>
+          </w:p>
+        </w:tc>
+        <w:tc>
+          <w:tcPr>
+            <w:tcW w:type="dxa" w:w="5112"/>
+          </w:tcPr>
+          <w:p>
+            <w:r/>
+          </w:p>
+        </w:tc>
+      </w:tr>
+      <w:tr>
+        <w:tc>
+          <w:tcPr>
+            <w:tcW w:type="dxa" w:w="5112"/>
+          </w:tcPr>
+          <w:p>
+            <w:r>
+              <w:t>One change since the previous checkpoint and why</w:t>
+            </w:r>
+          </w:p>
+        </w:tc>
+        <w:tc>
+          <w:tcPr>
+            <w:tcW w:type="dxa" w:w="5112"/>
+          </w:tcPr>
+          <w:p>
+            <w:r/>
+          </w:p>
+        </w:tc>
+      </w:tr>
+      <w:tr>
+        <w:tc>
+          <w:tcPr>
+            <w:tcW w:type="dxa" w:w="5112"/>
+          </w:tcPr>
+          <w:p>
+            <w:r>
+              <w:t>One error or limit and the next test</w:t>
+            </w:r>
+          </w:p>
+        </w:tc>
+        <w:tc>
+          <w:tcPr>
+            <w:tcW w:type="dxa" w:w="5112"/>
+          </w:tcPr>
+          <w:p>
+            <w:r/>
+          </w:p>
+        </w:tc>
+      </w:tr>
+    </w:tbl>
+    <w:p>
+      <w:pPr>
+        <w:pStyle w:val="Heading3"/>
+      </w:pPr>
+      <w:r>
+        <w:t>Explain what this week adds to your project. Reuse last week’s record rather than starting again.</w:t>
+      </w:r>
+    </w:p>
+    <w:p>
+      <w:r>
+        <w:t>________________________________________________________________</w:t>
+      </w:r>
+    </w:p>
+    <w:p>
+      <w:r>
+        <w:t>________________________________________________________________</w:t>
+      </w:r>
+    </w:p>
+    <w:p>
+      <w:r>
+        <w:t>________________________________________________________________</w:t>
+      </w:r>
+    </w:p>
+    <w:p>
+      <w:r>
+        <w:t>________________________________________________________________</w:t>
+      </w:r>
+    </w:p>
+    <w:p>
+      <w:r>
+        <w:t>________________________________________________________________</w:t>
+      </w:r>
+    </w:p>
     <w:sectPr>
       <w:pgSz w:w="12240" w:h="15840"/>
       <w:pgMar w:top="936" w:right="1008" w:bottom="936" w:left="1008" w:header="720" w:footer="720" w:gutter="0"/>

--- a/downloads/workbook/ai-7-week-15.docx
+++ b/downloads/workbook/ai-7-week-15.docx
@@ -1169,6 +1169,248 @@
         <w:t>________________________________________________________________</w:t>
       </w:r>
     </w:p>
+    <w:p>
+      <w:pPr>
+        <w:pStyle w:val="Heading1"/>
+      </w:pPr>
+      <w:r>
+        <w:t>14. Supported practice and learning evidence</w:t>
+      </w:r>
+    </w:p>
+    <w:p>
+      <w:r>
+        <w:t>Use this supported practice once, in the browser or on paper. Keep the reserved independent assessment for a separate first attempt before teacher feedback.</w:t>
+      </w:r>
+    </w:p>
+    <w:p>
+      <w:r>
+        <w:t>Six declared prompt comparisons. A team performs six valid hypothesis tests and applies a predeclared Bonferroni familywise threshold.</w:t>
+      </w:r>
+    </w:p>
+    <w:p>
+      <w:pPr>
+        <w:pStyle w:val="Heading3"/>
+      </w:pPr>
+      <w:r>
+        <w:t>Practice 1: explain the deciding evidence</w:t>
+      </w:r>
+    </w:p>
+    <w:p>
+      <w:r>
+        <w:t>Which labelled step matches this detail? Only 0.004 is below 0.00833; the other five do not reject under this rule.</w:t>
+      </w:r>
+    </w:p>
+    <w:p>
+      <w:r>
+        <w:t>1. Apply all six decisions</w:t>
+      </w:r>
+    </w:p>
+    <w:p>
+      <w:r>
+        <w:t>2. Compute corrected threshold</w:t>
+      </w:r>
+    </w:p>
+    <w:p>
+      <w:r>
+        <w:t>3. Count the planned tests</w:t>
+      </w:r>
+    </w:p>
+    <w:p>
+      <w:pPr>
+        <w:pStyle w:val="Heading3"/>
+      </w:pPr>
+      <w:r>
+        <w:t>My selected conclusion, deciding fact and explanation</w:t>
+      </w:r>
+    </w:p>
+    <w:p>
+      <w:r>
+        <w:t>________________________________________________________________</w:t>
+      </w:r>
+    </w:p>
+    <w:p>
+      <w:r>
+        <w:t>________________________________________________________________</w:t>
+      </w:r>
+    </w:p>
+    <w:p>
+      <w:r>
+        <w:t>________________________________________________________________</w:t>
+      </w:r>
+    </w:p>
+    <w:p>
+      <w:r>
+        <w:t>________________________________________________________________</w:t>
+      </w:r>
+    </w:p>
+    <w:p>
+      <w:r>
+        <w:t>________________________________________________________________</w:t>
+      </w:r>
+    </w:p>
+    <w:p>
+      <w:r>
+        <w:t>Hint if needed: Read the steps in the pictorial case. Match the supplied detail to the stage that performs or records it.</w:t>
+      </w:r>
+    </w:p>
+    <w:p>
+      <w:r>
+        <w:t>After your attempt, compare with the supported explanation: Apply all six decisions Only 0.004 is below 0.00833; the other five do not reject under this rule. Searching many comparisons provides more chances for false positives. Bonferroni divides the error allowance across the declared family; valid individual p-values are required. A rejected null is not automatically a large or useful improvement.</w:t>
+      </w:r>
+    </w:p>
+    <w:p>
+      <w:pPr>
+        <w:pStyle w:val="Heading3"/>
+      </w:pPr>
+      <w:r>
+        <w:t>Practice 2: explain the deciding evidence</w:t>
+      </w:r>
+    </w:p>
+    <w:p>
+      <w:r>
+        <w:t>Changed-case practice: The declared family has ten tests instead of six; keep the listed values unchanged. Which conclusion is supported by the supplied facts?</w:t>
+      </w:r>
+    </w:p>
+    <w:p>
+      <w:r>
+        <w:t>1. This one example guarantees correct results for every future input.</w:t>
+      </w:r>
+    </w:p>
+    <w:p>
+      <w:r>
+        <w:t>2. We can decide the result without examining the changed input or the procedure.</w:t>
+      </w:r>
+    </w:p>
+    <w:p>
+      <w:r>
+        <w:t>3. The cutoff becomes 0.005, and only 0.004 among the listed values still rejects.</w:t>
+      </w:r>
+    </w:p>
+    <w:p>
+      <w:pPr>
+        <w:pStyle w:val="Heading3"/>
+      </w:pPr>
+      <w:r>
+        <w:t>My selected conclusion, deciding fact and explanation</w:t>
+      </w:r>
+    </w:p>
+    <w:p>
+      <w:r>
+        <w:t>________________________________________________________________</w:t>
+      </w:r>
+    </w:p>
+    <w:p>
+      <w:r>
+        <w:t>________________________________________________________________</w:t>
+      </w:r>
+    </w:p>
+    <w:p>
+      <w:r>
+        <w:t>________________________________________________________________</w:t>
+      </w:r>
+    </w:p>
+    <w:p>
+      <w:r>
+        <w:t>________________________________________________________________</w:t>
+      </w:r>
+    </w:p>
+    <w:p>
+      <w:r>
+        <w:t>________________________________________________________________</w:t>
+      </w:r>
+    </w:p>
+    <w:p>
+      <w:r>
+        <w:t>Hint if needed: Use the changed condition and the deciding step in the pictorial trace. The answer must say what follows from those facts.</w:t>
+      </w:r>
+    </w:p>
+    <w:p>
+      <w:r>
+        <w:t>After your attempt, compare with the supported explanation: The cutoff becomes 0.005, and only 0.004 among the listed values still rejects. The error allowance is divided among ten tests; all ten results must be reported, including the four not supplied here.</w:t>
+      </w:r>
+    </w:p>
+    <w:p>
+      <w:pPr>
+        <w:pStyle w:val="Heading3"/>
+      </w:pPr>
+      <w:r>
+        <w:t>Repair a missing building block</w:t>
+      </w:r>
+    </w:p>
+    <w:p>
+      <w:r>
+        <w:t>Review Statistical tests and assumptions (ai-7/14). Goal: Explain the mechanism and terminology of statistical tests and assumptions. Short practice: Calculate each paired difference and the observed sum. Count null arrangements with absolute sum at least four, compute p, and explain the decision at threshold 0.05.. Return to this week and explain what you changed.</w:t>
+      </w:r>
+    </w:p>
+    <w:p>
+      <w:r>
+        <w:t>Review Uncertainty intervals (ai-7/12). Goal: Explain the mechanism and terminology of uncertainty intervals. Short practice: Locate -0.8 and zero relative to the supplied interval [-1.4,-0.2]. Interpret the sign and confidence-method meaning, then describe what changes with interval [-1.4,0.3].. Return to this week and explain what you changed.</w:t>
+      </w:r>
+    </w:p>
+    <w:p>
+      <w:r>
+        <w:t>Review Experimental units and independence (ai-7/9). Goal: Explain the mechanism and terminology of experimental units and independence. Short practice: Count independent plants and photo views. Construct the stated group-correct split, then explain why placing a P1 view in evaluation creates leakage for the new-plant goal.. Return to this week and explain what you changed.</w:t>
+      </w:r>
+    </w:p>
+    <w:p>
+      <w:pPr>
+        <w:pStyle w:val="Heading3"/>
+      </w:pPr>
+      <w:r>
+        <w:t>Predict, run and debug</w:t>
+      </w:r>
+    </w:p>
+    <w:p>
+      <w:r>
+        <w:t>The browser lab lets you edit the supported Python examples already included in this lesson. Predict first, run, inspect the actual output or error, change one input, then run again. Keep code, predictions, actual results and a reasoned revision together. On paper, label your result as a trace rather than an execution.</w:t>
+      </w:r>
+    </w:p>
+    <w:p>
+      <w:pPr>
+        <w:pStyle w:val="Heading3"/>
+      </w:pPr>
+      <w:r>
+        <w:t>Keep your completed work</w:t>
+      </w:r>
+    </w:p>
+    <w:p>
+      <w:r>
+        <w:t>Use Download completed work in the hosted lesson to export your answers, reflections, practice feedback and code-run evidence. Open the HTML copy to read or print it. Drafts stay in this browser when storage is available; clear drafts on a shared device.</w:t>
+      </w:r>
+    </w:p>
+    <w:p>
+      <w:pPr>
+        <w:pStyle w:val="Heading3"/>
+      </w:pPr>
+      <w:r>
+        <w:t>What I repaired, the evidence I kept and the next test</w:t>
+      </w:r>
+    </w:p>
+    <w:p>
+      <w:r>
+        <w:t>________________________________________________________________</w:t>
+      </w:r>
+    </w:p>
+    <w:p>
+      <w:r>
+        <w:t>________________________________________________________________</w:t>
+      </w:r>
+    </w:p>
+    <w:p>
+      <w:r>
+        <w:t>________________________________________________________________</w:t>
+      </w:r>
+    </w:p>
+    <w:p>
+      <w:r>
+        <w:t>________________________________________________________________</w:t>
+      </w:r>
+    </w:p>
+    <w:p>
+      <w:r>
+        <w:t>________________________________________________________________</w:t>
+      </w:r>
+    </w:p>
     <w:sectPr>
       <w:pgSz w:w="12240" w:h="15840"/>
       <w:pgMar w:top="936" w:right="1008" w:bottom="936" w:left="1008" w:header="720" w:footer="720" w:gutter="0"/>

--- a/downloads/workbook/ai-7-week-15.docx
+++ b/downloads/workbook/ai-7-week-15.docx
@@ -30,33 +30,45 @@
     </w:p>
     <w:p>
       <w:r>
-        <w:t>Try the recall before opening notes. Then use a different colour or a labelled second line to correct your explanation.</w:t>
+        <w:t>Record your starting explanation for Multiple comparisons before opening notes. Show any later correction separately.</w:t>
       </w:r>
     </w:p>
     <w:p>
       <w:pPr>
-        <w:pStyle w:val="Heading3"/>
-      </w:pPr>
-      <w:r>
-        <w:t>Statistical tests and assumptions</w:t>
+        <w:spacing w:line="336" w:lineRule="auto" w:after="180"/>
+      </w:pPr>
+      <w:r>
+        <w:rPr>
+          <w:b w:val="0"/>
+        </w:rPr>
+        <w:t>Try the recall before opening notes. Then use a different colour or a labelled second line to correct your explanation.</w:t>
       </w:r>
     </w:p>
     <w:p>
-      <w:r>
-        <w:t>Without opening the old lesson, explain one key idea from Statistical tests and assumptions. Give an example and a mistake that the idea helps you avoid.</w:t>
+      <w:pPr>
+        <w:pStyle w:val="Heading3"/>
+      </w:pPr>
+      <w:r>
+        <w:t>Statistical tests and assumptions</w:t>
       </w:r>
     </w:p>
     <w:p>
       <w:pPr>
-        <w:pStyle w:val="Heading3"/>
-      </w:pPr>
-      <w:r>
-        <w:t>My remembered idea, example and correction</w:t>
+        <w:spacing w:line="336" w:lineRule="auto" w:after="180"/>
+      </w:pPr>
+      <w:r>
+        <w:rPr>
+          <w:b w:val="0"/>
+        </w:rPr>
+        <w:t>Without opening the old lesson, explain one key idea from Statistical tests and assumptions. Give an example and a mistake that the idea helps you avoid.</w:t>
       </w:r>
     </w:p>
     <w:p>
-      <w:r>
-        <w:t>________________________________________________________________</w:t>
+      <w:pPr>
+        <w:pStyle w:val="Heading3"/>
+      </w:pPr>
+      <w:r>
+        <w:t>My remembered idea, example and correction</w:t>
       </w:r>
     </w:p>
     <w:p>
@@ -70,29 +82,35 @@
       </w:r>
     </w:p>
     <w:p>
-      <w:pPr>
-        <w:pStyle w:val="Heading3"/>
-      </w:pPr>
-      <w:r>
-        <w:t>Uncertainty intervals</w:t>
+      <w:r>
+        <w:t>________________________________________________________________</w:t>
       </w:r>
     </w:p>
     <w:p>
-      <w:r>
-        <w:t>Without opening the old lesson, explain one key idea from Uncertainty intervals. Give an example and a mistake that the idea helps you avoid.</w:t>
+      <w:pPr>
+        <w:pStyle w:val="Heading3"/>
+      </w:pPr>
+      <w:r>
+        <w:t>Uncertainty intervals</w:t>
       </w:r>
     </w:p>
     <w:p>
       <w:pPr>
-        <w:pStyle w:val="Heading3"/>
-      </w:pPr>
-      <w:r>
-        <w:t>My remembered idea, example and correction</w:t>
+        <w:spacing w:line="336" w:lineRule="auto" w:after="180"/>
+      </w:pPr>
+      <w:r>
+        <w:rPr>
+          <w:b w:val="0"/>
+        </w:rPr>
+        <w:t>Without opening the old lesson, explain one key idea from Uncertainty intervals. Give an example and a mistake that the idea helps you avoid.</w:t>
       </w:r>
     </w:p>
     <w:p>
-      <w:r>
-        <w:t>________________________________________________________________</w:t>
+      <w:pPr>
+        <w:pStyle w:val="Heading3"/>
+      </w:pPr>
+      <w:r>
+        <w:t>My remembered idea, example and correction</w:t>
       </w:r>
     </w:p>
     <w:p>
@@ -106,29 +124,35 @@
       </w:r>
     </w:p>
     <w:p>
-      <w:pPr>
-        <w:pStyle w:val="Heading3"/>
-      </w:pPr>
-      <w:r>
-        <w:t>Experimental units and independence</w:t>
+      <w:r>
+        <w:t>________________________________________________________________</w:t>
       </w:r>
     </w:p>
     <w:p>
-      <w:r>
-        <w:t>Without opening the old lesson, explain one key idea from Experimental units and independence. Give an example and a mistake that the idea helps you avoid.</w:t>
+      <w:pPr>
+        <w:pStyle w:val="Heading3"/>
+      </w:pPr>
+      <w:r>
+        <w:t>Experimental units and independence</w:t>
       </w:r>
     </w:p>
     <w:p>
       <w:pPr>
-        <w:pStyle w:val="Heading3"/>
-      </w:pPr>
-      <w:r>
-        <w:t>My remembered idea, example and correction</w:t>
+        <w:spacing w:line="336" w:lineRule="auto" w:after="180"/>
+      </w:pPr>
+      <w:r>
+        <w:rPr>
+          <w:b w:val="0"/>
+        </w:rPr>
+        <w:t>Without opening the old lesson, explain one key idea from Experimental units and independence. Give an example and a mistake that the idea helps you avoid.</w:t>
       </w:r>
     </w:p>
     <w:p>
-      <w:r>
-        <w:t>________________________________________________________________</w:t>
+      <w:pPr>
+        <w:pStyle w:val="Heading3"/>
+      </w:pPr>
+      <w:r>
+        <w:t>My remembered idea, example and correction</w:t>
       </w:r>
     </w:p>
     <w:p>
@@ -142,16 +166,44 @@
       </w:r>
     </w:p>
     <w:p>
-      <w:pPr>
-        <w:pStyle w:val="Heading1"/>
-      </w:pPr>
-      <w:r>
-        <w:t>02. Practise with fading help</w:t>
+      <w:r>
+        <w:t>________________________________________________________________</w:t>
       </w:r>
     </w:p>
     <w:p>
-      <w:r>
-        <w:t>Use W2: Trace the worked case for Multiple comparisons. Record the answer once; the lesson and workbook refer to the same attempt.</w:t>
+      <w:pPr>
+        <w:pStyle w:val="Heading1"/>
+      </w:pPr>
+      <w:r>
+        <w:t>02. Practise with fading help</w:t>
+      </w:r>
+    </w:p>
+    <w:p>
+      <w:r>
+        <w:t>Complete the supported Multiple comparisons trace and record the first step you can explain without help.</w:t>
+      </w:r>
+    </w:p>
+    <w:p>
+      <w:pPr>
+        <w:spacing w:line="336" w:lineRule="auto" w:after="180"/>
+      </w:pPr>
+      <w:r>
+        <w:rPr>
+          <w:b w:val="0"/>
+        </w:rPr>
+        <w:t xml:space="preserve">Use W2: Trace the worked case for </w:t>
+      </w:r>
+      <w:r>
+        <w:rPr>
+          <w:b/>
+        </w:rPr>
+        <w:t>Multiple comparisons</w:t>
+      </w:r>
+      <w:r>
+        <w:rPr>
+          <w:b w:val="0"/>
+        </w:rPr>
+        <w:t>. Record the answer once; the lesson and workbook refer to the same attempt.</w:t>
       </w:r>
     </w:p>
     <w:tbl>
@@ -279,25 +331,49 @@
     </w:p>
     <w:p>
       <w:r>
-        <w:t>Use the worked case for Multiple comparisons. Proposed explanation: “The worked result establishes every future case”. Decide whether this explanation is supported. Point to the step or supplied fact that decides; explain your repair if needed.</w:t>
+        <w:t>Check the proposed Multiple comparisons explanation against the supplied facts before discussing it.</w:t>
       </w:r>
     </w:p>
     <w:p>
       <w:pPr>
-        <w:pStyle w:val="Heading3"/>
-      </w:pPr>
-      <w:r>
-        <w:t>My explanation before partner discussion</w:t>
+        <w:spacing w:line="336" w:lineRule="auto" w:after="180"/>
+      </w:pPr>
+      <w:r>
+        <w:rPr>
+          <w:b w:val="0"/>
+        </w:rPr>
+        <w:t xml:space="preserve">Use the worked case for </w:t>
+      </w:r>
+      <w:r>
+        <w:rPr>
+          <w:b/>
+        </w:rPr>
+        <w:t>Multiple comparisons</w:t>
+      </w:r>
+      <w:r>
+        <w:rPr>
+          <w:b w:val="0"/>
+        </w:rPr>
+        <w:t>. Proposed explanation: “The worked result establishes every future case”. Decide whether this explanation is supported.</w:t>
       </w:r>
     </w:p>
     <w:p>
-      <w:r>
-        <w:t>________________________________________________________________</w:t>
+      <w:pPr>
+        <w:spacing w:line="336" w:lineRule="auto" w:after="180"/>
+      </w:pPr>
+      <w:r>
+        <w:rPr>
+          <w:b w:val="0"/>
+        </w:rPr>
+        <w:t>Point to the step or supplied fact that decides; explain your repair if needed.</w:t>
       </w:r>
     </w:p>
     <w:p>
-      <w:r>
-        <w:t>________________________________________________________________</w:t>
+      <w:pPr>
+        <w:pStyle w:val="Heading3"/>
+      </w:pPr>
+      <w:r>
+        <w:t>My explanation before partner discussion</w:t>
       </w:r>
     </w:p>
     <w:p>
@@ -311,47 +387,53 @@
       </w:r>
     </w:p>
     <w:p>
-      <w:pPr>
-        <w:pStyle w:val="Heading1"/>
-      </w:pPr>
-      <w:r>
-        <w:t>04. Independent transfer case</w:t>
+      <w:r>
+        <w:t>________________________________________________________________</w:t>
       </w:r>
     </w:p>
     <w:p>
-      <w:pPr>
-        <w:pStyle w:val="Heading3"/>
-      </w:pPr>
-      <w:r>
-        <w:t>Independent case: Apply a new case independently</w:t>
+      <w:r>
+        <w:t>________________________________________________________________</w:t>
       </w:r>
     </w:p>
     <w:p>
-      <w:r>
-        <w:t>Four tests have p-values .01, .02, .2, .9. Compute threshold and decisions.</w:t>
+      <w:pPr>
+        <w:pStyle w:val="Heading1"/>
+      </w:pPr>
+      <w:r>
+        <w:t>04. Independent transfer case</w:t>
       </w:r>
     </w:p>
     <w:p>
-      <w:pPr>
-        <w:pStyle w:val="Heading3"/>
-      </w:pPr>
-      <w:r>
-        <w:t>My independent explanation, trace and limits</w:t>
+      <w:r>
+        <w:t>Write one first attempt at the reserved independent case before feedback. Repeated copies of that case refer to the same recorded attempt.</w:t>
       </w:r>
     </w:p>
     <w:p>
-      <w:r>
-        <w:t>________________________________________________________________</w:t>
+      <w:pPr>
+        <w:pStyle w:val="Heading3"/>
+      </w:pPr>
+      <w:r>
+        <w:t>Independent case: Apply a new case independently</w:t>
       </w:r>
     </w:p>
     <w:p>
-      <w:r>
-        <w:t>________________________________________________________________</w:t>
+      <w:pPr>
+        <w:spacing w:line="336" w:lineRule="auto" w:after="180"/>
+      </w:pPr>
+      <w:r>
+        <w:rPr>
+          <w:b w:val="0"/>
+        </w:rPr>
+        <w:t>Four tests have p-values .01, .02, .2, .9. Compute threshold and decisions.</w:t>
       </w:r>
     </w:p>
     <w:p>
-      <w:r>
-        <w:t>________________________________________________________________</w:t>
+      <w:pPr>
+        <w:pStyle w:val="Heading3"/>
+      </w:pPr>
+      <w:r>
+        <w:t>My independent explanation, trace and limits</w:t>
       </w:r>
     </w:p>
     <w:p>
@@ -376,48 +458,96 @@
     </w:p>
     <w:p>
       <w:r>
-        <w:t>Attempt this case before feedback. Record any help. Earlier examples below are further practice; a case already practised with feedback cannot establish fresh transfer.</w:t>
+        <w:t>________________________________________________________________</w:t>
       </w:r>
     </w:p>
     <w:p>
-      <w:pPr>
-        <w:pStyle w:val="Heading1"/>
-      </w:pPr>
-      <w:r>
-        <w:t>05. W1 Explain the mechanism</w:t>
+      <w:r>
+        <w:t>________________________________________________________________</w:t>
       </w:r>
     </w:p>
     <w:p>
       <w:r>
-        <w:t>Explain the weekly mechanism in your own words. Use the worked scenario to name its input, decision rule and output.</w:t>
+        <w:t>________________________________________________________________</w:t>
       </w:r>
     </w:p>
     <w:p>
       <w:pPr>
-        <w:pStyle w:val="Heading3"/>
-      </w:pPr>
-      <w:r>
-        <w:t>My reasoning and evidence</w:t>
+        <w:spacing w:line="336" w:lineRule="auto" w:after="180"/>
+      </w:pPr>
+      <w:r>
+        <w:rPr>
+          <w:b w:val="0"/>
+        </w:rPr>
+        <w:t>Attempt this case before feedback. Record any help. Earlier examples below are further practice; a case already practised with feedback cannot establish fresh transfer.</w:t>
       </w:r>
     </w:p>
     <w:p>
-      <w:r>
-        <w:t>________________________________________________________________</w:t>
+      <w:pPr>
+        <w:pStyle w:val="Heading1"/>
+      </w:pPr>
+      <w:r>
+        <w:t>05. W1 Explain the mechanism</w:t>
       </w:r>
     </w:p>
     <w:p>
       <w:r>
-        <w:t>________________________________________________________________</w:t>
+        <w:t>Explain the mechanism. Apply the supplied Multiple comparisons facts and keep your reasoning.</w:t>
       </w:r>
     </w:p>
     <w:p>
-      <w:r>
-        <w:t>________________________________________________________________</w:t>
+      <w:pPr>
+        <w:spacing w:line="336" w:lineRule="auto" w:after="180"/>
+      </w:pPr>
+      <w:r>
+        <w:rPr>
+          <w:b w:val="0"/>
+        </w:rPr>
+        <w:t xml:space="preserve">Explain the weekly </w:t>
+      </w:r>
+      <w:r>
+        <w:rPr>
+          <w:b/>
+        </w:rPr>
+        <w:t>mechanism</w:t>
+      </w:r>
+      <w:r>
+        <w:rPr>
+          <w:b w:val="0"/>
+        </w:rPr>
+        <w:t xml:space="preserve"> in your own words. Use the worked scenario to name its </w:t>
+      </w:r>
+      <w:r>
+        <w:rPr>
+          <w:b/>
+        </w:rPr>
+        <w:t>input</w:t>
+      </w:r>
+      <w:r>
+        <w:rPr>
+          <w:b w:val="0"/>
+        </w:rPr>
+        <w:t xml:space="preserve">, decision rule and </w:t>
+      </w:r>
+      <w:r>
+        <w:rPr>
+          <w:b/>
+        </w:rPr>
+        <w:t>output</w:t>
+      </w:r>
+      <w:r>
+        <w:rPr>
+          <w:b w:val="0"/>
+        </w:rPr>
+        <w:t>.</w:t>
       </w:r>
     </w:p>
     <w:p>
-      <w:r>
-        <w:t>________________________________________________________________</w:t>
+      <w:pPr>
+        <w:pStyle w:val="Heading3"/>
+      </w:pPr>
+      <w:r>
+        <w:t>My reasoning and evidence</w:t>
       </w:r>
     </w:p>
     <w:p>
@@ -431,24 +561,18 @@
       </w:r>
     </w:p>
     <w:p>
-      <w:pPr>
-        <w:pStyle w:val="Heading1"/>
-      </w:pPr>
-      <w:r>
-        <w:t>06. W2 Trace the worked case</w:t>
+      <w:r>
+        <w:t>________________________________________________________________</w:t>
       </w:r>
     </w:p>
     <w:p>
       <w:r>
-        <w:t>Five tests have p-values .009, .012, .3, .4, .8. Show the intermediate steps and give the conclusion with its scope.</w:t>
+        <w:t>________________________________________________________________</w:t>
       </w:r>
     </w:p>
     <w:p>
-      <w:pPr>
-        <w:pStyle w:val="Heading3"/>
-      </w:pPr>
-      <w:r>
-        <w:t>My reasoning and evidence</w:t>
+      <w:r>
+        <w:t>________________________________________________________________</w:t>
       </w:r>
     </w:p>
     <w:p>
@@ -457,23 +581,35 @@
       </w:r>
     </w:p>
     <w:p>
-      <w:r>
-        <w:t>________________________________________________________________</w:t>
+      <w:pPr>
+        <w:pStyle w:val="Heading1"/>
+      </w:pPr>
+      <w:r>
+        <w:t>06. W2 Trace the worked case</w:t>
       </w:r>
     </w:p>
     <w:p>
       <w:r>
-        <w:t>________________________________________________________________</w:t>
+        <w:t>Trace the worked case. Apply the supplied Multiple comparisons facts and keep your reasoning.</w:t>
       </w:r>
     </w:p>
     <w:p>
-      <w:r>
-        <w:t>________________________________________________________________</w:t>
+      <w:pPr>
+        <w:spacing w:line="336" w:lineRule="auto" w:after="180"/>
+      </w:pPr>
+      <w:r>
+        <w:rPr>
+          <w:b w:val="0"/>
+        </w:rPr>
+        <w:t>Five tests have p-values .009, .012, .3, .4, .8. Show the intermediate steps and give the conclusion with its scope.</w:t>
       </w:r>
     </w:p>
     <w:p>
-      <w:r>
-        <w:t>________________________________________________________________</w:t>
+      <w:pPr>
+        <w:pStyle w:val="Heading3"/>
+      </w:pPr>
+      <w:r>
+        <w:t>My reasoning and evidence</w:t>
       </w:r>
     </w:p>
     <w:p>
@@ -487,24 +623,18 @@
       </w:r>
     </w:p>
     <w:p>
-      <w:pPr>
-        <w:pStyle w:val="Heading1"/>
-      </w:pPr>
-      <w:r>
-        <w:t>07. W3 Audit the limit</w:t>
+      <w:r>
+        <w:t>________________________________________________________________</w:t>
       </w:r>
     </w:p>
     <w:p>
       <w:r>
-        <w:t>A report omits this qualification: Adjustment cannot repair invalid tests, post-hoc outcome selection or unreported analyses. Explain how omitting it could change a reader's interpretation, and write an accurate replacement.</w:t>
+        <w:t>________________________________________________________________</w:t>
       </w:r>
     </w:p>
     <w:p>
-      <w:pPr>
-        <w:pStyle w:val="Heading3"/>
-      </w:pPr>
-      <w:r>
-        <w:t>My reasoning and evidence</w:t>
+      <w:r>
+        <w:t>________________________________________________________________</w:t>
       </w:r>
     </w:p>
     <w:p>
@@ -518,44 +648,50 @@
       </w:r>
     </w:p>
     <w:p>
-      <w:r>
-        <w:t>________________________________________________________________</w:t>
+      <w:pPr>
+        <w:pStyle w:val="Heading1"/>
+      </w:pPr>
+      <w:r>
+        <w:t>07. W3 Audit the limit</w:t>
       </w:r>
     </w:p>
     <w:p>
       <w:r>
-        <w:t>________________________________________________________________</w:t>
+        <w:t>Audit the limit. Apply the supplied Multiple comparisons facts and keep your reasoning.</w:t>
       </w:r>
     </w:p>
     <w:p>
-      <w:r>
-        <w:t>________________________________________________________________</w:t>
+      <w:pPr>
+        <w:spacing w:line="336" w:lineRule="auto" w:after="180"/>
+      </w:pPr>
+      <w:r>
+        <w:rPr>
+          <w:b w:val="0"/>
+        </w:rPr>
+        <w:t>A report omits this qualification: Adjustment cannot repair invalid tests, post-hoc outcome selection or unreported analyses. Explain how omitting it could change a reader's interpretation, and write an accurate replacement.</w:t>
       </w:r>
     </w:p>
     <w:p>
-      <w:r>
-        <w:t>________________________________________________________________</w:t>
+      <w:pPr>
+        <w:pStyle w:val="Heading3"/>
+      </w:pPr>
+      <w:r>
+        <w:t>My reasoning and evidence</w:t>
       </w:r>
     </w:p>
     <w:p>
-      <w:pPr>
-        <w:pStyle w:val="Heading1"/>
-      </w:pPr>
-      <w:r>
-        <w:t>08. W4 Apply a new case independently</w:t>
+      <w:r>
+        <w:t>________________________________________________________________</w:t>
       </w:r>
     </w:p>
     <w:p>
       <w:r>
-        <w:t>Four tests have p-values .01, .02, .2, .9. Compute threshold and decisions.</w:t>
+        <w:t>________________________________________________________________</w:t>
       </w:r>
     </w:p>
     <w:p>
-      <w:pPr>
-        <w:pStyle w:val="Heading3"/>
-      </w:pPr>
-      <w:r>
-        <w:t>My reasoning and evidence</w:t>
+      <w:r>
+        <w:t>________________________________________________________________</w:t>
       </w:r>
     </w:p>
     <w:p>
@@ -574,23 +710,35 @@
       </w:r>
     </w:p>
     <w:p>
-      <w:r>
-        <w:t>________________________________________________________________</w:t>
+      <w:pPr>
+        <w:pStyle w:val="Heading1"/>
+      </w:pPr>
+      <w:r>
+        <w:t>08. W4 Apply a new case independently</w:t>
       </w:r>
     </w:p>
     <w:p>
       <w:r>
-        <w:t>________________________________________________________________</w:t>
+        <w:t>Attempt before feedback. If this repeats the selected independent case, reuse that first attempt; otherwise keep a separate record. Apply a new case independently. Apply the supplied Multiple comparisons facts and keep your reasoning.</w:t>
       </w:r>
     </w:p>
     <w:p>
-      <w:r>
-        <w:t>________________________________________________________________</w:t>
+      <w:pPr>
+        <w:spacing w:line="336" w:lineRule="auto" w:after="180"/>
+      </w:pPr>
+      <w:r>
+        <w:rPr>
+          <w:b w:val="0"/>
+        </w:rPr>
+        <w:t>Four tests have p-values .01, .02, .2, .9. Compute threshold and decisions.</w:t>
       </w:r>
     </w:p>
     <w:p>
-      <w:r>
-        <w:t>________________________________________________________________</w:t>
+      <w:pPr>
+        <w:pStyle w:val="Heading3"/>
+      </w:pPr>
+      <w:r>
+        <w:t>My reasoning and evidence</w:t>
       </w:r>
     </w:p>
     <w:p>
@@ -599,24 +747,18 @@
       </w:r>
     </w:p>
     <w:p>
-      <w:pPr>
-        <w:pStyle w:val="Heading1"/>
-      </w:pPr>
-      <w:r>
-        <w:t>09. W5 Design a revealing follow-up</w:t>
+      <w:r>
+        <w:t>________________________________________________________________</w:t>
       </w:r>
     </w:p>
     <w:p>
       <w:r>
-        <w:t>For the worked scenario, propose one additional case that could reveal a failure, describe its expected outcome before running it, and explain what would need to remain fixed for a fair comparison. Do not reuse W4 as a new final test after receiving feedback.</w:t>
+        <w:t>________________________________________________________________</w:t>
       </w:r>
     </w:p>
     <w:p>
-      <w:pPr>
-        <w:pStyle w:val="Heading3"/>
-      </w:pPr>
-      <w:r>
-        <w:t>My reasoning and evidence</w:t>
+      <w:r>
+        <w:t>________________________________________________________________</w:t>
       </w:r>
     </w:p>
     <w:p>
@@ -640,39 +782,51 @@
       </w:r>
     </w:p>
     <w:p>
-      <w:r>
-        <w:t>________________________________________________________________</w:t>
+      <w:pPr>
+        <w:pStyle w:val="Heading1"/>
+      </w:pPr>
+      <w:r>
+        <w:t>09. W5 Design a revealing follow-up</w:t>
       </w:r>
     </w:p>
     <w:p>
       <w:r>
-        <w:t>________________________________________________________________</w:t>
+        <w:t>Design a revealing follow-up. Apply the supplied Multiple comparisons facts and keep your reasoning.</w:t>
       </w:r>
     </w:p>
     <w:p>
-      <w:r>
-        <w:t>________________________________________________________________</w:t>
+      <w:pPr>
+        <w:spacing w:line="336" w:lineRule="auto" w:after="180"/>
+      </w:pPr>
+      <w:r>
+        <w:rPr>
+          <w:b w:val="0"/>
+        </w:rPr>
+        <w:t>For the worked scenario, propose one additional case that could reveal a failure, describe its expected outcome before running it, and explain what would need to remain fixed for a fair comparison.</w:t>
       </w:r>
     </w:p>
     <w:p>
       <w:pPr>
-        <w:pStyle w:val="Heading1"/>
-      </w:pPr>
-      <w:r>
-        <w:t>10. Project checkpoint and reflection</w:t>
+        <w:spacing w:line="336" w:lineRule="auto" w:after="180"/>
+      </w:pPr>
+      <w:r>
+        <w:rPr>
+          <w:b w:val="0"/>
+        </w:rPr>
+        <w:t>Do not reuse W4 as a new final test after receiving feedback.</w:t>
       </w:r>
     </w:p>
     <w:p>
-      <w:r>
-        <w:t>Add a labelled multiple comparisons evidence sheet to Reproducible AI Research Study. Show how you can explain the mechanism and terminology of multiple comparisons. Use the supplied fictional case and keep its inputs, intermediate steps, calculation or prediction, and limitation. Connect this record to last week’s record; a matching answer without a trace is insufficient.</w:t>
+      <w:pPr>
+        <w:pStyle w:val="Heading3"/>
+      </w:pPr>
+      <w:r>
+        <w:t>My reasoning and evidence</w:t>
       </w:r>
     </w:p>
     <w:p>
-      <w:pPr>
-        <w:pStyle w:val="Heading3"/>
-      </w:pPr>
-      <w:r>
-        <w:t>My project change, supporting evidence and remaining limit</w:t>
+      <w:r>
+        <w:t>________________________________________________________________</w:t>
       </w:r>
     </w:p>
     <w:p>
@@ -710,7 +864,157 @@
         <w:pStyle w:val="Heading1"/>
       </w:pPr>
       <w:r>
+        <w:t>10. Project checkpoint and reflection</w:t>
+      </w:r>
+    </w:p>
+    <w:p>
+      <w:r>
+        <w:t>Connect Multiple comparisons to Reproducible AI Research Study, identify a limit and choose the next useful test.</w:t>
+      </w:r>
+    </w:p>
+    <w:p>
+      <w:pPr>
+        <w:spacing w:line="336" w:lineRule="auto" w:after="180"/>
+      </w:pPr>
+      <w:r>
+        <w:rPr>
+          <w:b w:val="0"/>
+        </w:rPr>
+        <w:t xml:space="preserve">Add a labelled </w:t>
+      </w:r>
+      <w:r>
+        <w:rPr>
+          <w:b/>
+        </w:rPr>
+        <w:t>multiple comparisons</w:t>
+      </w:r>
+      <w:r>
+        <w:rPr>
+          <w:b w:val="0"/>
+        </w:rPr>
+        <w:t xml:space="preserve"> </w:t>
+      </w:r>
+      <w:r>
+        <w:rPr>
+          <w:b/>
+        </w:rPr>
+        <w:t>evidence</w:t>
+      </w:r>
+      <w:r>
+        <w:rPr>
+          <w:b w:val="0"/>
+        </w:rPr>
+        <w:t xml:space="preserve"> sheet to Reproducible AI Research Study. Show how you can explain the </w:t>
+      </w:r>
+      <w:r>
+        <w:rPr>
+          <w:b/>
+        </w:rPr>
+        <w:t>mechanism</w:t>
+      </w:r>
+      <w:r>
+        <w:rPr>
+          <w:b w:val="0"/>
+        </w:rPr>
+        <w:t xml:space="preserve"> and terminology of </w:t>
+      </w:r>
+      <w:r>
+        <w:rPr>
+          <w:b/>
+        </w:rPr>
+        <w:t>multiple comparisons</w:t>
+      </w:r>
+      <w:r>
+        <w:rPr>
+          <w:b w:val="0"/>
+        </w:rPr>
+        <w:t>.</w:t>
+      </w:r>
+    </w:p>
+    <w:p>
+      <w:pPr>
+        <w:spacing w:line="336" w:lineRule="auto" w:after="180"/>
+      </w:pPr>
+      <w:r>
+        <w:rPr>
+          <w:b w:val="0"/>
+        </w:rPr>
+        <w:t xml:space="preserve">Use the supplied fictional case and keep its </w:t>
+      </w:r>
+      <w:r>
+        <w:rPr>
+          <w:b/>
+        </w:rPr>
+        <w:t>input</w:t>
+      </w:r>
+      <w:r>
+        <w:rPr>
+          <w:b w:val="0"/>
+        </w:rPr>
+        <w:t xml:space="preserve">s, intermediate steps, calculation or </w:t>
+      </w:r>
+      <w:r>
+        <w:rPr>
+          <w:b/>
+        </w:rPr>
+        <w:t>prediction</w:t>
+      </w:r>
+      <w:r>
+        <w:rPr>
+          <w:b w:val="0"/>
+        </w:rPr>
+        <w:t>, and limitation. Connect this record to last week’s record; a matching answer without a trace is insufficient.</w:t>
+      </w:r>
+    </w:p>
+    <w:p>
+      <w:pPr>
+        <w:pStyle w:val="Heading3"/>
+      </w:pPr>
+      <w:r>
+        <w:t>My project change, supporting evidence and remaining limit</w:t>
+      </w:r>
+    </w:p>
+    <w:p>
+      <w:r>
+        <w:t>________________________________________________________________</w:t>
+      </w:r>
+    </w:p>
+    <w:p>
+      <w:r>
+        <w:t>________________________________________________________________</w:t>
+      </w:r>
+    </w:p>
+    <w:p>
+      <w:r>
+        <w:t>________________________________________________________________</w:t>
+      </w:r>
+    </w:p>
+    <w:p>
+      <w:r>
+        <w:t>________________________________________________________________</w:t>
+      </w:r>
+    </w:p>
+    <w:p>
+      <w:r>
+        <w:t>________________________________________________________________</w:t>
+      </w:r>
+    </w:p>
+    <w:p>
+      <w:r>
+        <w:t>________________________________________________________________</w:t>
+      </w:r>
+    </w:p>
+    <w:p>
+      <w:pPr>
+        <w:pStyle w:val="Heading1"/>
+      </w:pPr>
+      <w:r>
         <w:t>11. Feedback, return check and learning record</w:t>
+      </w:r>
+    </w:p>
+    <w:p>
+      <w:r>
+        <w:t>Record the first repaired step and a different case to revisit after a delay.</w:t>
       </w:r>
     </w:p>
     <w:tbl>
@@ -850,7 +1154,13 @@
       </w:tr>
     </w:tbl>
     <w:p>
-      <w:r>
+      <w:pPr>
+        <w:spacing w:line="336" w:lineRule="auto" w:after="180"/>
+      </w:pPr>
+      <w:r>
+        <w:rPr>
+          <w:b w:val="0"/>
+        </w:rPr>
         <w:t>Revisit this idea with your teacher after a delay. Familiarity is different from explaining and using it on a changed case.</w:t>
       </w:r>
     </w:p>
@@ -864,11 +1174,28 @@
     </w:p>
     <w:p>
       <w:r>
-        <w:t>Six declared prompt comparisons. A team performs six valid hypothesis tests and applies a predeclared Bonferroni familywise threshold.</w:t>
+        <w:t>Six declared prompt comparisons. A team performs six valid hypothesis tests and applies a predeclared Bonferroni familywise threshold. Explain the labelled step before checking the changed condition.</w:t>
       </w:r>
     </w:p>
     <w:p>
-      <w:r>
+      <w:pPr>
+        <w:spacing w:line="336" w:lineRule="auto" w:after="180"/>
+      </w:pPr>
+      <w:r>
+        <w:rPr>
+          <w:b w:val="0"/>
+        </w:rPr>
+        <w:t>Six declared prompt comparisons. A team performs six valid hypothesis tests and applies a predeclared Bonferroni familywise threshold.</w:t>
+      </w:r>
+    </w:p>
+    <w:p>
+      <w:pPr>
+        <w:spacing w:line="336" w:lineRule="auto" w:after="180"/>
+      </w:pPr>
+      <w:r>
+        <w:rPr>
+          <w:b w:val="0"/>
+        </w:rPr>
         <w:t>Familywise alpha=0.05. Supplied unadjusted p-values are 0.004,0.012,0.02,0.08,0.4,0.9. These values are stipulated, not calculated from invented data.</w:t>
       </w:r>
     </w:p>
@@ -945,7 +1272,14 @@
       </w:r>
     </w:p>
     <w:p>
-      <w:r>
+      <w:pPr>
+        <w:spacing w:line="336" w:lineRule="auto" w:after="180"/>
+        <w:shd w:fill="F5F1FB"/>
+      </w:pPr>
+      <w:r>
+        <w:rPr>
+          <w:b w:val="0"/>
+        </w:rPr>
         <w:t>Calculate the six-test cutoff and identify which supplied p-values reject. Why must the team count every planned comparison rather than report only its smallest p-value?</w:t>
       </w:r>
     </w:p>
@@ -988,35 +1322,102 @@
       </w:r>
     </w:p>
     <w:p>
-      <w:r>
-        <w:t>Support used: alone / hint / worked example. This record is practice evidence.</w:t>
+      <w:pPr>
+        <w:pStyle w:val="Heading3"/>
+      </w:pPr>
+      <w:r>
+        <w:t>Record the help used</w:t>
       </w:r>
     </w:p>
     <w:p>
-      <w:r>
-        <w:t>Project connection: For the Reproducible AI Research Study, retain an annotated worked trace and the changed-case reasoning. Connect the claim to its records, units and assumptions so another investigator can challenge or reproduce it.</w:t>
+      <w:pPr>
+        <w:spacing w:line="336" w:lineRule="auto" w:after="180"/>
+        <w:shd w:fill="F1F6F8"/>
+      </w:pPr>
+      <w:r>
+        <w:rPr>
+          <w:b w:val="0"/>
+        </w:rPr>
+        <w:t xml:space="preserve">Support used: alone / hint / worked example. This record is practice </w:t>
+      </w:r>
+      <w:r>
+        <w:rPr>
+          <w:b/>
+        </w:rPr>
+        <w:t>evidence</w:t>
+      </w:r>
+      <w:r>
+        <w:rPr>
+          <w:b w:val="0"/>
+        </w:rPr>
+        <w:t>.</w:t>
       </w:r>
     </w:p>
     <w:p>
       <w:pPr>
-        <w:pStyle w:val="Heading1"/>
-      </w:pPr>
-      <w:r>
-        <w:t>13. Project portfolio milestone</w:t>
+        <w:spacing w:line="336" w:lineRule="auto" w:after="180"/>
+      </w:pPr>
+      <w:r>
+        <w:rPr>
+          <w:b w:val="0"/>
+        </w:rPr>
+        <w:t>Project connection: For the Reproducible AI Research Study, retain an annotated worked trace and the changed-case reasoning.</w:t>
       </w:r>
     </w:p>
     <w:p>
-      <w:r>
-        <w:t>Project: Reproducible AI Research Study</w:t>
+      <w:pPr>
+        <w:spacing w:line="336" w:lineRule="auto" w:after="180"/>
+      </w:pPr>
+      <w:r>
+        <w:rPr>
+          <w:b w:val="0"/>
+        </w:rPr>
+        <w:t>Connect the claim to its records, units and assumptions so another investigator can challenge or reproduce it.</w:t>
       </w:r>
     </w:p>
     <w:p>
-      <w:r>
-        <w:t>Current milestone: Test changed cases. Keep normal, boundary and failure cases; compare expected and observed results.</w:t>
+      <w:pPr>
+        <w:pStyle w:val="Heading1"/>
+      </w:pPr>
+      <w:r>
+        <w:t>13. Project portfolio milestone</w:t>
       </w:r>
     </w:p>
     <w:p>
       <w:r>
+        <w:t>Keep this week’s input, deciding step, result and limit together in the Reproducible AI Research Study record.</w:t>
+      </w:r>
+    </w:p>
+    <w:p>
+      <w:pPr>
+        <w:spacing w:line="336" w:lineRule="auto" w:after="180"/>
+      </w:pPr>
+      <w:r>
+        <w:rPr>
+          <w:b w:val="0"/>
+        </w:rPr>
+        <w:t>Project: Reproducible AI Research Study</w:t>
+      </w:r>
+    </w:p>
+    <w:p>
+      <w:pPr>
+        <w:spacing w:line="336" w:lineRule="auto" w:after="180"/>
+      </w:pPr>
+      <w:r>
+        <w:rPr>
+          <w:b w:val="0"/>
+        </w:rPr>
+        <w:t>Current milestone: Test changed cases. Keep normal, boundary and failure cases; compare expected and observed results.</w:t>
+      </w:r>
+    </w:p>
+    <w:p>
+      <w:pPr>
+        <w:spacing w:line="336" w:lineRule="auto" w:after="180"/>
+      </w:pPr>
+      <w:r>
+        <w:rPr>
+          <w:b w:val="0"/>
+        </w:rPr>
         <w:t>For the Reproducible AI Research Study, retain an annotated worked trace and the changed-case reasoning. Connect the claim to its records, units and assumptions so another investigator can challenge or reproduce it.</w:t>
       </w:r>
     </w:p>
@@ -1179,53 +1580,92 @@
     </w:p>
     <w:p>
       <w:r>
-        <w:t>Use this supported practice once, in the browser or on paper. Keep the reserved independent assessment for a separate first attempt before teacher feedback.</w:t>
+        <w:t>Try the supported questions before comparing with hints and feedback. Record what you repaired and the evidence you retained.</w:t>
       </w:r>
     </w:p>
     <w:p>
-      <w:r>
-        <w:t>Six declared prompt comparisons. A team performs six valid hypothesis tests and applies a predeclared Bonferroni familywise threshold.</w:t>
+      <w:pPr>
+        <w:spacing w:line="336" w:lineRule="auto" w:after="180"/>
+      </w:pPr>
+      <w:r>
+        <w:rPr>
+          <w:b w:val="0"/>
+        </w:rPr>
+        <w:t>Use this supported practice once, in the browser or on paper. Keep the reserved independent assessment for a separate first attempt before teacher feedback.</w:t>
       </w:r>
     </w:p>
     <w:p>
       <w:pPr>
-        <w:pStyle w:val="Heading3"/>
-      </w:pPr>
-      <w:r>
-        <w:t>Practice 1: explain the deciding evidence</w:t>
+        <w:spacing w:line="336" w:lineRule="auto" w:after="180"/>
+      </w:pPr>
+      <w:r>
+        <w:rPr>
+          <w:b w:val="0"/>
+        </w:rPr>
+        <w:t>Six declared prompt comparisons. A team performs six valid hypothesis tests and applies a predeclared Bonferroni familywise threshold.</w:t>
       </w:r>
     </w:p>
     <w:p>
-      <w:r>
-        <w:t>Which labelled step matches this detail? Only 0.004 is below 0.00833; the other five do not reject under this rule.</w:t>
+      <w:pPr>
+        <w:pStyle w:val="Heading3"/>
+      </w:pPr>
+      <w:r>
+        <w:t>Practice 1: explain the deciding evidence</w:t>
       </w:r>
     </w:p>
     <w:p>
-      <w:r>
-        <w:t>1. Apply all six decisions</w:t>
+      <w:pPr>
+        <w:spacing w:line="336" w:lineRule="auto" w:after="180"/>
+      </w:pPr>
+      <w:r>
+        <w:rPr>
+          <w:b w:val="0"/>
+        </w:rPr>
+        <w:t>Which labelled step matches this detail? Only 0.004 is below 0.00833; the other five do not reject under this rule.</w:t>
       </w:r>
     </w:p>
     <w:p>
-      <w:r>
-        <w:t>2. Compute corrected threshold</w:t>
+      <w:pPr>
+        <w:spacing w:line="336" w:lineRule="auto" w:after="180"/>
+        <w:shd w:fill="F4F9FC"/>
+      </w:pPr>
+      <w:r>
+        <w:rPr>
+          <w:b w:val="0"/>
+        </w:rPr>
+        <w:t>1. Apply all six decisions</w:t>
       </w:r>
     </w:p>
     <w:p>
-      <w:r>
-        <w:t>3. Count the planned tests</w:t>
+      <w:pPr>
+        <w:spacing w:line="336" w:lineRule="auto" w:after="180"/>
+        <w:shd w:fill="F4F9FC"/>
+      </w:pPr>
+      <w:r>
+        <w:rPr>
+          <w:b w:val="0"/>
+        </w:rPr>
+        <w:t>2. Compute corrected threshold</w:t>
       </w:r>
     </w:p>
     <w:p>
       <w:pPr>
-        <w:pStyle w:val="Heading3"/>
-      </w:pPr>
-      <w:r>
-        <w:t>My selected conclusion, deciding fact and explanation</w:t>
+        <w:spacing w:line="336" w:lineRule="auto" w:after="180"/>
+        <w:shd w:fill="F4F9FC"/>
+      </w:pPr>
+      <w:r>
+        <w:rPr>
+          <w:b w:val="0"/>
+        </w:rPr>
+        <w:t>3. Count the planned tests</w:t>
       </w:r>
     </w:p>
     <w:p>
-      <w:r>
-        <w:t>________________________________________________________________</w:t>
+      <w:pPr>
+        <w:pStyle w:val="Heading3"/>
+      </w:pPr>
+      <w:r>
+        <w:t>My selected conclusion, deciding fact and explanation</w:t>
       </w:r>
     </w:p>
     <w:p>
@@ -1250,40 +1690,71 @@
     </w:p>
     <w:p>
       <w:r>
-        <w:t>Hint if needed: Read the steps in the pictorial case. Match the supplied detail to the stage that performs or records it.</w:t>
+        <w:t>________________________________________________________________</w:t>
       </w:r>
     </w:p>
     <w:p>
-      <w:r>
-        <w:t>After your attempt, compare with the supported explanation: Apply all six decisions Only 0.004 is below 0.00833; the other five do not reject under this rule. Searching many comparisons provides more chances for false positives. Bonferroni divides the error allowance across the declared family; valid individual p-values are required. A rejected null is not automatically a large or useful improvement.</w:t>
+      <w:pPr>
+        <w:pStyle w:val="Heading3"/>
+      </w:pPr>
+      <w:r>
+        <w:t>Hint · try first</w:t>
       </w:r>
     </w:p>
     <w:p>
       <w:pPr>
-        <w:pStyle w:val="Heading3"/>
-      </w:pPr>
-      <w:r>
-        <w:t>Practice 2: explain the deciding evidence</w:t>
+        <w:spacing w:line="336" w:lineRule="auto" w:after="180"/>
+        <w:shd w:fill="F1F6F8"/>
+      </w:pPr>
+      <w:r>
+        <w:rPr>
+          <w:b w:val="0"/>
+        </w:rPr>
+        <w:t>Hint if needed: Read the steps in the pictorial case. Match the supplied detail to the stage that performs or records it.</w:t>
       </w:r>
     </w:p>
     <w:p>
-      <w:r>
-        <w:t>Changed-case practice: The declared family has ten tests instead of six; keep the listed values unchanged. Which conclusion is supported by the supplied facts?</w:t>
+      <w:pPr>
+        <w:pStyle w:val="Heading3"/>
+      </w:pPr>
+      <w:r>
+        <w:t>Feedback · compare after trying</w:t>
       </w:r>
     </w:p>
     <w:p>
-      <w:r>
-        <w:t>1. This one example guarantees correct results for every future input.</w:t>
+      <w:pPr>
+        <w:spacing w:line="336" w:lineRule="auto" w:after="180"/>
+        <w:shd w:fill="F1F6FC"/>
+      </w:pPr>
+      <w:r>
+        <w:rPr>
+          <w:b w:val="0"/>
+        </w:rPr>
+        <w:t>After your attempt, compare with the supported explanation: Apply all six decisions Only 0.004 is below 0.00833; the other five do not reject under this rule.</w:t>
       </w:r>
     </w:p>
     <w:p>
-      <w:r>
-        <w:t>2. We can decide the result without examining the changed input or the procedure.</w:t>
+      <w:pPr>
+        <w:spacing w:line="336" w:lineRule="auto" w:after="180"/>
+        <w:shd w:fill="F1F6FC"/>
+      </w:pPr>
+      <w:r>
+        <w:rPr>
+          <w:b w:val="0"/>
+        </w:rPr>
+        <w:t>Searching many comparisons provides more chances for false positives. Bonferroni divides the error allowance across the declared family; valid individual p-values are required.</w:t>
       </w:r>
     </w:p>
     <w:p>
-      <w:r>
-        <w:t>3. The cutoff becomes 0.005, and only 0.004 among the listed values still rejects.</w:t>
+      <w:pPr>
+        <w:spacing w:line="336" w:lineRule="auto" w:after="180"/>
+        <w:shd w:fill="F1F6FC"/>
+      </w:pPr>
+      <w:r>
+        <w:rPr>
+          <w:b w:val="0"/>
+        </w:rPr>
+        <w:t>A rejected null is not automatically a large or useful improvement.</w:t>
       </w:r>
     </w:p>
     <w:p>
@@ -1291,65 +1762,120 @@
         <w:pStyle w:val="Heading3"/>
       </w:pPr>
       <w:r>
-        <w:t>My selected conclusion, deciding fact and explanation</w:t>
+        <w:t>Practice 2: explain the deciding evidence</w:t>
       </w:r>
     </w:p>
     <w:p>
-      <w:r>
-        <w:t>________________________________________________________________</w:t>
+      <w:pPr>
+        <w:pStyle w:val="Heading3"/>
+      </w:pPr>
+      <w:r>
+        <w:t>Changed case · predict first</w:t>
       </w:r>
     </w:p>
     <w:p>
-      <w:r>
-        <w:t>________________________________________________________________</w:t>
+      <w:pPr>
+        <w:spacing w:line="336" w:lineRule="auto" w:after="180"/>
+        <w:shd w:fill="F5F1FB"/>
+      </w:pPr>
+      <w:r>
+        <w:rPr>
+          <w:b w:val="0"/>
+        </w:rPr>
+        <w:t>Changed-case practice: The declared family has ten tests instead of six; keep the listed values unchanged. Which conclusion is supported by the supplied facts?</w:t>
       </w:r>
     </w:p>
     <w:p>
-      <w:r>
-        <w:t>________________________________________________________________</w:t>
+      <w:pPr>
+        <w:spacing w:line="336" w:lineRule="auto" w:after="180"/>
+        <w:shd w:fill="F4F9FC"/>
+      </w:pPr>
+      <w:r>
+        <w:rPr>
+          <w:b w:val="0"/>
+        </w:rPr>
+        <w:t xml:space="preserve">1. This one example guarantees correct results for every future </w:t>
+      </w:r>
+      <w:r>
+        <w:rPr>
+          <w:b/>
+        </w:rPr>
+        <w:t>input</w:t>
+      </w:r>
+      <w:r>
+        <w:rPr>
+          <w:b w:val="0"/>
+        </w:rPr>
+        <w:t>.</w:t>
       </w:r>
     </w:p>
     <w:p>
-      <w:r>
-        <w:t>________________________________________________________________</w:t>
+      <w:pPr>
+        <w:spacing w:line="336" w:lineRule="auto" w:after="180"/>
+        <w:shd w:fill="F4F9FC"/>
+      </w:pPr>
+      <w:r>
+        <w:rPr>
+          <w:b w:val="0"/>
+        </w:rPr>
+        <w:t xml:space="preserve">2. We can decide the result without examining the changed </w:t>
+      </w:r>
+      <w:r>
+        <w:rPr>
+          <w:b/>
+        </w:rPr>
+        <w:t>input</w:t>
+      </w:r>
+      <w:r>
+        <w:rPr>
+          <w:b w:val="0"/>
+        </w:rPr>
+        <w:t xml:space="preserve"> or the procedure.</w:t>
       </w:r>
     </w:p>
     <w:p>
-      <w:r>
-        <w:t>________________________________________________________________</w:t>
+      <w:pPr>
+        <w:spacing w:line="336" w:lineRule="auto" w:after="180"/>
+        <w:shd w:fill="F4F9FC"/>
+      </w:pPr>
+      <w:r>
+        <w:rPr>
+          <w:b w:val="0"/>
+        </w:rPr>
+        <w:t>3. The cutoff becomes 0.005, and only 0.004 among the listed values still rejects.</w:t>
       </w:r>
     </w:p>
     <w:p>
-      <w:r>
-        <w:t>Hint if needed: Use the changed condition and the deciding step in the pictorial trace. The answer must say what follows from those facts.</w:t>
+      <w:pPr>
+        <w:pStyle w:val="Heading3"/>
+      </w:pPr>
+      <w:r>
+        <w:t>My selected conclusion, deciding fact and explanation</w:t>
       </w:r>
     </w:p>
     <w:p>
       <w:r>
-        <w:t>After your attempt, compare with the supported explanation: The cutoff becomes 0.005, and only 0.004 among the listed values still rejects. The error allowance is divided among ten tests; all ten results must be reported, including the four not supplied here.</w:t>
+        <w:t>________________________________________________________________</w:t>
       </w:r>
     </w:p>
     <w:p>
-      <w:pPr>
-        <w:pStyle w:val="Heading3"/>
-      </w:pPr>
-      <w:r>
-        <w:t>Repair a missing building block</w:t>
+      <w:r>
+        <w:t>________________________________________________________________</w:t>
       </w:r>
     </w:p>
     <w:p>
       <w:r>
-        <w:t>Review Statistical tests and assumptions (ai-7/14). Goal: Explain the mechanism and terminology of statistical tests and assumptions. Short practice: Calculate each paired difference and the observed sum. Count null arrangements with absolute sum at least four, compute p, and explain the decision at threshold 0.05.. Return to this week and explain what you changed.</w:t>
+        <w:t>________________________________________________________________</w:t>
       </w:r>
     </w:p>
     <w:p>
       <w:r>
-        <w:t>Review Uncertainty intervals (ai-7/12). Goal: Explain the mechanism and terminology of uncertainty intervals. Short practice: Locate -0.8 and zero relative to the supplied interval [-1.4,-0.2]. Interpret the sign and confidence-method meaning, then describe what changes with interval [-1.4,0.3].. Return to this week and explain what you changed.</w:t>
+        <w:t>________________________________________________________________</w:t>
       </w:r>
     </w:p>
     <w:p>
       <w:r>
-        <w:t>Review Experimental units and independence (ai-7/9). Goal: Explain the mechanism and terminology of experimental units and independence. Short practice: Count independent plants and photo views. Construct the stated group-correct split, then explain why placing a P1 view in evaluation creates leakage for the new-plant goal.. Return to this week and explain what you changed.</w:t>
+        <w:t>________________________________________________________________</w:t>
       </w:r>
     </w:p>
     <w:p>
@@ -1357,12 +1883,19 @@
         <w:pStyle w:val="Heading3"/>
       </w:pPr>
       <w:r>
-        <w:t>Predict, run and debug</w:t>
+        <w:t>Hint · try first</w:t>
       </w:r>
     </w:p>
     <w:p>
-      <w:r>
-        <w:t>The browser lab lets you edit the supported Python examples already included in this lesson. Predict first, run, inspect the actual output or error, change one input, then run again. Keep code, predictions, actual results and a reasoned revision together. On paper, label your result as a trace rather than an execution.</w:t>
+      <w:pPr>
+        <w:spacing w:line="336" w:lineRule="auto" w:after="180"/>
+        <w:shd w:fill="F1F6F8"/>
+      </w:pPr>
+      <w:r>
+        <w:rPr>
+          <w:b w:val="0"/>
+        </w:rPr>
+        <w:t>Hint if needed: Use the changed condition and the deciding step in the pictorial trace. The answer must say what follows from those facts.</w:t>
       </w:r>
     </w:p>
     <w:p>
@@ -1370,25 +1903,958 @@
         <w:pStyle w:val="Heading3"/>
       </w:pPr>
       <w:r>
-        <w:t>Keep your completed work</w:t>
+        <w:t>Feedback · compare after trying</w:t>
       </w:r>
     </w:p>
     <w:p>
-      <w:r>
-        <w:t>Use Download completed work in the hosted lesson to export your answers, reflections, practice feedback and code-run evidence. Open the HTML copy to read or print it. Drafts stay in this browser when storage is available; clear drafts on a shared device.</w:t>
+      <w:pPr>
+        <w:spacing w:line="336" w:lineRule="auto" w:after="180"/>
+        <w:shd w:fill="F1F6FC"/>
+      </w:pPr>
+      <w:r>
+        <w:rPr>
+          <w:b w:val="0"/>
+        </w:rPr>
+        <w:t>After your attempt, compare with the supported explanation: The cutoff becomes 0.005, and only 0.004 among the listed values still rejects.</w:t>
       </w:r>
     </w:p>
     <w:p>
       <w:pPr>
-        <w:pStyle w:val="Heading3"/>
-      </w:pPr>
-      <w:r>
-        <w:t>What I repaired, the evidence I kept and the next test</w:t>
+        <w:spacing w:line="336" w:lineRule="auto" w:after="180"/>
+        <w:shd w:fill="F1F6FC"/>
+      </w:pPr>
+      <w:r>
+        <w:rPr>
+          <w:b w:val="0"/>
+        </w:rPr>
+        <w:t>The error allowance is divided among ten tests; all ten results must be reported, including the four not supplied here.</w:t>
       </w:r>
     </w:p>
     <w:p>
+      <w:pPr>
+        <w:pStyle w:val="Heading3"/>
+      </w:pPr>
+      <w:r>
+        <w:t>Repair a missing building block</w:t>
+      </w:r>
+    </w:p>
+    <w:p>
+      <w:pPr>
+        <w:spacing w:line="336" w:lineRule="auto" w:after="180"/>
+      </w:pPr>
+      <w:r>
+        <w:rPr>
+          <w:b w:val="0"/>
+        </w:rPr>
+        <w:t xml:space="preserve">Review Statistical tests and assumptions (ai-7/14). Goal: Explain the </w:t>
+      </w:r>
+      <w:r>
+        <w:rPr>
+          <w:b/>
+        </w:rPr>
+        <w:t>mechanism</w:t>
+      </w:r>
+      <w:r>
+        <w:rPr>
+          <w:b w:val="0"/>
+        </w:rPr>
+        <w:t xml:space="preserve"> and terminology of statistical tests and assumptions. Short practice: Calculate each paired difference and the observed sum.</w:t>
+      </w:r>
+    </w:p>
+    <w:p>
+      <w:pPr>
+        <w:spacing w:line="336" w:lineRule="auto" w:after="180"/>
+      </w:pPr>
+      <w:r>
+        <w:rPr>
+          <w:b w:val="0"/>
+        </w:rPr>
+        <w:t>Count null arrangements with absolute sum at least four, compute p, and explain the decision at threshold 0.05.. Return to this week and explain what you changed.</w:t>
+      </w:r>
+    </w:p>
+    <w:p>
+      <w:pPr>
+        <w:spacing w:line="336" w:lineRule="auto" w:after="180"/>
+      </w:pPr>
+      <w:r>
+        <w:rPr>
+          <w:b w:val="0"/>
+        </w:rPr>
+        <w:t xml:space="preserve">Review Uncertainty intervals (ai-7/12). Goal: Explain the </w:t>
+      </w:r>
+      <w:r>
+        <w:rPr>
+          <w:b/>
+        </w:rPr>
+        <w:t>mechanism</w:t>
+      </w:r>
+      <w:r>
+        <w:rPr>
+          <w:b w:val="0"/>
+        </w:rPr>
+        <w:t xml:space="preserve"> and terminology of uncertainty intervals. Short practice: Locate -0.8 and zero relative to the supplied interval [-1.4,-0.2].</w:t>
+      </w:r>
+    </w:p>
+    <w:p>
+      <w:pPr>
+        <w:spacing w:line="336" w:lineRule="auto" w:after="180"/>
+      </w:pPr>
+      <w:r>
+        <w:rPr>
+          <w:b w:val="0"/>
+        </w:rPr>
+        <w:t>Interpret the sign and confidence-method meaning, then describe what changes with interval [-1.4,0.3].. Return to this week and explain what you changed.</w:t>
+      </w:r>
+    </w:p>
+    <w:p>
+      <w:pPr>
+        <w:spacing w:line="336" w:lineRule="auto" w:after="180"/>
+      </w:pPr>
+      <w:r>
+        <w:rPr>
+          <w:b w:val="0"/>
+        </w:rPr>
+        <w:t xml:space="preserve">Review Experimental units and independence (ai-7/9). Goal: Explain the </w:t>
+      </w:r>
+      <w:r>
+        <w:rPr>
+          <w:b/>
+        </w:rPr>
+        <w:t>mechanism</w:t>
+      </w:r>
+      <w:r>
+        <w:rPr>
+          <w:b w:val="0"/>
+        </w:rPr>
+        <w:t xml:space="preserve"> and terminology of experimental units and independence. Short practice: Count independent plants and photo views.</w:t>
+      </w:r>
+    </w:p>
+    <w:p>
+      <w:pPr>
+        <w:spacing w:line="336" w:lineRule="auto" w:after="180"/>
+      </w:pPr>
+      <w:r>
+        <w:rPr>
+          <w:b w:val="0"/>
+        </w:rPr>
+        <w:t>Construct the stated group-correct split, then explain why placing a P1 view in evaluation creates leakage for the new-plant goal.. Return to this week and explain what you changed.</w:t>
+      </w:r>
+    </w:p>
+    <w:p>
+      <w:pPr>
+        <w:pStyle w:val="Heading3"/>
+      </w:pPr>
+      <w:r>
+        <w:t>Predict, run and debug</w:t>
+      </w:r>
+    </w:p>
+    <w:p>
+      <w:pPr>
+        <w:spacing w:line="336" w:lineRule="auto" w:after="180"/>
+      </w:pPr>
+      <w:r>
+        <w:rPr>
+          <w:b w:val="0"/>
+        </w:rPr>
+        <w:t xml:space="preserve">The browser lab lets you edit the supported Python examples already included in this lesson. Predict first, run, inspect the actual </w:t>
+      </w:r>
+      <w:r>
+        <w:rPr>
+          <w:b/>
+        </w:rPr>
+        <w:t>output</w:t>
+      </w:r>
+      <w:r>
+        <w:rPr>
+          <w:b w:val="0"/>
+        </w:rPr>
+        <w:t xml:space="preserve"> or error, change one </w:t>
+      </w:r>
+      <w:r>
+        <w:rPr>
+          <w:b/>
+        </w:rPr>
+        <w:t>input</w:t>
+      </w:r>
+      <w:r>
+        <w:rPr>
+          <w:b w:val="0"/>
+        </w:rPr>
+        <w:t>, then run again.</w:t>
+      </w:r>
+    </w:p>
+    <w:p>
+      <w:pPr>
+        <w:spacing w:line="336" w:lineRule="auto" w:after="180"/>
+      </w:pPr>
+      <w:r>
+        <w:rPr>
+          <w:b w:val="0"/>
+        </w:rPr>
+        <w:t xml:space="preserve">Keep code, </w:t>
+      </w:r>
+      <w:r>
+        <w:rPr>
+          <w:b/>
+        </w:rPr>
+        <w:t>prediction</w:t>
+      </w:r>
+      <w:r>
+        <w:rPr>
+          <w:b w:val="0"/>
+        </w:rPr>
+        <w:t>s, actual results and a reasoned revision together. On paper, label your result as a trace rather than an execution.</w:t>
+      </w:r>
+    </w:p>
+    <w:p>
+      <w:pPr>
+        <w:pStyle w:val="Heading3"/>
+      </w:pPr>
+      <w:r>
+        <w:t>Keep your completed work</w:t>
+      </w:r>
+    </w:p>
+    <w:p>
+      <w:pPr>
+        <w:spacing w:line="336" w:lineRule="auto" w:after="180"/>
+      </w:pPr>
+      <w:r>
+        <w:rPr>
+          <w:b w:val="0"/>
+        </w:rPr>
+        <w:t xml:space="preserve">Use Download completed work in the hosted lesson to export your answers, reflections, practice feedback and code-run </w:t>
+      </w:r>
+      <w:r>
+        <w:rPr>
+          <w:b/>
+        </w:rPr>
+        <w:t>evidence</w:t>
+      </w:r>
+      <w:r>
+        <w:rPr>
+          <w:b w:val="0"/>
+        </w:rPr>
+        <w:t>. Open the HTML copy to read or print it.</w:t>
+      </w:r>
+    </w:p>
+    <w:p>
+      <w:pPr>
+        <w:spacing w:line="336" w:lineRule="auto" w:after="180"/>
+      </w:pPr>
+      <w:r>
+        <w:rPr>
+          <w:b w:val="0"/>
+        </w:rPr>
+        <w:t>Drafts stay in this browser when storage is available; clear drafts on a shared device.</w:t>
+      </w:r>
+    </w:p>
+    <w:p>
+      <w:pPr>
+        <w:pStyle w:val="Heading3"/>
+      </w:pPr>
+      <w:r>
+        <w:t>What I repaired, the evidence I kept and the next test</w:t>
+      </w:r>
+    </w:p>
+    <w:p>
       <w:r>
         <w:t>________________________________________________________________</w:t>
+      </w:r>
+    </w:p>
+    <w:p>
+      <w:r>
+        <w:t>________________________________________________________________</w:t>
+      </w:r>
+    </w:p>
+    <w:p>
+      <w:r>
+        <w:t>________________________________________________________________</w:t>
+      </w:r>
+    </w:p>
+    <w:p>
+      <w:r>
+        <w:t>________________________________________________________________</w:t>
+      </w:r>
+    </w:p>
+    <w:p>
+      <w:r>
+        <w:t>________________________________________________________________</w:t>
+      </w:r>
+    </w:p>
+    <w:p>
+      <w:pPr>
+        <w:pStyle w:val="Heading1"/>
+      </w:pPr>
+      <w:r>
+        <w:t>15. Visual concept journey</w:t>
+      </w:r>
+    </w:p>
+    <w:p>
+      <w:r>
+        <w:t>Explain each Multiple comparisons picture from its labels, then record a relevant limit.</w:t>
+      </w:r>
+    </w:p>
+    <w:p>
+      <w:pPr>
+        <w:pStyle w:val="Heading3"/>
+      </w:pPr>
+      <w:r>
+        <w:t>01. Multiple comparisons: the case</w:t>
+      </w:r>
+    </w:p>
+    <w:p>
+      <w:r>
+        <w:drawing>
+          <wp:inline xmlns:a="http://schemas.openxmlformats.org/drawingml/2006/main" xmlns:pic="http://schemas.openxmlformats.org/drawingml/2006/picture">
+            <wp:extent cx="5486400" cy="2834640"/>
+            <wp:docPr id="3" name="Picture 3" descr="Six declared prompt comparisons. A team performs six valid hypothesis tests and applies a predeclared Bonferroni familywise threshold. Supplied facts: Familywise alpha=0.05. Supplied unadjusted p-values are 0.004,0.012,0.02,0.08,0.4,0.9. These values are stipulated, not calculated from invented data."/>
+            <wp:cNvGraphicFramePr>
+              <a:graphicFrameLocks noChangeAspect="1"/>
+            </wp:cNvGraphicFramePr>
+            <a:graphic>
+              <a:graphicData uri="http://schemas.openxmlformats.org/drawingml/2006/picture">
+                <pic:pic>
+                  <pic:nvPicPr>
+                    <pic:cNvPr id="0" name="academy-story-ai-7-15-01.png"/>
+                    <pic:cNvPicPr/>
+                  </pic:nvPicPr>
+                  <pic:blipFill>
+                    <a:blip r:embed="rId11"/>
+                    <a:stretch>
+                      <a:fillRect/>
+                    </a:stretch>
+                  </pic:blipFill>
+                  <pic:spPr>
+                    <a:xfrm>
+                      <a:off x="0" y="0"/>
+                      <a:ext cx="5486400" cy="2834640"/>
+                    </a:xfrm>
+                    <a:prstGeom prst="rect"/>
+                  </pic:spPr>
+                </pic:pic>
+              </a:graphicData>
+            </a:graphic>
+          </wp:inline>
+        </w:drawing>
+      </w:r>
+    </w:p>
+    <w:p>
+      <w:pPr>
+        <w:spacing w:line="336" w:lineRule="auto" w:after="180"/>
+      </w:pPr>
+      <w:r>
+        <w:rPr>
+          <w:b w:val="0"/>
+        </w:rPr>
+        <w:t>Six declared prompt comparisons. A team performs six valid hypothesis tests and applies a predeclared Bonferroni familywise threshold. Supplied facts: Familywise alpha=0.05.</w:t>
+      </w:r>
+    </w:p>
+    <w:p>
+      <w:pPr>
+        <w:spacing w:line="336" w:lineRule="auto" w:after="180"/>
+      </w:pPr>
+      <w:r>
+        <w:rPr>
+          <w:b w:val="0"/>
+        </w:rPr>
+        <w:t>Supplied unadjusted p-values are 0.004,0.012,0.02,0.08,0.4,0.9. These values are stipulated, not calculated from invented data.</w:t>
+      </w:r>
+    </w:p>
+    <w:p>
+      <w:pPr>
+        <w:spacing w:line="336" w:lineRule="auto" w:after="180"/>
+        <w:shd w:fill="F5F1FB"/>
+      </w:pPr>
+      <w:r>
+        <w:rPr>
+          <w:b w:val="0"/>
+        </w:rPr>
+        <w:t>Point to the given fact that matters most. Explain why it matters.</w:t>
+      </w:r>
+    </w:p>
+    <w:p>
+      <w:pPr>
+        <w:pStyle w:val="Heading3"/>
+      </w:pPr>
+      <w:r>
+        <w:t>My picture explanation, deciding evidence and one limit</w:t>
+      </w:r>
+    </w:p>
+    <w:p>
+      <w:r>
+        <w:t>________________________________________________________________</w:t>
+      </w:r>
+    </w:p>
+    <w:p>
+      <w:r>
+        <w:t>________________________________________________________________</w:t>
+      </w:r>
+    </w:p>
+    <w:p>
+      <w:r>
+        <w:t>________________________________________________________________</w:t>
+      </w:r>
+    </w:p>
+    <w:p>
+      <w:r>
+        <w:t>________________________________________________________________</w:t>
+      </w:r>
+    </w:p>
+    <w:p>
+      <w:pPr>
+        <w:pStyle w:val="Heading3"/>
+      </w:pPr>
+      <w:r>
+        <w:t>02. Follow the deciding steps</w:t>
+      </w:r>
+    </w:p>
+    <w:p>
+      <w:r>
+        <w:drawing>
+          <wp:inline xmlns:a="http://schemas.openxmlformats.org/drawingml/2006/main" xmlns:pic="http://schemas.openxmlformats.org/drawingml/2006/picture">
+            <wp:extent cx="5486400" cy="3182112"/>
+            <wp:docPr id="4" name="Picture 4" descr="Count the planned tests: There are six tests in the declared family. → Compute corrected threshold: 0.05/6 is about 0.00833 for each test. → Apply all six decisions: Only 0.004 is below 0.00833; the other five do not reject under this rule."/>
+            <wp:cNvGraphicFramePr>
+              <a:graphicFrameLocks noChangeAspect="1"/>
+            </wp:cNvGraphicFramePr>
+            <a:graphic>
+              <a:graphicData uri="http://schemas.openxmlformats.org/drawingml/2006/picture">
+                <pic:pic>
+                  <pic:nvPicPr>
+                    <pic:cNvPr id="0" name="academy-story-ai-7-15-02.png"/>
+                    <pic:cNvPicPr/>
+                  </pic:nvPicPr>
+                  <pic:blipFill>
+                    <a:blip r:embed="rId12"/>
+                    <a:stretch>
+                      <a:fillRect/>
+                    </a:stretch>
+                  </pic:blipFill>
+                  <pic:spPr>
+                    <a:xfrm>
+                      <a:off x="0" y="0"/>
+                      <a:ext cx="5486400" cy="3182112"/>
+                    </a:xfrm>
+                    <a:prstGeom prst="rect"/>
+                  </pic:spPr>
+                </pic:pic>
+              </a:graphicData>
+            </a:graphic>
+          </wp:inline>
+        </w:drawing>
+      </w:r>
+    </w:p>
+    <w:p>
+      <w:pPr>
+        <w:spacing w:line="336" w:lineRule="auto" w:after="180"/>
+      </w:pPr>
+      <w:r>
+        <w:rPr>
+          <w:b w:val="0"/>
+        </w:rPr>
+        <w:t>Count the planned tests: There are six tests in the declared family. → Compute corrected threshold: 0.05/6 is about 0.00833 for each test. → Apply all six decisions: Only 0.004 is below 0.00833; the other five do not reject under this rule.</w:t>
+      </w:r>
+    </w:p>
+    <w:p>
+      <w:pPr>
+        <w:spacing w:line="336" w:lineRule="auto" w:after="180"/>
+        <w:shd w:fill="F5F1FB"/>
+      </w:pPr>
+      <w:r>
+        <w:rPr>
+          <w:b w:val="0"/>
+        </w:rPr>
+        <w:t xml:space="preserve">Point to each numbered stage and explain which recorded </w:t>
+      </w:r>
+      <w:r>
+        <w:rPr>
+          <w:b/>
+        </w:rPr>
+        <w:t>input</w:t>
+      </w:r>
+      <w:r>
+        <w:rPr>
+          <w:b w:val="0"/>
+        </w:rPr>
+        <w:t xml:space="preserve"> it uses.</w:t>
+      </w:r>
+    </w:p>
+    <w:p>
+      <w:pPr>
+        <w:pStyle w:val="Heading3"/>
+      </w:pPr>
+      <w:r>
+        <w:t>My picture explanation, deciding evidence and one limit</w:t>
+      </w:r>
+    </w:p>
+    <w:p>
+      <w:r>
+        <w:t>________________________________________________________________</w:t>
+      </w:r>
+    </w:p>
+    <w:p>
+      <w:r>
+        <w:t>________________________________________________________________</w:t>
+      </w:r>
+    </w:p>
+    <w:p>
+      <w:r>
+        <w:t>________________________________________________________________</w:t>
+      </w:r>
+    </w:p>
+    <w:p>
+      <w:r>
+        <w:t>________________________________________________________________</w:t>
+      </w:r>
+    </w:p>
+    <w:p>
+      <w:pPr>
+        <w:pStyle w:val="Heading3"/>
+      </w:pPr>
+      <w:r>
+        <w:t>03. Supplied p-values and six-test decisions</w:t>
+      </w:r>
+    </w:p>
+    <w:p>
+      <w:r>
+        <w:drawing>
+          <wp:inline xmlns:a="http://schemas.openxmlformats.org/drawingml/2006/main" xmlns:pic="http://schemas.openxmlformats.org/drawingml/2006/picture">
+            <wp:extent cx="5486400" cy="3938016"/>
+            <wp:docPr id="5" name="Picture 5" descr="Supplied p-values and six-test decisions. Test 1: Supplied p = 0.004, At cutoff 0.00833 = Reject. Test 2: Supplied p = 0.012, At cutoff 0.00833 = Do not reject. Test 3: Supplied p = 0.02, At cutoff 0.00833 = Do not reject. Test 4: Supplied p = 0.08, At cutoff 0.00833 = Do not reject. Test 5: Supplied p = 0.4, At cutoff 0.00833 = Do not reject. Test 6: Supplied p = 0.9, At cutoff 0.00833 = Do not reject."/>
+            <wp:cNvGraphicFramePr>
+              <a:graphicFrameLocks noChangeAspect="1"/>
+            </wp:cNvGraphicFramePr>
+            <a:graphic>
+              <a:graphicData uri="http://schemas.openxmlformats.org/drawingml/2006/picture">
+                <pic:pic>
+                  <pic:nvPicPr>
+                    <pic:cNvPr id="0" name="academy-story-ai-7-15-03.png"/>
+                    <pic:cNvPicPr/>
+                  </pic:nvPicPr>
+                  <pic:blipFill>
+                    <a:blip r:embed="rId13"/>
+                    <a:stretch>
+                      <a:fillRect/>
+                    </a:stretch>
+                  </pic:blipFill>
+                  <pic:spPr>
+                    <a:xfrm>
+                      <a:off x="0" y="0"/>
+                      <a:ext cx="5486400" cy="3938016"/>
+                    </a:xfrm>
+                    <a:prstGeom prst="rect"/>
+                  </pic:spPr>
+                </pic:pic>
+              </a:graphicData>
+            </a:graphic>
+          </wp:inline>
+        </w:drawing>
+      </w:r>
+    </w:p>
+    <w:p>
+      <w:pPr>
+        <w:spacing w:line="336" w:lineRule="auto" w:after="180"/>
+      </w:pPr>
+      <w:r>
+        <w:rPr>
+          <w:b w:val="0"/>
+        </w:rPr>
+        <w:t>Supplied p-values and six-test decisions. Test 1: Supplied p = 0.004, At cutoff 0.00833 = Reject. Test 2: Supplied p = 0.012, At cutoff 0.00833 = Do not reject. Test 3: Supplied p = 0.02, At cutoff 0.00833 = Do not reject.</w:t>
+      </w:r>
+    </w:p>
+    <w:p>
+      <w:pPr>
+        <w:spacing w:line="336" w:lineRule="auto" w:after="180"/>
+      </w:pPr>
+      <w:r>
+        <w:rPr>
+          <w:b w:val="0"/>
+        </w:rPr>
+        <w:t>Test 4: Supplied p = 0.08, At cutoff 0.00833 = Do not reject. Test 5: Supplied p = 0.4, At cutoff 0.00833 = Do not reject. Test 6: Supplied p = 0.9, At cutoff 0.00833 = Do not reject.</w:t>
+      </w:r>
+    </w:p>
+    <w:p>
+      <w:pPr>
+        <w:spacing w:line="336" w:lineRule="auto" w:after="180"/>
+        <w:shd w:fill="F5F1FB"/>
+      </w:pPr>
+      <w:r>
+        <w:rPr>
+          <w:b w:val="0"/>
+        </w:rPr>
+        <w:t>Read the labels and values. Explain the relationship the model shows.</w:t>
+      </w:r>
+    </w:p>
+    <w:p>
+      <w:pPr>
+        <w:pStyle w:val="Heading3"/>
+      </w:pPr>
+      <w:r>
+        <w:t>My picture explanation, deciding evidence and one limit</w:t>
+      </w:r>
+    </w:p>
+    <w:p>
+      <w:r>
+        <w:t>________________________________________________________________</w:t>
+      </w:r>
+    </w:p>
+    <w:p>
+      <w:r>
+        <w:t>________________________________________________________________</w:t>
+      </w:r>
+    </w:p>
+    <w:p>
+      <w:r>
+        <w:t>________________________________________________________________</w:t>
+      </w:r>
+    </w:p>
+    <w:p>
+      <w:r>
+        <w:t>________________________________________________________________</w:t>
+      </w:r>
+    </w:p>
+    <w:p>
+      <w:pPr>
+        <w:pStyle w:val="Heading3"/>
+      </w:pPr>
+      <w:r>
+        <w:t>04. Change one thing. Trace what follows.</w:t>
+      </w:r>
+    </w:p>
+    <w:p>
+      <w:r>
+        <w:drawing>
+          <wp:inline xmlns:a="http://schemas.openxmlformats.org/drawingml/2006/main" xmlns:pic="http://schemas.openxmlformats.org/drawingml/2006/picture">
+            <wp:extent cx="5486400" cy="3179064"/>
+            <wp:docPr id="6" name="Picture 6" descr="Original case: Only 0.004 is below 0.00833; the other five do not reject under this rule. Changed condition: The declared family has ten tests instead of six; keep the listed values unchanged. Expected result: The cutoff becomes 0.005, and only 0.004 among the listed values still rejects. Reason: The error allowance is divided among ten tests; all ten results must be reported, including the four not supplied here."/>
+            <wp:cNvGraphicFramePr>
+              <a:graphicFrameLocks noChangeAspect="1"/>
+            </wp:cNvGraphicFramePr>
+            <a:graphic>
+              <a:graphicData uri="http://schemas.openxmlformats.org/drawingml/2006/picture">
+                <pic:pic>
+                  <pic:nvPicPr>
+                    <pic:cNvPr id="0" name="academy-story-ai-7-15-04.png"/>
+                    <pic:cNvPicPr/>
+                  </pic:nvPicPr>
+                  <pic:blipFill>
+                    <a:blip r:embed="rId14"/>
+                    <a:stretch>
+                      <a:fillRect/>
+                    </a:stretch>
+                  </pic:blipFill>
+                  <pic:spPr>
+                    <a:xfrm>
+                      <a:off x="0" y="0"/>
+                      <a:ext cx="5486400" cy="3179064"/>
+                    </a:xfrm>
+                    <a:prstGeom prst="rect"/>
+                  </pic:spPr>
+                </pic:pic>
+              </a:graphicData>
+            </a:graphic>
+          </wp:inline>
+        </w:drawing>
+      </w:r>
+    </w:p>
+    <w:p>
+      <w:pPr>
+        <w:spacing w:line="336" w:lineRule="auto" w:after="180"/>
+      </w:pPr>
+      <w:r>
+        <w:rPr>
+          <w:b w:val="0"/>
+        </w:rPr>
+        <w:t>Original case: Only 0.004 is below 0.00833; the other five do not reject under this rule. Changed condition: The declared family has ten tests instead of six; keep the listed values unchanged.</w:t>
+      </w:r>
+    </w:p>
+    <w:p>
+      <w:pPr>
+        <w:spacing w:line="336" w:lineRule="auto" w:after="180"/>
+      </w:pPr>
+      <w:r>
+        <w:rPr>
+          <w:b w:val="0"/>
+        </w:rPr>
+        <w:t>Expected result: The cutoff becomes 0.005, and only 0.004 among the listed values still rejects. Reason: The error allowance is divided among ten tests; all ten results must be reported, including the four not supplied here.</w:t>
+      </w:r>
+    </w:p>
+    <w:p>
+      <w:pPr>
+        <w:spacing w:line="336" w:lineRule="auto" w:after="180"/>
+        <w:shd w:fill="F5F1FB"/>
+      </w:pPr>
+      <w:r>
+        <w:rPr>
+          <w:b w:val="0"/>
+        </w:rPr>
+        <w:t>Predict before checking the worked changed-case result. Name what changed and what the supplied facts allow you to conclude.</w:t>
+      </w:r>
+    </w:p>
+    <w:p>
+      <w:pPr>
+        <w:pStyle w:val="Heading3"/>
+      </w:pPr>
+      <w:r>
+        <w:t>My picture explanation, deciding evidence and one limit</w:t>
+      </w:r>
+    </w:p>
+    <w:p>
+      <w:r>
+        <w:t>________________________________________________________________</w:t>
+      </w:r>
+    </w:p>
+    <w:p>
+      <w:r>
+        <w:t>________________________________________________________________</w:t>
+      </w:r>
+    </w:p>
+    <w:p>
+      <w:r>
+        <w:t>________________________________________________________________</w:t>
+      </w:r>
+    </w:p>
+    <w:p>
+      <w:r>
+        <w:t>________________________________________________________________</w:t>
+      </w:r>
+    </w:p>
+    <w:p>
+      <w:pPr>
+        <w:pStyle w:val="Heading3"/>
+      </w:pPr>
+      <w:r>
+        <w:t>05. Connect the explanation to its limit</w:t>
+      </w:r>
+    </w:p>
+    <w:p>
+      <w:r>
+        <w:drawing>
+          <wp:inline xmlns:a="http://schemas.openxmlformats.org/drawingml/2006/main" xmlns:pic="http://schemas.openxmlformats.org/drawingml/2006/picture">
+            <wp:extent cx="5486400" cy="2834640"/>
+            <wp:docPr id="7" name="Picture 7" descr="Searching many comparisons provides more chances for false positives. Bonferroni divides the error allowance across the declared family; valid individual p-values are required. A rejected null is not automatically a large or useful improvement. Limit: No effect size or real data is supplied. Bonferroni can be conservative and cannot repair invalid p-values or undisclosed outcome-driven test selection."/>
+            <wp:cNvGraphicFramePr>
+              <a:graphicFrameLocks noChangeAspect="1"/>
+            </wp:cNvGraphicFramePr>
+            <a:graphic>
+              <a:graphicData uri="http://schemas.openxmlformats.org/drawingml/2006/picture">
+                <pic:pic>
+                  <pic:nvPicPr>
+                    <pic:cNvPr id="0" name="academy-story-ai-7-15-05.png"/>
+                    <pic:cNvPicPr/>
+                  </pic:nvPicPr>
+                  <pic:blipFill>
+                    <a:blip r:embed="rId15"/>
+                    <a:stretch>
+                      <a:fillRect/>
+                    </a:stretch>
+                  </pic:blipFill>
+                  <pic:spPr>
+                    <a:xfrm>
+                      <a:off x="0" y="0"/>
+                      <a:ext cx="5486400" cy="2834640"/>
+                    </a:xfrm>
+                    <a:prstGeom prst="rect"/>
+                  </pic:spPr>
+                </pic:pic>
+              </a:graphicData>
+            </a:graphic>
+          </wp:inline>
+        </w:drawing>
+      </w:r>
+    </w:p>
+    <w:p>
+      <w:pPr>
+        <w:spacing w:line="336" w:lineRule="auto" w:after="180"/>
+      </w:pPr>
+      <w:r>
+        <w:rPr>
+          <w:b w:val="0"/>
+        </w:rPr>
+        <w:t>Searching many comparisons provides more chances for false positives. Bonferroni divides the error allowance across the declared family; valid individual p-values are required.</w:t>
+      </w:r>
+    </w:p>
+    <w:p>
+      <w:pPr>
+        <w:spacing w:line="336" w:lineRule="auto" w:after="180"/>
+      </w:pPr>
+      <w:r>
+        <w:rPr>
+          <w:b w:val="0"/>
+        </w:rPr>
+        <w:t>A rejected null is not automatically a large or useful improvement. Limit: No effect size or real data is supplied.</w:t>
+      </w:r>
+    </w:p>
+    <w:p>
+      <w:pPr>
+        <w:spacing w:line="336" w:lineRule="auto" w:after="180"/>
+      </w:pPr>
+      <w:r>
+        <w:rPr>
+          <w:b w:val="0"/>
+        </w:rPr>
+        <w:t>Bonferroni can be conservative and cannot repair invalid p-values or undisclosed outcome-driven test selection.</w:t>
+      </w:r>
+    </w:p>
+    <w:p>
+      <w:pPr>
+        <w:spacing w:line="336" w:lineRule="auto" w:after="180"/>
+        <w:shd w:fill="F5F1FB"/>
+      </w:pPr>
+      <w:r>
+        <w:rPr>
+          <w:b w:val="0"/>
+        </w:rPr>
+        <w:t>Explain the case, then point to a limit on the claim.</w:t>
+      </w:r>
+    </w:p>
+    <w:p>
+      <w:pPr>
+        <w:pStyle w:val="Heading3"/>
+      </w:pPr>
+      <w:r>
+        <w:t>My picture explanation, deciding evidence and one limit</w:t>
+      </w:r>
+    </w:p>
+    <w:p>
+      <w:r>
+        <w:t>________________________________________________________________</w:t>
+      </w:r>
+    </w:p>
+    <w:p>
+      <w:r>
+        <w:t>________________________________________________________________</w:t>
+      </w:r>
+    </w:p>
+    <w:p>
+      <w:r>
+        <w:t>________________________________________________________________</w:t>
+      </w:r>
+    </w:p>
+    <w:p>
+      <w:r>
+        <w:t>________________________________________________________________</w:t>
+      </w:r>
+    </w:p>
+    <w:p>
+      <w:pPr>
+        <w:pStyle w:val="Heading3"/>
+      </w:pPr>
+      <w:r>
+        <w:t>06. Make the idea visible in your project</w:t>
+      </w:r>
+    </w:p>
+    <w:p>
+      <w:r>
+        <w:drawing>
+          <wp:inline xmlns:a="http://schemas.openxmlformats.org/drawingml/2006/main" xmlns:pic="http://schemas.openxmlformats.org/drawingml/2006/picture">
+            <wp:extent cx="5486400" cy="3681984"/>
+            <wp:docPr id="8" name="Picture 8" descr="For the Reproducible AI Research Study, retain an annotated worked trace and the changed-case reasoning. Connect the claim to its records, units and assumptions so another investigator can challenge or reproduce it. Draw your input, deciding step, result and limit. Supported question: Calculate the six-test cutoff and identify which supplied p-values reject. Why must the team count every planned comparison rather than report only its smallest p-value?"/>
+            <wp:cNvGraphicFramePr>
+              <a:graphicFrameLocks noChangeAspect="1"/>
+            </wp:cNvGraphicFramePr>
+            <a:graphic>
+              <a:graphicData uri="http://schemas.openxmlformats.org/drawingml/2006/picture">
+                <pic:pic>
+                  <pic:nvPicPr>
+                    <pic:cNvPr id="0" name="academy-story-ai-7-15-06.png"/>
+                    <pic:cNvPicPr/>
+                  </pic:nvPicPr>
+                  <pic:blipFill>
+                    <a:blip r:embed="rId16"/>
+                    <a:stretch>
+                      <a:fillRect/>
+                    </a:stretch>
+                  </pic:blipFill>
+                  <pic:spPr>
+                    <a:xfrm>
+                      <a:off x="0" y="0"/>
+                      <a:ext cx="5486400" cy="3681984"/>
+                    </a:xfrm>
+                    <a:prstGeom prst="rect"/>
+                  </pic:spPr>
+                </pic:pic>
+              </a:graphicData>
+            </a:graphic>
+          </wp:inline>
+        </w:drawing>
+      </w:r>
+    </w:p>
+    <w:p>
+      <w:pPr>
+        <w:spacing w:line="336" w:lineRule="auto" w:after="180"/>
+      </w:pPr>
+      <w:r>
+        <w:rPr>
+          <w:b w:val="0"/>
+        </w:rPr>
+        <w:t>For the Reproducible AI Research Study, retain an annotated worked trace and the changed-case reasoning. Connect the claim to its records, units and assumptions so another investigator can challenge or reproduce it.</w:t>
+      </w:r>
+    </w:p>
+    <w:p>
+      <w:pPr>
+        <w:spacing w:line="336" w:lineRule="auto" w:after="180"/>
+      </w:pPr>
+      <w:r>
+        <w:rPr>
+          <w:b w:val="0"/>
+        </w:rPr>
+        <w:t xml:space="preserve">Draw your </w:t>
+      </w:r>
+      <w:r>
+        <w:rPr>
+          <w:b/>
+        </w:rPr>
+        <w:t>input</w:t>
+      </w:r>
+      <w:r>
+        <w:rPr>
+          <w:b w:val="0"/>
+        </w:rPr>
+        <w:t>, deciding step, result and limit. Supported question: Calculate the six-test cutoff and identify which supplied p-values reject.</w:t>
+      </w:r>
+    </w:p>
+    <w:p>
+      <w:pPr>
+        <w:spacing w:line="336" w:lineRule="auto" w:after="180"/>
+      </w:pPr>
+      <w:r>
+        <w:rPr>
+          <w:b w:val="0"/>
+        </w:rPr>
+        <w:t>Why must the team count every planned comparison rather than report only its smallest p-value?</w:t>
+      </w:r>
+    </w:p>
+    <w:p>
+      <w:pPr>
+        <w:spacing w:line="336" w:lineRule="auto" w:after="180"/>
+        <w:shd w:fill="F5F1FB"/>
+      </w:pPr>
+      <w:r>
+        <w:rPr>
+          <w:b w:val="0"/>
+        </w:rPr>
+        <w:t xml:space="preserve">Draw your project trace and justify the deciding step using </w:t>
+      </w:r>
+      <w:r>
+        <w:rPr>
+          <w:b/>
+        </w:rPr>
+        <w:t>evidence</w:t>
+      </w:r>
+      <w:r>
+        <w:rPr>
+          <w:b w:val="0"/>
+        </w:rPr>
+        <w:t>.</w:t>
+      </w:r>
+    </w:p>
+    <w:p>
+      <w:pPr>
+        <w:pStyle w:val="Heading3"/>
+      </w:pPr>
+      <w:r>
+        <w:t>My picture explanation, deciding evidence and one limit</w:t>
       </w:r>
     </w:p>
     <w:p>

--- a/downloads/workbook/ai-7-week-15.docx
+++ b/downloads/workbook/ai-7-week-15.docx
@@ -425,7 +425,7 @@
         <w:rPr>
           <w:b w:val="0"/>
         </w:rPr>
-        <w:t>Four tests have p-values .01, .02, .2, .9. Compute threshold and decisions.</w:t>
+        <w:t>Four valid tests form one declared family with alpha 0.05. Their p-values are .01, .02, .2, .9. Use Bonferroni: divide family alpha by four and reject when p is at most that threshold. Compute the threshold and all four decisions.</w:t>
       </w:r>
     </w:p>
     <w:p>
@@ -601,7 +601,7 @@
         <w:rPr>
           <w:b w:val="0"/>
         </w:rPr>
-        <w:t>Five tests have p-values .009, .012, .3, .4, .8. Show the intermediate steps and give the conclusion with its scope.</w:t>
+        <w:t>Five valid tests form one declared family with alpha 0.05. Their p-values are .009, .012, .3, .4, .8. Use Bonferroni: compare each p-value with 0.05/5, including equality. Show the intermediate steps and give the conclusion with its scope.</w:t>
       </w:r>
     </w:p>
     <w:p>
@@ -730,7 +730,7 @@
         <w:rPr>
           <w:b w:val="0"/>
         </w:rPr>
-        <w:t>Four tests have p-values .01, .02, .2, .9. Compute threshold and decisions.</w:t>
+        <w:t>Four valid tests form one declared family with alpha 0.05. Their p-values are .01, .02, .2, .9. Use Bonferroni: divide family alpha by four and reject when p is at most that threshold. Compute the threshold and all four decisions.</w:t>
       </w:r>
     </w:p>
     <w:p>

--- a/downloads/workbook/ai-7-week-15.docx
+++ b/downloads/workbook/ai-7-week-15.docx
@@ -25,22 +25,45 @@
         <w:pStyle w:val="Heading1"/>
       </w:pPr>
       <w:r>
-        <w:t>01. Recall and choose your starting point</w:t>
-      </w:r>
-    </w:p>
-    <w:p>
-      <w:r>
-        <w:t>Record your starting explanation for Multiple comparisons before opening notes. Show any later correction separately.</w:t>
-      </w:r>
-    </w:p>
-    <w:p>
-      <w:pPr>
-        <w:spacing w:line="336" w:lineRule="auto" w:after="180"/>
-      </w:pPr>
-      <w:r>
-        <w:rPr>
-          <w:b w:val="0"/>
-        </w:rPr>
+        <w:t>One complete comparison-family and decision record.</w:t>
+      </w:r>
+    </w:p>
+    <w:p>
+      <w:r>
+        <w:t>Keep family size, supplied p-values, rule, missing results and inferential limits together.</w:t>
+      </w:r>
+    </w:p>
+    <w:p>
+      <w:r>
+        <w:t>Recall → W1–W3/W5 → new four-test family → research project → delayed return.</w:t>
+      </w:r>
+    </w:p>
+    <w:p>
+      <w:pPr>
+        <w:pStyle w:val="Heading1"/>
+      </w:pPr>
+      <w:r>
+        <w:t>01. Recall · Retrieve before notes</w:t>
+      </w:r>
+    </w:p>
+    <w:p>
+      <w:r>
+        <w:t>Keep this task’s inputs,rule and response together.</w:t>
+      </w:r>
+    </w:p>
+    <w:p>
+      <w:pPr>
+        <w:pStyle w:val="Heading2"/>
+      </w:pPr>
+      <w:r>
+        <w:t>Complete task and evidence</w:t>
+      </w:r>
+    </w:p>
+    <w:p>
+      <w:pPr>
+        <w:pStyle w:val="ListBullet"/>
+      </w:pPr>
+      <w:r>
         <w:t>Try the recall before opening notes. Then use a different colour or a labelled second line to correct your explanation.</w:t>
       </w:r>
     </w:p>
@@ -54,12 +77,9 @@
     </w:p>
     <w:p>
       <w:pPr>
-        <w:spacing w:line="336" w:lineRule="auto" w:after="180"/>
-      </w:pPr>
-      <w:r>
-        <w:rPr>
-          <w:b w:val="0"/>
-        </w:rPr>
+        <w:pStyle w:val="ListBullet"/>
+      </w:pPr>
+      <w:r>
         <w:t>Without opening the old lesson, explain one key idea from Statistical tests and assumptions. Give an example and a mistake that the idea helps you avoid.</w:t>
       </w:r>
     </w:p>
@@ -96,12 +116,9 @@
     </w:p>
     <w:p>
       <w:pPr>
-        <w:spacing w:line="336" w:lineRule="auto" w:after="180"/>
-      </w:pPr>
-      <w:r>
-        <w:rPr>
-          <w:b w:val="0"/>
-        </w:rPr>
+        <w:pStyle w:val="ListBullet"/>
+      </w:pPr>
+      <w:r>
         <w:t>Without opening the old lesson, explain one key idea from Uncertainty intervals. Give an example and a mistake that the idea helps you avoid.</w:t>
       </w:r>
     </w:p>
@@ -138,12 +155,9 @@
     </w:p>
     <w:p>
       <w:pPr>
-        <w:spacing w:line="336" w:lineRule="auto" w:after="180"/>
-      </w:pPr>
-      <w:r>
-        <w:rPr>
-          <w:b w:val="0"/>
-        </w:rPr>
+        <w:pStyle w:val="ListBullet"/>
+      </w:pPr>
+      <w:r>
         <w:t>Without opening the old lesson, explain one key idea from Experimental units and independence. Give an example and a mistake that the idea helps you avoid.</w:t>
       </w:r>
     </w:p>
@@ -175,35 +189,95 @@
         <w:pStyle w:val="Heading1"/>
       </w:pPr>
       <w:r>
-        <w:t>02. Practise with fading help</w:t>
-      </w:r>
-    </w:p>
-    <w:p>
-      <w:r>
-        <w:t>Complete the supported Multiple comparisons trace and record the first step you can explain without help.</w:t>
-      </w:r>
-    </w:p>
-    <w:p>
-      <w:pPr>
-        <w:spacing w:line="336" w:lineRule="auto" w:after="180"/>
-      </w:pPr>
-      <w:r>
-        <w:rPr>
-          <w:b w:val="0"/>
-        </w:rPr>
-        <w:t xml:space="preserve">Use W2: Trace the worked case for </w:t>
-      </w:r>
-      <w:r>
-        <w:rPr>
-          <w:b/>
-        </w:rPr>
-        <w:t>Multiple comparisons</w:t>
-      </w:r>
-      <w:r>
-        <w:rPr>
-          <w:b w:val="0"/>
-        </w:rPr>
-        <w:t>. Record the answer once; the lesson and workbook refer to the same attempt.</w:t>
+        <w:t>05. W1 · Explain the current example</w:t>
+      </w:r>
+    </w:p>
+    <w:p>
+      <w:r>
+        <w:t>Keep this task’s inputs,rule and response together.</w:t>
+      </w:r>
+    </w:p>
+    <w:p>
+      <w:pPr>
+        <w:pStyle w:val="Heading2"/>
+      </w:pPr>
+      <w:r>
+        <w:t>Complete task and evidence</w:t>
+      </w:r>
+    </w:p>
+    <w:p>
+      <w:pPr>
+        <w:pStyle w:val="ListBullet"/>
+      </w:pPr>
+      <w:r>
+        <w:t>Bonferroni controls familywise error: the chance of at least one false rejection among true nulls is at most family alpha when individual p-values are valid. Tests need not be independent for the union bound. Declare the complete family and compare each p with alpha divided by the number of tests, including equality. Main five p-values 0.009, 0.012, 0.3, 0.4, 0.8 use cutoff 0.01; only 0.009 rejects. Separate picture p-values 0.004, 0.012, 0.02, 0.08, 0.4, 0.9 use six-test cutoff 1/120, approximately 0.00833; only 0.004 rejects. Changed ten-test family has cutoff 0.005, with four outcomes missing; only 0.004 among supplied values rejects, and the other four decisions are unknown. Keep those tests in the denominator and disclose missing results. The scenarios are stipulated, not actual experiments. An adjusted p-value is min(1, m × p). Adjustment cannot validate invalid p-values, hide outcome-driven selection, prove non-rejected nulls or establish useful effect sizes. The error bound can be conservative and is not an observed error rate.</w:t>
+      </w:r>
+    </w:p>
+    <w:p>
+      <w:pPr>
+        <w:pStyle w:val="ListBullet"/>
+      </w:pPr>
+      <w:r>
+        <w:t>Explain the weekly mechanism in your own words. Use the worked scenario to name its input, decision rule and output.</w:t>
+      </w:r>
+    </w:p>
+    <w:p>
+      <w:pPr>
+        <w:pStyle w:val="Heading3"/>
+      </w:pPr>
+      <w:r>
+        <w:t>My reasoning and evidence</w:t>
+      </w:r>
+    </w:p>
+    <w:p>
+      <w:r>
+        <w:t>________________________________________________________________</w:t>
+      </w:r>
+    </w:p>
+    <w:p>
+      <w:r>
+        <w:t>________________________________________________________________</w:t>
+      </w:r>
+    </w:p>
+    <w:p>
+      <w:r>
+        <w:t>________________________________________________________________</w:t>
+      </w:r>
+    </w:p>
+    <w:p>
+      <w:r>
+        <w:t>________________________________________________________________</w:t>
+      </w:r>
+    </w:p>
+    <w:p>
+      <w:r>
+        <w:t>________________________________________________________________</w:t>
+      </w:r>
+    </w:p>
+    <w:p>
+      <w:r>
+        <w:t>________________________________________________________________</w:t>
+      </w:r>
+    </w:p>
+    <w:p>
+      <w:pPr>
+        <w:pStyle w:val="Heading1"/>
+      </w:pPr>
+      <w:r>
+        <w:t>06. W2 · Trace the worked case</w:t>
+      </w:r>
+    </w:p>
+    <w:p>
+      <w:r>
+        <w:t>Keep the supplied inputs, comparison rule and evidence together.</w:t>
+      </w:r>
+    </w:p>
+    <w:p>
+      <w:pPr>
+        <w:pStyle w:val="Heading2"/>
+      </w:pPr>
+      <w:r>
+        <w:t>Complete task and evidence</w:t>
       </w:r>
     </w:p>
     <w:tbl>
@@ -228,7 +302,7 @@
           </w:tcPr>
           <w:p>
             <w:r>
-              <w:t>Given inputs</w:t>
+              <w:t>Main test</w:t>
             </w:r>
           </w:p>
         </w:tc>
@@ -238,7 +312,7 @@
           </w:tcPr>
           <w:p>
             <w:r>
-              <w:t>Procedure I chose</w:t>
+              <w:t>Supplied p</w:t>
             </w:r>
           </w:p>
         </w:tc>
@@ -248,7 +322,7 @@
           </w:tcPr>
           <w:p>
             <w:r>
-              <w:t>Middle steps</w:t>
+              <w:t>Bonferroni cutoff</w:t>
             </w:r>
           </w:p>
         </w:tc>
@@ -258,7 +332,7 @@
           </w:tcPr>
           <w:p>
             <w:r>
-              <w:t>Result and check</w:t>
+              <w:t>Decision</w:t>
             </w:r>
           </w:p>
         </w:tc>
@@ -269,7 +343,9 @@
             <w:tcW w:type="dxa" w:w="2556"/>
           </w:tcPr>
           <w:p>
-            <w:r/>
+            <w:r>
+              <w:t>H1</w:t>
+            </w:r>
           </w:p>
         </w:tc>
         <w:tc>
@@ -277,7 +353,9 @@
             <w:tcW w:type="dxa" w:w="2556"/>
           </w:tcPr>
           <w:p>
-            <w:r/>
+            <w:r>
+              <w:t>0.009</w:t>
+            </w:r>
           </w:p>
         </w:tc>
         <w:tc>
@@ -285,7 +363,9 @@
             <w:tcW w:type="dxa" w:w="2556"/>
           </w:tcPr>
           <w:p>
-            <w:r/>
+            <w:r>
+              <w:t>0.010</w:t>
+            </w:r>
           </w:p>
         </w:tc>
         <w:tc>
@@ -293,17 +373,245 @@
             <w:tcW w:type="dxa" w:w="2556"/>
           </w:tcPr>
           <w:p>
-            <w:r/>
+            <w:r>
+              <w:t>Reject</w:t>
+            </w:r>
+          </w:p>
+        </w:tc>
+      </w:tr>
+      <w:tr>
+        <w:tc>
+          <w:tcPr>
+            <w:tcW w:type="dxa" w:w="2556"/>
+          </w:tcPr>
+          <w:p>
+            <w:r>
+              <w:t>H2</w:t>
+            </w:r>
+          </w:p>
+        </w:tc>
+        <w:tc>
+          <w:tcPr>
+            <w:tcW w:type="dxa" w:w="2556"/>
+          </w:tcPr>
+          <w:p>
+            <w:r>
+              <w:t>0.012</w:t>
+            </w:r>
+          </w:p>
+        </w:tc>
+        <w:tc>
+          <w:tcPr>
+            <w:tcW w:type="dxa" w:w="2556"/>
+          </w:tcPr>
+          <w:p>
+            <w:r>
+              <w:t>0.010</w:t>
+            </w:r>
+          </w:p>
+        </w:tc>
+        <w:tc>
+          <w:tcPr>
+            <w:tcW w:type="dxa" w:w="2556"/>
+          </w:tcPr>
+          <w:p>
+            <w:r>
+              <w:t>Do not reject</w:t>
+            </w:r>
+          </w:p>
+        </w:tc>
+      </w:tr>
+      <w:tr>
+        <w:tc>
+          <w:tcPr>
+            <w:tcW w:type="dxa" w:w="2556"/>
+          </w:tcPr>
+          <w:p>
+            <w:r>
+              <w:t>H3</w:t>
+            </w:r>
+          </w:p>
+        </w:tc>
+        <w:tc>
+          <w:tcPr>
+            <w:tcW w:type="dxa" w:w="2556"/>
+          </w:tcPr>
+          <w:p>
+            <w:r>
+              <w:t>0.300</w:t>
+            </w:r>
+          </w:p>
+        </w:tc>
+        <w:tc>
+          <w:tcPr>
+            <w:tcW w:type="dxa" w:w="2556"/>
+          </w:tcPr>
+          <w:p>
+            <w:r>
+              <w:t>0.010</w:t>
+            </w:r>
+          </w:p>
+        </w:tc>
+        <w:tc>
+          <w:tcPr>
+            <w:tcW w:type="dxa" w:w="2556"/>
+          </w:tcPr>
+          <w:p>
+            <w:r>
+              <w:t>Do not reject</w:t>
+            </w:r>
+          </w:p>
+        </w:tc>
+      </w:tr>
+      <w:tr>
+        <w:tc>
+          <w:tcPr>
+            <w:tcW w:type="dxa" w:w="2556"/>
+          </w:tcPr>
+          <w:p>
+            <w:r>
+              <w:t>H4</w:t>
+            </w:r>
+          </w:p>
+        </w:tc>
+        <w:tc>
+          <w:tcPr>
+            <w:tcW w:type="dxa" w:w="2556"/>
+          </w:tcPr>
+          <w:p>
+            <w:r>
+              <w:t>0.400</w:t>
+            </w:r>
+          </w:p>
+        </w:tc>
+        <w:tc>
+          <w:tcPr>
+            <w:tcW w:type="dxa" w:w="2556"/>
+          </w:tcPr>
+          <w:p>
+            <w:r>
+              <w:t>0.010</w:t>
+            </w:r>
+          </w:p>
+        </w:tc>
+        <w:tc>
+          <w:tcPr>
+            <w:tcW w:type="dxa" w:w="2556"/>
+          </w:tcPr>
+          <w:p>
+            <w:r>
+              <w:t>Do not reject</w:t>
+            </w:r>
+          </w:p>
+        </w:tc>
+      </w:tr>
+      <w:tr>
+        <w:tc>
+          <w:tcPr>
+            <w:tcW w:type="dxa" w:w="2556"/>
+          </w:tcPr>
+          <w:p>
+            <w:r>
+              <w:t>H5</w:t>
+            </w:r>
+          </w:p>
+        </w:tc>
+        <w:tc>
+          <w:tcPr>
+            <w:tcW w:type="dxa" w:w="2556"/>
+          </w:tcPr>
+          <w:p>
+            <w:r>
+              <w:t>0.800</w:t>
+            </w:r>
+          </w:p>
+        </w:tc>
+        <w:tc>
+          <w:tcPr>
+            <w:tcW w:type="dxa" w:w="2556"/>
+          </w:tcPr>
+          <w:p>
+            <w:r>
+              <w:t>0.010</w:t>
+            </w:r>
+          </w:p>
+        </w:tc>
+        <w:tc>
+          <w:tcPr>
+            <w:tcW w:type="dxa" w:w="2556"/>
+          </w:tcPr>
+          <w:p>
+            <w:r>
+              <w:t>Do not reject</w:t>
+            </w:r>
+          </w:p>
+        </w:tc>
+      </w:tr>
+      <w:tr>
+        <w:tc>
+          <w:tcPr>
+            <w:tcW w:type="dxa" w:w="2556"/>
+          </w:tcPr>
+          <w:p>
+            <w:r>
+              <w:t>Unadjusted comparison</w:t>
+            </w:r>
+          </w:p>
+        </w:tc>
+        <w:tc>
+          <w:tcPr>
+            <w:tcW w:type="dxa" w:w="2556"/>
+          </w:tcPr>
+          <w:p>
+            <w:r>
+              <w:t>H1 and H2 are ≤ 0.05</w:t>
+            </w:r>
+          </w:p>
+        </w:tc>
+        <w:tc>
+          <w:tcPr>
+            <w:tcW w:type="dxa" w:w="2556"/>
+          </w:tcPr>
+          <w:p>
+            <w:r>
+              <w:t>This is a different decision rule</w:t>
+            </w:r>
+          </w:p>
+        </w:tc>
+        <w:tc>
+          <w:tcPr>
+            <w:tcW w:type="dxa" w:w="2556"/>
+          </w:tcPr>
+          <w:p>
+            <w:r>
+              <w:t>Does not provide the same familywise bound</w:t>
+            </w:r>
           </w:p>
         </w:tc>
       </w:tr>
     </w:tbl>
     <w:p>
       <w:pPr>
+        <w:pStyle w:val="ListBullet"/>
+      </w:pPr>
+      <w:r>
+        <w:t>Bonferroni controls familywise error: the chance of at least one false rejection among true nulls is at most family alpha when individual p-values are valid. Tests need not be independent for the union bound. Declare the complete family and compare each p with alpha divided by the number of tests, including equality. Main five p-values 0.009, 0.012, 0.3, 0.4, 0.8 use cutoff 0.01; only 0.009 rejects. Separate picture p-values 0.004, 0.012, 0.02, 0.08, 0.4, 0.9 use six-test cutoff 1/120, approximately 0.00833; only 0.004 rejects. Changed ten-test family has cutoff 0.005, with four outcomes missing; only 0.004 among supplied values rejects, and the other four decisions are unknown. Keep those tests in the denominator and disclose missing results. The scenarios are stipulated, not actual experiments. An adjusted p-value is min(1, m × p). Adjustment cannot validate invalid p-values, hide outcome-driven selection, prove non-rejected nulls or establish useful effect sizes. The error bound can be conservative and is not an observed error rate.</w:t>
+      </w:r>
+    </w:p>
+    <w:p>
+      <w:pPr>
+        <w:pStyle w:val="ListBullet"/>
+      </w:pPr>
+      <w:r>
+        <w:t>Five valid tests form one declared family with alpha 0.05. Their p-values are .009, .012, .3, .4, .8. Use Bonferroni: compare each p-value with 0.05/5, including equality. Show the intermediate steps and give the conclusion with its scope.</w:t>
+      </w:r>
+    </w:p>
+    <w:p>
+      <w:pPr>
         <w:pStyle w:val="Heading3"/>
       </w:pPr>
       <w:r>
-        <w:t>The step I completed without help, and the hint I needed</w:t>
+        <w:t>My reasoning and evidence</w:t>
       </w:r>
     </w:p>
     <w:p>
@@ -322,50 +630,60 @@
       </w:r>
     </w:p>
     <w:p>
+      <w:r>
+        <w:t>________________________________________________________________</w:t>
+      </w:r>
+    </w:p>
+    <w:p>
+      <w:r>
+        <w:t>________________________________________________________________</w:t>
+      </w:r>
+    </w:p>
+    <w:p>
+      <w:r>
+        <w:t>________________________________________________________________</w:t>
+      </w:r>
+    </w:p>
+    <w:p>
+      <w:r>
+        <w:t>________________________________________________________________</w:t>
+      </w:r>
+    </w:p>
+    <w:p>
       <w:pPr>
         <w:pStyle w:val="Heading1"/>
       </w:pPr>
       <w:r>
-        <w:t>03. Individual reasoning check</w:t>
-      </w:r>
-    </w:p>
-    <w:p>
-      <w:r>
-        <w:t>Check the proposed Multiple comparisons explanation against the supplied facts before discussing it.</w:t>
-      </w:r>
-    </w:p>
-    <w:p>
-      <w:pPr>
-        <w:spacing w:line="336" w:lineRule="auto" w:after="180"/>
-      </w:pPr>
-      <w:r>
-        <w:rPr>
-          <w:b w:val="0"/>
-        </w:rPr>
-        <w:t xml:space="preserve">Use the worked case for </w:t>
-      </w:r>
-      <w:r>
-        <w:rPr>
-          <w:b/>
-        </w:rPr>
-        <w:t>Multiple comparisons</w:t>
-      </w:r>
-      <w:r>
-        <w:rPr>
-          <w:b w:val="0"/>
-        </w:rPr>
-        <w:t>. Proposed explanation: “The worked result establishes every future case”. Decide whether this explanation is supported.</w:t>
-      </w:r>
-    </w:p>
-    <w:p>
-      <w:pPr>
-        <w:spacing w:line="336" w:lineRule="auto" w:after="180"/>
-      </w:pPr>
-      <w:r>
-        <w:rPr>
-          <w:b w:val="0"/>
-        </w:rPr>
-        <w:t>Point to the step or supplied fact that decides; explain your repair if needed.</w:t>
+        <w:t>07. W3 · Repair a misconception</w:t>
+      </w:r>
+    </w:p>
+    <w:p>
+      <w:r>
+        <w:t>Keep this task’s inputs,rule and response together.</w:t>
+      </w:r>
+    </w:p>
+    <w:p>
+      <w:pPr>
+        <w:pStyle w:val="Heading2"/>
+      </w:pPr>
+      <w:r>
+        <w:t>Complete task and evidence</w:t>
+      </w:r>
+    </w:p>
+    <w:p>
+      <w:pPr>
+        <w:pStyle w:val="ListBullet"/>
+      </w:pPr>
+      <w:r>
+        <w:t>Bonferroni controls familywise error: the chance of at least one false rejection among true nulls is at most family alpha when individual p-values are valid. Tests need not be independent for the union bound. Declare the complete family and compare each p with alpha divided by the number of tests, including equality. Main five p-values 0.009, 0.012, 0.3, 0.4, 0.8 use cutoff 0.01; only 0.009 rejects. Separate picture p-values 0.004, 0.012, 0.02, 0.08, 0.4, 0.9 use six-test cutoff 1/120, approximately 0.00833; only 0.004 rejects. Changed ten-test family has cutoff 0.005, with four outcomes missing; only 0.004 among supplied values rejects, and the other four decisions are unknown. Keep those tests in the denominator and disclose missing results. The scenarios are stipulated, not actual experiments. An adjusted p-value is min(1, m × p). Adjustment cannot validate invalid p-values, hide outcome-driven selection, prove non-rejected nulls or establish useful effect sizes. The error bound can be conservative and is not an observed error rate.</w:t>
+      </w:r>
+    </w:p>
+    <w:p>
+      <w:pPr>
+        <w:pStyle w:val="ListBullet"/>
+      </w:pPr>
+      <w:r>
+        <w:t>A report omits this qualification: Adjustment cannot repair invalid tests, post-hoc outcome selection or unreported analyses. Explain how omitting it could change a reader's interpretation, and write an accurate replacement.</w:t>
       </w:r>
     </w:p>
     <w:p>
@@ -373,7 +691,7 @@
         <w:pStyle w:val="Heading3"/>
       </w:pPr>
       <w:r>
-        <w:t>My explanation before partner discussion</w:t>
+        <w:t>My reasoning and evidence</w:t>
       </w:r>
     </w:p>
     <w:p>
@@ -397,16 +715,50 @@
       </w:r>
     </w:p>
     <w:p>
+      <w:r>
+        <w:t>________________________________________________________________</w:t>
+      </w:r>
+    </w:p>
+    <w:p>
+      <w:r>
+        <w:t>________________________________________________________________</w:t>
+      </w:r>
+    </w:p>
+    <w:p>
       <w:pPr>
         <w:pStyle w:val="Heading1"/>
       </w:pPr>
       <w:r>
-        <w:t>04. Independent transfer case</w:t>
-      </w:r>
-    </w:p>
-    <w:p>
-      <w:r>
-        <w:t>Write one first attempt at the reserved independent case before feedback. Repeated copies of that case refer to the same recorded attempt.</w:t>
+        <w:t>09. W5 · Explain the limitation</w:t>
+      </w:r>
+    </w:p>
+    <w:p>
+      <w:r>
+        <w:t>Keep this task’s inputs,rule and response together.</w:t>
+      </w:r>
+    </w:p>
+    <w:p>
+      <w:pPr>
+        <w:pStyle w:val="Heading2"/>
+      </w:pPr>
+      <w:r>
+        <w:t>Complete task and evidence</w:t>
+      </w:r>
+    </w:p>
+    <w:p>
+      <w:pPr>
+        <w:pStyle w:val="ListBullet"/>
+      </w:pPr>
+      <w:r>
+        <w:t>Bonferroni controls familywise error: the chance of at least one false rejection among true nulls is at most family alpha when individual p-values are valid. Tests need not be independent for the union bound. Declare the complete family and compare each p with alpha divided by the number of tests, including equality. Main five p-values 0.009, 0.012, 0.3, 0.4, 0.8 use cutoff 0.01; only 0.009 rejects. Separate picture p-values 0.004, 0.012, 0.02, 0.08, 0.4, 0.9 use six-test cutoff 1/120, approximately 0.00833; only 0.004 rejects. Changed ten-test family has cutoff 0.005, with four outcomes missing; only 0.004 among supplied values rejects, and the other four decisions are unknown. Keep those tests in the denominator and disclose missing results. The scenarios are stipulated, not actual experiments. An adjusted p-value is min(1, m × p). Adjustment cannot validate invalid p-values, hide outcome-driven selection, prove non-rejected nulls or establish useful effect sizes. The error bound can be conservative and is not an observed error rate.</w:t>
+      </w:r>
+    </w:p>
+    <w:p>
+      <w:pPr>
+        <w:pStyle w:val="ListBullet"/>
+      </w:pPr>
+      <w:r>
+        <w:t>For the worked scenario, propose one additional case that could reveal a failure, describe its expected outcome before running it, and explain what would need to remain fixed for a fair comparison. Do not reuse W4 as a new final test after receiving feedback.</w:t>
       </w:r>
     </w:p>
     <w:p>
@@ -414,17 +766,78 @@
         <w:pStyle w:val="Heading3"/>
       </w:pPr>
       <w:r>
+        <w:t>My reasoning and evidence</w:t>
+      </w:r>
+    </w:p>
+    <w:p>
+      <w:r>
+        <w:t>________________________________________________________________</w:t>
+      </w:r>
+    </w:p>
+    <w:p>
+      <w:r>
+        <w:t>________________________________________________________________</w:t>
+      </w:r>
+    </w:p>
+    <w:p>
+      <w:r>
+        <w:t>________________________________________________________________</w:t>
+      </w:r>
+    </w:p>
+    <w:p>
+      <w:r>
+        <w:t>________________________________________________________________</w:t>
+      </w:r>
+    </w:p>
+    <w:p>
+      <w:r>
+        <w:t>________________________________________________________________</w:t>
+      </w:r>
+    </w:p>
+    <w:p>
+      <w:r>
+        <w:t>________________________________________________________________</w:t>
+      </w:r>
+    </w:p>
+    <w:p>
+      <w:r>
+        <w:t>________________________________________________________________</w:t>
+      </w:r>
+    </w:p>
+    <w:p>
+      <w:pPr>
+        <w:pStyle w:val="Heading1"/>
+      </w:pPr>
+      <w:r>
+        <w:t>04. Try alone · Selected transfer</w:t>
+      </w:r>
+    </w:p>
+    <w:p>
+      <w:r>
+        <w:t>Keep this task’s inputs,rule and response together.</w:t>
+      </w:r>
+    </w:p>
+    <w:p>
+      <w:pPr>
+        <w:pStyle w:val="Heading2"/>
+      </w:pPr>
+      <w:r>
+        <w:t>Complete task and evidence</w:t>
+      </w:r>
+    </w:p>
+    <w:p>
+      <w:pPr>
+        <w:pStyle w:val="Heading3"/>
+      </w:pPr>
+      <w:r>
         <w:t>Independent case: Apply a new case independently</w:t>
       </w:r>
     </w:p>
     <w:p>
       <w:pPr>
-        <w:spacing w:line="336" w:lineRule="auto" w:after="180"/>
-      </w:pPr>
-      <w:r>
-        <w:rPr>
-          <w:b w:val="0"/>
-        </w:rPr>
+        <w:pStyle w:val="ListBullet"/>
+      </w:pPr>
+      <w:r>
         <w:t>Four valid tests form one declared family with alpha 0.05. Their p-values are .01, .02, .2, .9. Use Bonferroni: divide family alpha by four and reject when p is at most that threshold. Compute the threshold and all four decisions.</w:t>
       </w:r>
     </w:p>
@@ -473,12 +886,9 @@
     </w:p>
     <w:p>
       <w:pPr>
-        <w:spacing w:line="336" w:lineRule="auto" w:after="180"/>
-      </w:pPr>
-      <w:r>
-        <w:rPr>
-          <w:b w:val="0"/>
-        </w:rPr>
+        <w:pStyle w:val="ListBullet"/>
+      </w:pPr>
+      <w:r>
         <w:t>Attempt this case before feedback. Record any help. Earlier examples below are further practice; a case already practised with feedback cannot establish fresh transfer.</w:t>
       </w:r>
     </w:p>
@@ -487,59 +897,28 @@
         <w:pStyle w:val="Heading1"/>
       </w:pPr>
       <w:r>
-        <w:t>05. W1 Explain the mechanism</w:t>
-      </w:r>
-    </w:p>
-    <w:p>
-      <w:r>
-        <w:t>Explain the mechanism. Apply the supplied Multiple comparisons facts and keep your reasoning.</w:t>
-      </w:r>
-    </w:p>
-    <w:p>
-      <w:pPr>
-        <w:spacing w:line="336" w:lineRule="auto" w:after="180"/>
-      </w:pPr>
-      <w:r>
-        <w:rPr>
-          <w:b w:val="0"/>
-        </w:rPr>
-        <w:t xml:space="preserve">Explain the weekly </w:t>
-      </w:r>
-      <w:r>
-        <w:rPr>
-          <w:b/>
-        </w:rPr>
-        <w:t>mechanism</w:t>
-      </w:r>
-      <w:r>
-        <w:rPr>
-          <w:b w:val="0"/>
-        </w:rPr>
-        <w:t xml:space="preserve"> in your own words. Use the worked scenario to name its </w:t>
-      </w:r>
-      <w:r>
-        <w:rPr>
-          <w:b/>
-        </w:rPr>
-        <w:t>input</w:t>
-      </w:r>
-      <w:r>
-        <w:rPr>
-          <w:b w:val="0"/>
-        </w:rPr>
-        <w:t xml:space="preserve">, decision rule and </w:t>
-      </w:r>
-      <w:r>
-        <w:rPr>
-          <w:b/>
-        </w:rPr>
-        <w:t>output</w:t>
-      </w:r>
-      <w:r>
-        <w:rPr>
-          <w:b w:val="0"/>
-        </w:rPr>
-        <w:t>.</w:t>
+        <w:t>10. Project · Keep the research evidence</w:t>
+      </w:r>
+    </w:p>
+    <w:p>
+      <w:r>
+        <w:t>Preserve the question, protocol, observations, analysis and limits.</w:t>
+      </w:r>
+    </w:p>
+    <w:p>
+      <w:pPr>
+        <w:pStyle w:val="Heading2"/>
+      </w:pPr>
+      <w:r>
+        <w:t>Complete task and evidence</w:t>
+      </w:r>
+    </w:p>
+    <w:p>
+      <w:pPr>
+        <w:pStyle w:val="ListBullet"/>
+      </w:pPr>
+      <w:r>
+        <w:t>Add a labelled multiple comparisons evidence sheet to Reproducible AI Research Study. Show how you can explain the mechanism and terminology of multiple comparisons. Use the supplied fictional case and keep its inputs, intermediate steps, calculation or prediction, and limitation. Connect this record to last week’s record; a matching answer without a trace is insufficient.</w:t>
       </w:r>
     </w:p>
     <w:p>
@@ -547,7 +926,7 @@
         <w:pStyle w:val="Heading3"/>
       </w:pPr>
       <w:r>
-        <w:t>My reasoning and evidence</w:t>
+        <w:t>My project change, supporting evidence and remaining limit</w:t>
       </w:r>
     </w:p>
     <w:p>
@@ -585,436 +964,20 @@
         <w:pStyle w:val="Heading1"/>
       </w:pPr>
       <w:r>
-        <w:t>06. W2 Trace the worked case</w:t>
-      </w:r>
-    </w:p>
-    <w:p>
-      <w:r>
-        <w:t>Trace the worked case. Apply the supplied Multiple comparisons facts and keep your reasoning.</w:t>
-      </w:r>
-    </w:p>
-    <w:p>
-      <w:pPr>
-        <w:spacing w:line="336" w:lineRule="auto" w:after="180"/>
-      </w:pPr>
-      <w:r>
-        <w:rPr>
-          <w:b w:val="0"/>
-        </w:rPr>
-        <w:t>Five valid tests form one declared family with alpha 0.05. Their p-values are .009, .012, .3, .4, .8. Use Bonferroni: compare each p-value with 0.05/5, including equality. Show the intermediate steps and give the conclusion with its scope.</w:t>
-      </w:r>
-    </w:p>
-    <w:p>
-      <w:pPr>
-        <w:pStyle w:val="Heading3"/>
-      </w:pPr>
-      <w:r>
-        <w:t>My reasoning and evidence</w:t>
-      </w:r>
-    </w:p>
-    <w:p>
-      <w:r>
-        <w:t>________________________________________________________________</w:t>
-      </w:r>
-    </w:p>
-    <w:p>
-      <w:r>
-        <w:t>________________________________________________________________</w:t>
-      </w:r>
-    </w:p>
-    <w:p>
-      <w:r>
-        <w:t>________________________________________________________________</w:t>
-      </w:r>
-    </w:p>
-    <w:p>
-      <w:r>
-        <w:t>________________________________________________________________</w:t>
-      </w:r>
-    </w:p>
-    <w:p>
-      <w:r>
-        <w:t>________________________________________________________________</w:t>
-      </w:r>
-    </w:p>
-    <w:p>
-      <w:r>
-        <w:t>________________________________________________________________</w:t>
-      </w:r>
-    </w:p>
-    <w:p>
-      <w:r>
-        <w:t>________________________________________________________________</w:t>
-      </w:r>
-    </w:p>
-    <w:p>
-      <w:pPr>
-        <w:pStyle w:val="Heading1"/>
-      </w:pPr>
-      <w:r>
-        <w:t>07. W3 Audit the limit</w:t>
-      </w:r>
-    </w:p>
-    <w:p>
-      <w:r>
-        <w:t>Audit the limit. Apply the supplied Multiple comparisons facts and keep your reasoning.</w:t>
-      </w:r>
-    </w:p>
-    <w:p>
-      <w:pPr>
-        <w:spacing w:line="336" w:lineRule="auto" w:after="180"/>
-      </w:pPr>
-      <w:r>
-        <w:rPr>
-          <w:b w:val="0"/>
-        </w:rPr>
-        <w:t>A report omits this qualification: Adjustment cannot repair invalid tests, post-hoc outcome selection or unreported analyses. Explain how omitting it could change a reader's interpretation, and write an accurate replacement.</w:t>
-      </w:r>
-    </w:p>
-    <w:p>
-      <w:pPr>
-        <w:pStyle w:val="Heading3"/>
-      </w:pPr>
-      <w:r>
-        <w:t>My reasoning and evidence</w:t>
-      </w:r>
-    </w:p>
-    <w:p>
-      <w:r>
-        <w:t>________________________________________________________________</w:t>
-      </w:r>
-    </w:p>
-    <w:p>
-      <w:r>
-        <w:t>________________________________________________________________</w:t>
-      </w:r>
-    </w:p>
-    <w:p>
-      <w:r>
-        <w:t>________________________________________________________________</w:t>
-      </w:r>
-    </w:p>
-    <w:p>
-      <w:r>
-        <w:t>________________________________________________________________</w:t>
-      </w:r>
-    </w:p>
-    <w:p>
-      <w:r>
-        <w:t>________________________________________________________________</w:t>
-      </w:r>
-    </w:p>
-    <w:p>
-      <w:r>
-        <w:t>________________________________________________________________</w:t>
-      </w:r>
-    </w:p>
-    <w:p>
-      <w:pPr>
-        <w:pStyle w:val="Heading1"/>
-      </w:pPr>
-      <w:r>
-        <w:t>08. W4 Apply a new case independently</w:t>
-      </w:r>
-    </w:p>
-    <w:p>
-      <w:r>
-        <w:t>Attempt before feedback. If this repeats the selected independent case, reuse that first attempt; otherwise keep a separate record. Apply a new case independently. Apply the supplied Multiple comparisons facts and keep your reasoning.</w:t>
-      </w:r>
-    </w:p>
-    <w:p>
-      <w:pPr>
-        <w:spacing w:line="336" w:lineRule="auto" w:after="180"/>
-      </w:pPr>
-      <w:r>
-        <w:rPr>
-          <w:b w:val="0"/>
-        </w:rPr>
-        <w:t>Four valid tests form one declared family with alpha 0.05. Their p-values are .01, .02, .2, .9. Use Bonferroni: divide family alpha by four and reject when p is at most that threshold. Compute the threshold and all four decisions.</w:t>
-      </w:r>
-    </w:p>
-    <w:p>
-      <w:pPr>
-        <w:pStyle w:val="Heading3"/>
-      </w:pPr>
-      <w:r>
-        <w:t>My reasoning and evidence</w:t>
-      </w:r>
-    </w:p>
-    <w:p>
-      <w:r>
-        <w:t>________________________________________________________________</w:t>
-      </w:r>
-    </w:p>
-    <w:p>
-      <w:r>
-        <w:t>________________________________________________________________</w:t>
-      </w:r>
-    </w:p>
-    <w:p>
-      <w:r>
-        <w:t>________________________________________________________________</w:t>
-      </w:r>
-    </w:p>
-    <w:p>
-      <w:r>
-        <w:t>________________________________________________________________</w:t>
-      </w:r>
-    </w:p>
-    <w:p>
-      <w:r>
-        <w:t>________________________________________________________________</w:t>
-      </w:r>
-    </w:p>
-    <w:p>
-      <w:r>
-        <w:t>________________________________________________________________</w:t>
-      </w:r>
-    </w:p>
-    <w:p>
-      <w:r>
-        <w:t>________________________________________________________________</w:t>
-      </w:r>
-    </w:p>
-    <w:p>
-      <w:r>
-        <w:t>________________________________________________________________</w:t>
-      </w:r>
-    </w:p>
-    <w:p>
-      <w:pPr>
-        <w:pStyle w:val="Heading1"/>
-      </w:pPr>
-      <w:r>
-        <w:t>09. W5 Design a revealing follow-up</w:t>
-      </w:r>
-    </w:p>
-    <w:p>
-      <w:r>
-        <w:t>Design a revealing follow-up. Apply the supplied Multiple comparisons facts and keep your reasoning.</w:t>
-      </w:r>
-    </w:p>
-    <w:p>
-      <w:pPr>
-        <w:spacing w:line="336" w:lineRule="auto" w:after="180"/>
-      </w:pPr>
-      <w:r>
-        <w:rPr>
-          <w:b w:val="0"/>
-        </w:rPr>
-        <w:t>For the worked scenario, propose one additional case that could reveal a failure, describe its expected outcome before running it, and explain what would need to remain fixed for a fair comparison.</w:t>
-      </w:r>
-    </w:p>
-    <w:p>
-      <w:pPr>
-        <w:spacing w:line="336" w:lineRule="auto" w:after="180"/>
-      </w:pPr>
-      <w:r>
-        <w:rPr>
-          <w:b w:val="0"/>
-        </w:rPr>
-        <w:t>Do not reuse W4 as a new final test after receiving feedback.</w:t>
-      </w:r>
-    </w:p>
-    <w:p>
-      <w:pPr>
-        <w:pStyle w:val="Heading3"/>
-      </w:pPr>
-      <w:r>
-        <w:t>My reasoning and evidence</w:t>
-      </w:r>
-    </w:p>
-    <w:p>
-      <w:r>
-        <w:t>________________________________________________________________</w:t>
-      </w:r>
-    </w:p>
-    <w:p>
-      <w:r>
-        <w:t>________________________________________________________________</w:t>
-      </w:r>
-    </w:p>
-    <w:p>
-      <w:r>
-        <w:t>________________________________________________________________</w:t>
-      </w:r>
-    </w:p>
-    <w:p>
-      <w:r>
-        <w:t>________________________________________________________________</w:t>
-      </w:r>
-    </w:p>
-    <w:p>
-      <w:r>
-        <w:t>________________________________________________________________</w:t>
-      </w:r>
-    </w:p>
-    <w:p>
-      <w:r>
-        <w:t>________________________________________________________________</w:t>
-      </w:r>
-    </w:p>
-    <w:p>
-      <w:r>
-        <w:t>________________________________________________________________</w:t>
-      </w:r>
-    </w:p>
-    <w:p>
-      <w:pPr>
-        <w:pStyle w:val="Heading1"/>
-      </w:pPr>
-      <w:r>
-        <w:t>10. Project checkpoint and reflection</w:t>
-      </w:r>
-    </w:p>
-    <w:p>
-      <w:r>
-        <w:t>Connect Multiple comparisons to Reproducible AI Research Study, identify a limit and choose the next useful test.</w:t>
-      </w:r>
-    </w:p>
-    <w:p>
-      <w:pPr>
-        <w:spacing w:line="336" w:lineRule="auto" w:after="180"/>
-      </w:pPr>
-      <w:r>
-        <w:rPr>
-          <w:b w:val="0"/>
-        </w:rPr>
-        <w:t xml:space="preserve">Add a labelled </w:t>
-      </w:r>
-      <w:r>
-        <w:rPr>
-          <w:b/>
-        </w:rPr>
-        <w:t>multiple comparisons</w:t>
-      </w:r>
-      <w:r>
-        <w:rPr>
-          <w:b w:val="0"/>
-        </w:rPr>
-        <w:t xml:space="preserve"> </w:t>
-      </w:r>
-      <w:r>
-        <w:rPr>
-          <w:b/>
-        </w:rPr>
-        <w:t>evidence</w:t>
-      </w:r>
-      <w:r>
-        <w:rPr>
-          <w:b w:val="0"/>
-        </w:rPr>
-        <w:t xml:space="preserve"> sheet to Reproducible AI Research Study. Show how you can explain the </w:t>
-      </w:r>
-      <w:r>
-        <w:rPr>
-          <w:b/>
-        </w:rPr>
-        <w:t>mechanism</w:t>
-      </w:r>
-      <w:r>
-        <w:rPr>
-          <w:b w:val="0"/>
-        </w:rPr>
-        <w:t xml:space="preserve"> and terminology of </w:t>
-      </w:r>
-      <w:r>
-        <w:rPr>
-          <w:b/>
-        </w:rPr>
-        <w:t>multiple comparisons</w:t>
-      </w:r>
-      <w:r>
-        <w:rPr>
-          <w:b w:val="0"/>
-        </w:rPr>
-        <w:t>.</w:t>
-      </w:r>
-    </w:p>
-    <w:p>
-      <w:pPr>
-        <w:spacing w:line="336" w:lineRule="auto" w:after="180"/>
-      </w:pPr>
-      <w:r>
-        <w:rPr>
-          <w:b w:val="0"/>
-        </w:rPr>
-        <w:t xml:space="preserve">Use the supplied fictional case and keep its </w:t>
-      </w:r>
-      <w:r>
-        <w:rPr>
-          <w:b/>
-        </w:rPr>
-        <w:t>input</w:t>
-      </w:r>
-      <w:r>
-        <w:rPr>
-          <w:b w:val="0"/>
-        </w:rPr>
-        <w:t xml:space="preserve">s, intermediate steps, calculation or </w:t>
-      </w:r>
-      <w:r>
-        <w:rPr>
-          <w:b/>
-        </w:rPr>
-        <w:t>prediction</w:t>
-      </w:r>
-      <w:r>
-        <w:rPr>
-          <w:b w:val="0"/>
-        </w:rPr>
-        <w:t>, and limitation. Connect this record to last week’s record; a matching answer without a trace is insufficient.</w:t>
-      </w:r>
-    </w:p>
-    <w:p>
-      <w:pPr>
-        <w:pStyle w:val="Heading3"/>
-      </w:pPr>
-      <w:r>
-        <w:t>My project change, supporting evidence and remaining limit</w:t>
-      </w:r>
-    </w:p>
-    <w:p>
-      <w:r>
-        <w:t>________________________________________________________________</w:t>
-      </w:r>
-    </w:p>
-    <w:p>
-      <w:r>
-        <w:t>________________________________________________________________</w:t>
-      </w:r>
-    </w:p>
-    <w:p>
-      <w:r>
-        <w:t>________________________________________________________________</w:t>
-      </w:r>
-    </w:p>
-    <w:p>
-      <w:r>
-        <w:t>________________________________________________________________</w:t>
-      </w:r>
-    </w:p>
-    <w:p>
-      <w:r>
-        <w:t>________________________________________________________________</w:t>
-      </w:r>
-    </w:p>
-    <w:p>
-      <w:r>
-        <w:t>________________________________________________________________</w:t>
-      </w:r>
-    </w:p>
-    <w:p>
-      <w:pPr>
-        <w:pStyle w:val="Heading1"/>
-      </w:pPr>
-      <w:r>
-        <w:t>11. Feedback, return check and learning record</w:t>
-      </w:r>
-    </w:p>
-    <w:p>
-      <w:r>
-        <w:t>Record the first repaired step and a different case to revisit after a delay.</w:t>
+        <w:t>11. Feedback · Repair and return</w:t>
+      </w:r>
+    </w:p>
+    <w:p>
+      <w:r>
+        <w:t>Keep this task’s inputs,rule and response together.</w:t>
+      </w:r>
+    </w:p>
+    <w:p>
+      <w:pPr>
+        <w:pStyle w:val="Heading2"/>
+      </w:pPr>
+      <w:r>
+        <w:t>Complete task and evidence</w:t>
       </w:r>
     </w:p>
     <w:tbl>
@@ -1155,12 +1118,9 @@
     </w:tbl>
     <w:p>
       <w:pPr>
-        <w:spacing w:line="336" w:lineRule="auto" w:after="180"/>
-      </w:pPr>
-      <w:r>
-        <w:rPr>
-          <w:b w:val="0"/>
-        </w:rPr>
+        <w:pStyle w:val="ListBullet"/>
+      </w:pPr>
+      <w:r>
         <w:t>Revisit this idea with your teacher after a delay. Familiarity is different from explaining and using it on a changed case.</w:t>
       </w:r>
     </w:p>
@@ -1169,33 +1129,357 @@
         <w:pStyle w:val="Heading1"/>
       </w:pPr>
       <w:r>
-        <w:t>12. Pictorial case practice: Multiple comparisons</w:t>
-      </w:r>
-    </w:p>
-    <w:p>
-      <w:r>
-        <w:t>Six declared prompt comparisons. A team performs six valid hypothesis tests and applies a predeclared Bonferroni familywise threshold. Explain the labelled step before checking the changed condition.</w:t>
-      </w:r>
-    </w:p>
-    <w:p>
-      <w:pPr>
-        <w:spacing w:line="336" w:lineRule="auto" w:after="180"/>
-      </w:pPr>
-      <w:r>
-        <w:rPr>
-          <w:b w:val="0"/>
-        </w:rPr>
+        <w:t>Reference bank and extra practice</w:t>
+      </w:r>
+    </w:p>
+    <w:p>
+      <w:pPr>
+        <w:pStyle w:val="Heading1"/>
+      </w:pPr>
+      <w:r>
+        <w:t>02. Reference · Supported W2 record</w:t>
+      </w:r>
+    </w:p>
+    <w:p>
+      <w:r>
+        <w:t>Keep this task’s inputs,rule and response together.</w:t>
+      </w:r>
+    </w:p>
+    <w:p>
+      <w:pPr>
+        <w:pStyle w:val="Heading2"/>
+      </w:pPr>
+      <w:r>
+        <w:t>Complete task and evidence</w:t>
+      </w:r>
+    </w:p>
+    <w:p>
+      <w:pPr>
+        <w:pStyle w:val="ListBullet"/>
+      </w:pPr>
+      <w:r>
+        <w:t>Use W2: Trace the worked case for Multiple comparisons. Record the answer once; the lesson and workbook refer to the same attempt.</w:t>
+      </w:r>
+    </w:p>
+    <w:tbl>
+      <w:tblPr>
+        <w:tblStyle w:val="LightShading-Accent1"/>
+        <w:tblW w:type="auto" w:w="0"/>
+        <w:tblLook w:firstColumn="1" w:firstRow="1" w:lastColumn="0" w:lastRow="0" w:noHBand="0" w:noVBand="1" w:val="04A0"/>
+      </w:tblPr>
+      <w:tblGrid>
+        <w:gridCol w:w="2556"/>
+        <w:gridCol w:w="2556"/>
+        <w:gridCol w:w="2556"/>
+        <w:gridCol w:w="2556"/>
+      </w:tblGrid>
+      <w:tr>
+        <w:trPr>
+          <w:tblHeader/>
+        </w:trPr>
+        <w:tc>
+          <w:tcPr>
+            <w:tcW w:type="dxa" w:w="2556"/>
+          </w:tcPr>
+          <w:p>
+            <w:r>
+              <w:t>Given inputs</w:t>
+            </w:r>
+          </w:p>
+        </w:tc>
+        <w:tc>
+          <w:tcPr>
+            <w:tcW w:type="dxa" w:w="2556"/>
+          </w:tcPr>
+          <w:p>
+            <w:r>
+              <w:t>Procedure I chose</w:t>
+            </w:r>
+          </w:p>
+        </w:tc>
+        <w:tc>
+          <w:tcPr>
+            <w:tcW w:type="dxa" w:w="2556"/>
+          </w:tcPr>
+          <w:p>
+            <w:r>
+              <w:t>Middle steps</w:t>
+            </w:r>
+          </w:p>
+        </w:tc>
+        <w:tc>
+          <w:tcPr>
+            <w:tcW w:type="dxa" w:w="2556"/>
+          </w:tcPr>
+          <w:p>
+            <w:r>
+              <w:t>Result and check</w:t>
+            </w:r>
+          </w:p>
+        </w:tc>
+      </w:tr>
+      <w:tr>
+        <w:tc>
+          <w:tcPr>
+            <w:tcW w:type="dxa" w:w="2556"/>
+          </w:tcPr>
+          <w:p>
+            <w:r/>
+          </w:p>
+        </w:tc>
+        <w:tc>
+          <w:tcPr>
+            <w:tcW w:type="dxa" w:w="2556"/>
+          </w:tcPr>
+          <w:p>
+            <w:r/>
+          </w:p>
+        </w:tc>
+        <w:tc>
+          <w:tcPr>
+            <w:tcW w:type="dxa" w:w="2556"/>
+          </w:tcPr>
+          <w:p>
+            <w:r/>
+          </w:p>
+        </w:tc>
+        <w:tc>
+          <w:tcPr>
+            <w:tcW w:type="dxa" w:w="2556"/>
+          </w:tcPr>
+          <w:p>
+            <w:r/>
+          </w:p>
+        </w:tc>
+      </w:tr>
+    </w:tbl>
+    <w:p>
+      <w:pPr>
+        <w:pStyle w:val="Heading3"/>
+      </w:pPr>
+      <w:r>
+        <w:t>The step I completed without help, and the hint I needed</w:t>
+      </w:r>
+    </w:p>
+    <w:p>
+      <w:r>
+        <w:t>________________________________________________________________</w:t>
+      </w:r>
+    </w:p>
+    <w:p>
+      <w:r>
+        <w:t>________________________________________________________________</w:t>
+      </w:r>
+    </w:p>
+    <w:p>
+      <w:r>
+        <w:t>________________________________________________________________</w:t>
+      </w:r>
+    </w:p>
+    <w:p>
+      <w:pPr>
+        <w:pStyle w:val="Heading1"/>
+      </w:pPr>
+      <w:r>
+        <w:t>03. Extra practice · Individual reasoning check</w:t>
+      </w:r>
+    </w:p>
+    <w:p>
+      <w:r>
+        <w:t>Keep this task’s inputs,rule and response together.</w:t>
+      </w:r>
+    </w:p>
+    <w:p>
+      <w:pPr>
+        <w:pStyle w:val="Heading2"/>
+      </w:pPr>
+      <w:r>
+        <w:t>Complete task and evidence</w:t>
+      </w:r>
+    </w:p>
+    <w:p>
+      <w:pPr>
+        <w:pStyle w:val="ListBullet"/>
+      </w:pPr>
+      <w:r>
+        <w:t>Use the worked case for Multiple comparisons. Proposed explanation: “The worked result establishes every future case”. Decide whether this explanation is supported. Point to the step or supplied fact that decides; explain your repair if needed.</w:t>
+      </w:r>
+    </w:p>
+    <w:p>
+      <w:pPr>
+        <w:pStyle w:val="Heading3"/>
+      </w:pPr>
+      <w:r>
+        <w:t>My explanation before partner discussion</w:t>
+      </w:r>
+    </w:p>
+    <w:p>
+      <w:r>
+        <w:t>________________________________________________________________</w:t>
+      </w:r>
+    </w:p>
+    <w:p>
+      <w:r>
+        <w:t>________________________________________________________________</w:t>
+      </w:r>
+    </w:p>
+    <w:p>
+      <w:r>
+        <w:t>________________________________________________________________</w:t>
+      </w:r>
+    </w:p>
+    <w:p>
+      <w:r>
+        <w:t>________________________________________________________________</w:t>
+      </w:r>
+    </w:p>
+    <w:p>
+      <w:pPr>
+        <w:pStyle w:val="Heading1"/>
+      </w:pPr>
+      <w:r>
+        <w:t>08. Reference · Earlier W4 response copy</w:t>
+      </w:r>
+    </w:p>
+    <w:p>
+      <w:r>
+        <w:t>Keep this task’s inputs,rule and response together.</w:t>
+      </w:r>
+    </w:p>
+    <w:p>
+      <w:pPr>
+        <w:pStyle w:val="Heading2"/>
+      </w:pPr>
+      <w:r>
+        <w:t>Complete task and evidence</w:t>
+      </w:r>
+    </w:p>
+    <w:p>
+      <w:pPr>
+        <w:pStyle w:val="ListBullet"/>
+      </w:pPr>
+      <w:r>
+        <w:t>Four valid tests form one declared family with alpha 0.05. Their p-values are .01, .02, .2, .9. Use Bonferroni: divide family alpha by four and reject when p is at most that threshold. Compute the threshold and all four decisions.</w:t>
+      </w:r>
+    </w:p>
+    <w:p>
+      <w:pPr>
+        <w:pStyle w:val="Heading3"/>
+      </w:pPr>
+      <w:r>
+        <w:t>My reasoning and evidence</w:t>
+      </w:r>
+    </w:p>
+    <w:p>
+      <w:r>
+        <w:t>________________________________________________________________</w:t>
+      </w:r>
+    </w:p>
+    <w:p>
+      <w:r>
+        <w:t>________________________________________________________________</w:t>
+      </w:r>
+    </w:p>
+    <w:p>
+      <w:r>
+        <w:t>________________________________________________________________</w:t>
+      </w:r>
+    </w:p>
+    <w:p>
+      <w:r>
+        <w:t>________________________________________________________________</w:t>
+      </w:r>
+    </w:p>
+    <w:p>
+      <w:r>
+        <w:t>________________________________________________________________</w:t>
+      </w:r>
+    </w:p>
+    <w:p>
+      <w:r>
+        <w:t>________________________________________________________________</w:t>
+      </w:r>
+    </w:p>
+    <w:p>
+      <w:r>
+        <w:t>________________________________________________________________</w:t>
+      </w:r>
+    </w:p>
+    <w:p>
+      <w:r>
+        <w:t>________________________________________________________________</w:t>
+      </w:r>
+    </w:p>
+    <w:p>
+      <w:pPr>
+        <w:pStyle w:val="Heading1"/>
+      </w:pPr>
+      <w:r>
+        <w:t>12. Extra practice · Pictured case</w:t>
+      </w:r>
+    </w:p>
+    <w:p>
+      <w:r>
+        <w:t>Keep this task’s inputs,rule and response together.</w:t>
+      </w:r>
+    </w:p>
+    <w:p>
+      <w:pPr>
+        <w:pStyle w:val="Heading2"/>
+      </w:pPr>
+      <w:r>
+        <w:t>Complete task and evidence</w:t>
+      </w:r>
+    </w:p>
+    <w:p>
+      <w:r>
+        <w:drawing>
+          <wp:inline xmlns:a="http://schemas.openxmlformats.org/drawingml/2006/main" xmlns:pic="http://schemas.openxmlformats.org/drawingml/2006/picture">
+            <wp:extent cx="5416061" cy="3200400"/>
+            <wp:docPr id="1" name="Picture 1" descr="Family alpha is fixed at 0.05. Five declared tests give cutoff 0.01, six give about 0.00833, and ten give 0.005. More tests mean a smaller per-test cutoff. Four results in the ten-test example are missing, so their decisions are unknown."/>
+            <wp:cNvGraphicFramePr>
+              <a:graphicFrameLocks noChangeAspect="1"/>
+            </wp:cNvGraphicFramePr>
+            <a:graphic>
+              <a:graphicData uri="http://schemas.openxmlformats.org/drawingml/2006/picture">
+                <pic:pic>
+                  <pic:nvPicPr>
+                    <pic:cNvPr id="0" name="ai-7-15-family-cutoffs.png"/>
+                    <pic:cNvPicPr/>
+                  </pic:nvPicPr>
+                  <pic:blipFill>
+                    <a:blip r:embed="rId9"/>
+                    <a:stretch>
+                      <a:fillRect/>
+                    </a:stretch>
+                  </pic:blipFill>
+                  <pic:spPr>
+                    <a:xfrm>
+                      <a:off x="0" y="0"/>
+                      <a:ext cx="5416061" cy="3200400"/>
+                    </a:xfrm>
+                    <a:prstGeom prst="rect"/>
+                  </pic:spPr>
+                </pic:pic>
+              </a:graphicData>
+            </a:graphic>
+          </wp:inline>
+        </w:drawing>
+      </w:r>
+    </w:p>
+    <w:p>
+      <w:pPr>
+        <w:pStyle w:val="ListBullet"/>
+      </w:pPr>
+      <w:r>
         <w:t>Six declared prompt comparisons. A team performs six valid hypothesis tests and applies a predeclared Bonferroni familywise threshold.</w:t>
       </w:r>
     </w:p>
     <w:p>
       <w:pPr>
-        <w:spacing w:line="336" w:lineRule="auto" w:after="180"/>
-      </w:pPr>
-      <w:r>
-        <w:rPr>
-          <w:b w:val="0"/>
-        </w:rPr>
+        <w:pStyle w:val="ListBullet"/>
+      </w:pPr>
+      <w:r>
         <w:t>Familywise alpha=0.05. Supplied unadjusted p-values are 0.004,0.012,0.02,0.08,0.4,0.9. These values are stipulated, not calculated from invented data.</w:t>
       </w:r>
     </w:p>
@@ -1204,7 +1488,7 @@
         <w:drawing>
           <wp:inline xmlns:a="http://schemas.openxmlformats.org/drawingml/2006/main" xmlns:pic="http://schemas.openxmlformats.org/drawingml/2006/picture">
             <wp:extent cx="5486400" cy="5388429"/>
-            <wp:docPr id="1" name="Picture 1" descr="Supplied p-values and six-test decisions"/>
+            <wp:docPr id="2" name="Picture 2" descr="Supplied p-values and six-test decisions"/>
             <wp:cNvGraphicFramePr>
               <a:graphicFrameLocks noChangeAspect="1"/>
             </wp:cNvGraphicFramePr>
@@ -1216,7 +1500,7 @@
                     <pic:cNvPicPr/>
                   </pic:nvPicPr>
                   <pic:blipFill>
-                    <a:blip r:embed="rId9"/>
+                    <a:blip r:embed="rId10"/>
                     <a:stretch>
                       <a:fillRect/>
                     </a:stretch>
@@ -1240,7 +1524,7 @@
         <w:drawing>
           <wp:inline xmlns:a="http://schemas.openxmlformats.org/drawingml/2006/main" xmlns:pic="http://schemas.openxmlformats.org/drawingml/2006/picture">
             <wp:extent cx="5486400" cy="5366657"/>
-            <wp:docPr id="2" name="Picture 2" descr="Multiple comparisons. Count the planned tests: There are six tests in the declared family.. Compute corrected threshold: 0.05/6 is about 0.00833 for each test.. Apply all six decisions: Only 0.004 is below 0.00833; the other five do not reject under this rule."/>
+            <wp:docPr id="3" name="Picture 3" descr="Multiple comparisons. Count the planned tests: There are six tests in the declared family.. Compute corrected threshold: 0.05/6 is about 0.00833 for each test.. Apply all six decisions: Only 0.004 is below 0.00833; the other five do not reject under this rule."/>
             <wp:cNvGraphicFramePr>
               <a:graphicFrameLocks noChangeAspect="1"/>
             </wp:cNvGraphicFramePr>
@@ -1252,7 +1536,7 @@
                     <pic:cNvPicPr/>
                   </pic:nvPicPr>
                   <pic:blipFill>
-                    <a:blip r:embed="rId10"/>
+                    <a:blip r:embed="rId11"/>
                     <a:stretch>
                       <a:fillRect/>
                     </a:stretch>
@@ -1273,13 +1557,9 @@
     </w:p>
     <w:p>
       <w:pPr>
-        <w:spacing w:line="336" w:lineRule="auto" w:after="180"/>
-        <w:shd w:fill="F5F1FB"/>
-      </w:pPr>
-      <w:r>
-        <w:rPr>
-          <w:b w:val="0"/>
-        </w:rPr>
+        <w:pStyle w:val="ListBullet"/>
+      </w:pPr>
+      <w:r>
         <w:t>Calculate the six-test cutoff and identify which supplied p-values reject. Why must the team count every planned comparison rather than report only its smallest p-value?</w:t>
       </w:r>
     </w:p>
@@ -1323,56 +1603,18 @@
     </w:p>
     <w:p>
       <w:pPr>
-        <w:pStyle w:val="Heading3"/>
-      </w:pPr>
-      <w:r>
-        <w:t>Record the help used</w:t>
-      </w:r>
-    </w:p>
-    <w:p>
-      <w:pPr>
-        <w:spacing w:line="336" w:lineRule="auto" w:after="180"/>
-        <w:shd w:fill="F1F6F8"/>
-      </w:pPr>
-      <w:r>
-        <w:rPr>
-          <w:b w:val="0"/>
-        </w:rPr>
-        <w:t xml:space="preserve">Support used: alone / hint / worked example. This record is practice </w:t>
-      </w:r>
-      <w:r>
-        <w:rPr>
-          <w:b/>
-        </w:rPr>
-        <w:t>evidence</w:t>
-      </w:r>
-      <w:r>
-        <w:rPr>
-          <w:b w:val="0"/>
-        </w:rPr>
-        <w:t>.</w:t>
-      </w:r>
-    </w:p>
-    <w:p>
-      <w:pPr>
-        <w:spacing w:line="336" w:lineRule="auto" w:after="180"/>
-      </w:pPr>
-      <w:r>
-        <w:rPr>
-          <w:b w:val="0"/>
-        </w:rPr>
-        <w:t>Project connection: For the Reproducible AI Research Study, retain an annotated worked trace and the changed-case reasoning.</w:t>
-      </w:r>
-    </w:p>
-    <w:p>
-      <w:pPr>
-        <w:spacing w:line="336" w:lineRule="auto" w:after="180"/>
-      </w:pPr>
-      <w:r>
-        <w:rPr>
-          <w:b w:val="0"/>
-        </w:rPr>
-        <w:t>Connect the claim to its records, units and assumptions so another investigator can challenge or reproduce it.</w:t>
+        <w:pStyle w:val="ListBullet"/>
+      </w:pPr>
+      <w:r>
+        <w:t>Support used: alone / hint / worked example. This record is practice evidence.</w:t>
+      </w:r>
+    </w:p>
+    <w:p>
+      <w:pPr>
+        <w:pStyle w:val="ListBullet"/>
+      </w:pPr>
+      <w:r>
+        <w:t>Project connection: For the Reproducible AI Research Study, retain an annotated worked trace and the changed-case reasoning. Connect the claim to its records, units and assumptions so another investigator can challenge or reproduce it.</w:t>
       </w:r>
     </w:p>
     <w:p>
@@ -1380,44 +1622,43 @@
         <w:pStyle w:val="Heading1"/>
       </w:pPr>
       <w:r>
-        <w:t>13. Project portfolio milestone</w:t>
-      </w:r>
-    </w:p>
-    <w:p>
-      <w:r>
-        <w:t>Keep this week’s input, deciding step, result and limit together in the Reproducible AI Research Study record.</w:t>
-      </w:r>
-    </w:p>
-    <w:p>
-      <w:pPr>
-        <w:spacing w:line="336" w:lineRule="auto" w:after="180"/>
-      </w:pPr>
-      <w:r>
-        <w:rPr>
-          <w:b w:val="0"/>
-        </w:rPr>
+        <w:t>13. Reference · Project milestone</w:t>
+      </w:r>
+    </w:p>
+    <w:p>
+      <w:r>
+        <w:t>Keep this task’s inputs,rule and response together.</w:t>
+      </w:r>
+    </w:p>
+    <w:p>
+      <w:pPr>
+        <w:pStyle w:val="Heading2"/>
+      </w:pPr>
+      <w:r>
+        <w:t>Complete task and evidence</w:t>
+      </w:r>
+    </w:p>
+    <w:p>
+      <w:pPr>
+        <w:pStyle w:val="ListBullet"/>
+      </w:pPr>
+      <w:r>
         <w:t>Project: Reproducible AI Research Study</w:t>
       </w:r>
     </w:p>
     <w:p>
       <w:pPr>
-        <w:spacing w:line="336" w:lineRule="auto" w:after="180"/>
-      </w:pPr>
-      <w:r>
-        <w:rPr>
-          <w:b w:val="0"/>
-        </w:rPr>
+        <w:pStyle w:val="ListBullet"/>
+      </w:pPr>
+      <w:r>
         <w:t>Current milestone: Test changed cases. Keep normal, boundary and failure cases; compare expected and observed results.</w:t>
       </w:r>
     </w:p>
     <w:p>
       <w:pPr>
-        <w:spacing w:line="336" w:lineRule="auto" w:after="180"/>
-      </w:pPr>
-      <w:r>
-        <w:rPr>
-          <w:b w:val="0"/>
-        </w:rPr>
+        <w:pStyle w:val="ListBullet"/>
+      </w:pPr>
+      <w:r>
         <w:t>For the Reproducible AI Research Study, retain an annotated worked trace and the changed-case reasoning. Connect the claim to its records, units and assumptions so another investigator can challenge or reproduce it.</w:t>
       </w:r>
     </w:p>
@@ -1575,12 +1816,512 @@
         <w:pStyle w:val="Heading1"/>
       </w:pPr>
       <w:r>
-        <w:t>14. Supported practice and learning evidence</w:t>
-      </w:r>
-    </w:p>
-    <w:p>
-      <w:r>
-        <w:t>Try the supported questions before comparing with hints and feedback. Record what you repaired and the evidence you retained.</w:t>
+        <w:t>14. Extra practice · Predict,check and repair</w:t>
+      </w:r>
+    </w:p>
+    <w:p>
+      <w:r>
+        <w:t>Keep supported feedback separate from the independent case.</w:t>
+      </w:r>
+    </w:p>
+    <w:p>
+      <w:pPr>
+        <w:pStyle w:val="Heading2"/>
+      </w:pPr>
+      <w:r>
+        <w:t>First supported question and optional hint</w:t>
+      </w:r>
+    </w:p>
+    <w:p>
+      <w:pPr>
+        <w:pStyle w:val="ListBullet"/>
+      </w:pPr>
+      <w:r>
+        <w:t>Six declared prompt comparisons. A team performs six valid hypothesis tests and applies a predeclared Bonferroni familywise threshold.</w:t>
+      </w:r>
+    </w:p>
+    <w:p>
+      <w:pPr>
+        <w:pStyle w:val="Heading3"/>
+      </w:pPr>
+      <w:r>
+        <w:t>Practice 1: explain the deciding evidence</w:t>
+      </w:r>
+    </w:p>
+    <w:p>
+      <w:pPr>
+        <w:pStyle w:val="ListBullet"/>
+      </w:pPr>
+      <w:r>
+        <w:t>Which labelled step matches this detail? Only 0.004 is below 0.00833; the other five do not reject under this rule.</w:t>
+      </w:r>
+    </w:p>
+    <w:p>
+      <w:pPr>
+        <w:pStyle w:val="ListBullet"/>
+      </w:pPr>
+      <w:r>
+        <w:t>1. Apply all six decisions</w:t>
+      </w:r>
+    </w:p>
+    <w:p>
+      <w:pPr>
+        <w:pStyle w:val="ListBullet"/>
+      </w:pPr>
+      <w:r>
+        <w:t>2. Compute corrected threshold</w:t>
+      </w:r>
+    </w:p>
+    <w:p>
+      <w:pPr>
+        <w:pStyle w:val="ListBullet"/>
+      </w:pPr>
+      <w:r>
+        <w:t>3. Count the planned tests</w:t>
+      </w:r>
+    </w:p>
+    <w:p>
+      <w:pPr>
+        <w:pStyle w:val="Heading3"/>
+      </w:pPr>
+      <w:r>
+        <w:t>My selected conclusion, deciding fact and explanation</w:t>
+      </w:r>
+    </w:p>
+    <w:p>
+      <w:r>
+        <w:t>________________________________________________________________</w:t>
+      </w:r>
+    </w:p>
+    <w:p>
+      <w:r>
+        <w:t>________________________________________________________________</w:t>
+      </w:r>
+    </w:p>
+    <w:p>
+      <w:r>
+        <w:t>________________________________________________________________</w:t>
+      </w:r>
+    </w:p>
+    <w:p>
+      <w:r>
+        <w:t>________________________________________________________________</w:t>
+      </w:r>
+    </w:p>
+    <w:p>
+      <w:r>
+        <w:t>________________________________________________________________</w:t>
+      </w:r>
+    </w:p>
+    <w:p>
+      <w:pPr>
+        <w:pStyle w:val="ListBullet"/>
+      </w:pPr>
+      <w:r>
+        <w:t>Hint if needed: Read the steps in the pictorial case. Match the supplied detail to the stage that performs or records it.</w:t>
+      </w:r>
+    </w:p>
+    <w:p>
+      <w:pPr>
+        <w:pStyle w:val="Heading2"/>
+      </w:pPr>
+      <w:r>
+        <w:t>Check after the first attempt · reference / check after trying</w:t>
+      </w:r>
+    </w:p>
+    <w:p>
+      <w:pPr>
+        <w:spacing w:line="336" w:lineRule="auto" w:after="180"/>
+      </w:pPr>
+      <w:r>
+        <w:rPr>
+          <w:b w:val="0"/>
+        </w:rPr>
+        <w:t>After your attempt, compare with the supported explanation: Apply all six decisions Only 0.004 is below 0.00833; the other five do not reject under this rule.</w:t>
+      </w:r>
+    </w:p>
+    <w:p>
+      <w:pPr>
+        <w:spacing w:line="336" w:lineRule="auto" w:after="180"/>
+      </w:pPr>
+      <w:r>
+        <w:rPr>
+          <w:b w:val="0"/>
+        </w:rPr>
+        <w:t>Searching many comparisons provides more chances for false positives. Bonferroni divides the error allowance across the declared family; valid individual p-values are required.</w:t>
+      </w:r>
+    </w:p>
+    <w:p>
+      <w:pPr>
+        <w:spacing w:line="336" w:lineRule="auto" w:after="180"/>
+      </w:pPr>
+      <w:r>
+        <w:rPr>
+          <w:b w:val="0"/>
+        </w:rPr>
+        <w:t>A rejected null is not automatically a large or useful improvement.</w:t>
+      </w:r>
+    </w:p>
+    <w:p>
+      <w:pPr>
+        <w:pStyle w:val="Heading2"/>
+      </w:pPr>
+      <w:r>
+        <w:t>Changed-case question and optional hint</w:t>
+      </w:r>
+    </w:p>
+    <w:p>
+      <w:pPr>
+        <w:pStyle w:val="Heading3"/>
+      </w:pPr>
+      <w:r>
+        <w:t>Practice 2: explain the deciding evidence</w:t>
+      </w:r>
+    </w:p>
+    <w:p>
+      <w:pPr>
+        <w:pStyle w:val="ListBullet"/>
+      </w:pPr>
+      <w:r>
+        <w:t>Changed-case practice: The declared family has ten tests instead of six; keep the listed values unchanged. Which conclusion is supported by the supplied facts?</w:t>
+      </w:r>
+    </w:p>
+    <w:p>
+      <w:pPr>
+        <w:pStyle w:val="ListBullet"/>
+      </w:pPr>
+      <w:r>
+        <w:t>1. This one example guarantees correct results for every future input.</w:t>
+      </w:r>
+    </w:p>
+    <w:p>
+      <w:pPr>
+        <w:pStyle w:val="ListBullet"/>
+      </w:pPr>
+      <w:r>
+        <w:t>2. We can decide the result without examining the changed input or the procedure.</w:t>
+      </w:r>
+    </w:p>
+    <w:p>
+      <w:pPr>
+        <w:pStyle w:val="ListBullet"/>
+      </w:pPr>
+      <w:r>
+        <w:t>3. The cutoff becomes 0.005, and only 0.004 among the listed values still rejects.</w:t>
+      </w:r>
+    </w:p>
+    <w:p>
+      <w:pPr>
+        <w:pStyle w:val="Heading3"/>
+      </w:pPr>
+      <w:r>
+        <w:t>My selected conclusion, deciding fact and explanation</w:t>
+      </w:r>
+    </w:p>
+    <w:p>
+      <w:r>
+        <w:t>________________________________________________________________</w:t>
+      </w:r>
+    </w:p>
+    <w:p>
+      <w:r>
+        <w:t>________________________________________________________________</w:t>
+      </w:r>
+    </w:p>
+    <w:p>
+      <w:r>
+        <w:t>________________________________________________________________</w:t>
+      </w:r>
+    </w:p>
+    <w:p>
+      <w:r>
+        <w:t>________________________________________________________________</w:t>
+      </w:r>
+    </w:p>
+    <w:p>
+      <w:r>
+        <w:t>________________________________________________________________</w:t>
+      </w:r>
+    </w:p>
+    <w:p>
+      <w:pPr>
+        <w:pStyle w:val="ListBullet"/>
+      </w:pPr>
+      <w:r>
+        <w:t>Hint if needed: Use the changed condition and the deciding step in the pictorial trace. The answer must say what follows from those facts.</w:t>
+      </w:r>
+    </w:p>
+    <w:p>
+      <w:pPr>
+        <w:pStyle w:val="Heading2"/>
+      </w:pPr>
+      <w:r>
+        <w:t>Check after the changed attempt · reference / check after trying</w:t>
+      </w:r>
+    </w:p>
+    <w:p>
+      <w:pPr>
+        <w:spacing w:line="336" w:lineRule="auto" w:after="180"/>
+      </w:pPr>
+      <w:r>
+        <w:rPr>
+          <w:b w:val="0"/>
+        </w:rPr>
+        <w:t>After your attempt, compare with the supported explanation: The cutoff becomes 0.005, and only 0.004 among the listed values still rejects.</w:t>
+      </w:r>
+    </w:p>
+    <w:p>
+      <w:pPr>
+        <w:spacing w:line="336" w:lineRule="auto" w:after="180"/>
+      </w:pPr>
+      <w:r>
+        <w:rPr>
+          <w:b w:val="0"/>
+        </w:rPr>
+        <w:t>The error allowance is divided among ten tests; all ten results must be reported, including the four not supplied here.</w:t>
+      </w:r>
+    </w:p>
+    <w:p>
+      <w:pPr>
+        <w:pStyle w:val="Heading2"/>
+      </w:pPr>
+      <w:r>
+        <w:t>Repair and retain the record</w:t>
+      </w:r>
+    </w:p>
+    <w:p>
+      <w:pPr>
+        <w:spacing w:line="336" w:lineRule="auto" w:after="180"/>
+      </w:pPr>
+      <w:r>
+        <w:rPr>
+          <w:b w:val="0"/>
+        </w:rPr>
+        <w:t xml:space="preserve">Review Statistical tests and assumptions (ai-7/14). Goal: Explain the </w:t>
+      </w:r>
+      <w:r>
+        <w:rPr>
+          <w:b/>
+        </w:rPr>
+        <w:t>mechanism</w:t>
+      </w:r>
+      <w:r>
+        <w:rPr>
+          <w:b w:val="0"/>
+        </w:rPr>
+        <w:t xml:space="preserve"> and terminology of statistical tests and assumptions. Short practice: Calculate each paired difference and the observed sum.</w:t>
+      </w:r>
+    </w:p>
+    <w:p>
+      <w:pPr>
+        <w:spacing w:line="336" w:lineRule="auto" w:after="180"/>
+      </w:pPr>
+      <w:r>
+        <w:rPr>
+          <w:b w:val="0"/>
+        </w:rPr>
+        <w:t>Count null arrangements with absolute sum at least four, compute p, and explain the decision at threshold 0.05.. Return to this week and explain what you changed.</w:t>
+      </w:r>
+    </w:p>
+    <w:p>
+      <w:pPr>
+        <w:spacing w:line="336" w:lineRule="auto" w:after="180"/>
+      </w:pPr>
+      <w:r>
+        <w:rPr>
+          <w:b w:val="0"/>
+        </w:rPr>
+        <w:t xml:space="preserve">Review Uncertainty intervals (ai-7/12). Goal: Explain the </w:t>
+      </w:r>
+      <w:r>
+        <w:rPr>
+          <w:b/>
+        </w:rPr>
+        <w:t>mechanism</w:t>
+      </w:r>
+      <w:r>
+        <w:rPr>
+          <w:b w:val="0"/>
+        </w:rPr>
+        <w:t xml:space="preserve"> and terminology of uncertainty intervals. Short practice: Locate -0.8 and zero relative to the supplied interval [-1.4,-0.2].</w:t>
+      </w:r>
+    </w:p>
+    <w:p>
+      <w:pPr>
+        <w:spacing w:line="336" w:lineRule="auto" w:after="180"/>
+      </w:pPr>
+      <w:r>
+        <w:rPr>
+          <w:b w:val="0"/>
+        </w:rPr>
+        <w:t>Interpret the sign and confidence-method meaning, then describe what changes with interval [-1.4,0.3].. Return to this week and explain what you changed.</w:t>
+      </w:r>
+    </w:p>
+    <w:p>
+      <w:pPr>
+        <w:spacing w:line="336" w:lineRule="auto" w:after="180"/>
+      </w:pPr>
+      <w:r>
+        <w:rPr>
+          <w:b w:val="0"/>
+        </w:rPr>
+        <w:t xml:space="preserve">Review Experimental units and independence (ai-7/9). Goal: Explain the </w:t>
+      </w:r>
+      <w:r>
+        <w:rPr>
+          <w:b/>
+        </w:rPr>
+        <w:t>mechanism</w:t>
+      </w:r>
+      <w:r>
+        <w:rPr>
+          <w:b w:val="0"/>
+        </w:rPr>
+        <w:t xml:space="preserve"> and terminology of experimental units and independence. Short practice: Count independent plants and photo views.</w:t>
+      </w:r>
+    </w:p>
+    <w:p>
+      <w:pPr>
+        <w:spacing w:line="336" w:lineRule="auto" w:after="180"/>
+      </w:pPr>
+      <w:r>
+        <w:rPr>
+          <w:b w:val="0"/>
+        </w:rPr>
+        <w:t>Construct the stated group-correct split, then explain why placing a P1 view in evaluation creates leakage for the new-plant goal.. Return to this week and explain what you changed.</w:t>
+      </w:r>
+    </w:p>
+    <w:p>
+      <w:pPr>
+        <w:spacing w:line="336" w:lineRule="auto" w:after="180"/>
+      </w:pPr>
+      <w:r>
+        <w:rPr>
+          <w:b w:val="0"/>
+        </w:rPr>
+        <w:t xml:space="preserve">The browser lab lets you edit the supported Python examples already included in this lesson. Predict first, run, inspect the actual </w:t>
+      </w:r>
+      <w:r>
+        <w:rPr>
+          <w:b/>
+        </w:rPr>
+        <w:t>output</w:t>
+      </w:r>
+      <w:r>
+        <w:rPr>
+          <w:b w:val="0"/>
+        </w:rPr>
+        <w:t xml:space="preserve"> or error, change one </w:t>
+      </w:r>
+      <w:r>
+        <w:rPr>
+          <w:b/>
+        </w:rPr>
+        <w:t>input</w:t>
+      </w:r>
+      <w:r>
+        <w:rPr>
+          <w:b w:val="0"/>
+        </w:rPr>
+        <w:t>, then run again.</w:t>
+      </w:r>
+    </w:p>
+    <w:p>
+      <w:pPr>
+        <w:spacing w:line="336" w:lineRule="auto" w:after="180"/>
+      </w:pPr>
+      <w:r>
+        <w:rPr>
+          <w:b w:val="0"/>
+        </w:rPr>
+        <w:t xml:space="preserve">Keep code, </w:t>
+      </w:r>
+      <w:r>
+        <w:rPr>
+          <w:b/>
+        </w:rPr>
+        <w:t>prediction</w:t>
+      </w:r>
+      <w:r>
+        <w:rPr>
+          <w:b w:val="0"/>
+        </w:rPr>
+        <w:t>s, actual results and a reasoned revision together. On paper, label your result as a trace rather than an execution.</w:t>
+      </w:r>
+    </w:p>
+    <w:p>
+      <w:pPr>
+        <w:spacing w:line="336" w:lineRule="auto" w:after="180"/>
+      </w:pPr>
+      <w:r>
+        <w:rPr>
+          <w:b w:val="0"/>
+        </w:rPr>
+        <w:t xml:space="preserve">Use Download completed work in the hosted lesson to export your answers, reflections, practice feedback and code-run </w:t>
+      </w:r>
+      <w:r>
+        <w:rPr>
+          <w:b/>
+        </w:rPr>
+        <w:t>evidence</w:t>
+      </w:r>
+      <w:r>
+        <w:rPr>
+          <w:b w:val="0"/>
+        </w:rPr>
+        <w:t>. Open the HTML copy to read or print it.</w:t>
+      </w:r>
+    </w:p>
+    <w:p>
+      <w:pPr>
+        <w:spacing w:line="336" w:lineRule="auto" w:after="180"/>
+      </w:pPr>
+      <w:r>
+        <w:rPr>
+          <w:b w:val="0"/>
+        </w:rPr>
+        <w:t>Drafts stay in this browser when storage is available; clear drafts on a shared device.</w:t>
+      </w:r>
+    </w:p>
+    <w:p>
+      <w:pPr>
+        <w:pStyle w:val="Heading3"/>
+      </w:pPr>
+      <w:r>
+        <w:t>What I repaired, the evidence I kept and the next test</w:t>
+      </w:r>
+    </w:p>
+    <w:p>
+      <w:r>
+        <w:t>________________________________________________________________</w:t>
+      </w:r>
+    </w:p>
+    <w:p>
+      <w:r>
+        <w:t>________________________________________________________________</w:t>
+      </w:r>
+    </w:p>
+    <w:p>
+      <w:r>
+        <w:t>________________________________________________________________</w:t>
+      </w:r>
+    </w:p>
+    <w:p>
+      <w:r>
+        <w:t>________________________________________________________________</w:t>
+      </w:r>
+    </w:p>
+    <w:p>
+      <w:r>
+        <w:t>________________________________________________________________</w:t>
+      </w:r>
+    </w:p>
+    <w:p>
+      <w:pPr>
+        <w:pStyle w:val="Heading2"/>
+      </w:pPr>
+      <w:r>
+        <w:t>Earlier wording, alternatives and picture transcripts · reference / check after trying</w:t>
       </w:r>
     </w:p>
     <w:p>
@@ -1596,68 +2337,10 @@
     </w:p>
     <w:p>
       <w:pPr>
-        <w:spacing w:line="336" w:lineRule="auto" w:after="180"/>
-      </w:pPr>
-      <w:r>
-        <w:rPr>
-          <w:b w:val="0"/>
-        </w:rPr>
-        <w:t>Six declared prompt comparisons. A team performs six valid hypothesis tests and applies a predeclared Bonferroni familywise threshold.</w:t>
-      </w:r>
-    </w:p>
-    <w:p>
-      <w:pPr>
         <w:pStyle w:val="Heading3"/>
       </w:pPr>
       <w:r>
-        <w:t>Practice 1: explain the deciding evidence</w:t>
-      </w:r>
-    </w:p>
-    <w:p>
-      <w:pPr>
-        <w:spacing w:line="336" w:lineRule="auto" w:after="180"/>
-      </w:pPr>
-      <w:r>
-        <w:rPr>
-          <w:b w:val="0"/>
-        </w:rPr>
-        <w:t>Which labelled step matches this detail? Only 0.004 is below 0.00833; the other five do not reject under this rule.</w:t>
-      </w:r>
-    </w:p>
-    <w:p>
-      <w:pPr>
-        <w:spacing w:line="336" w:lineRule="auto" w:after="180"/>
-        <w:shd w:fill="F4F9FC"/>
-      </w:pPr>
-      <w:r>
-        <w:rPr>
-          <w:b w:val="0"/>
-        </w:rPr>
-        <w:t>1. Apply all six decisions</w:t>
-      </w:r>
-    </w:p>
-    <w:p>
-      <w:pPr>
-        <w:spacing w:line="336" w:lineRule="auto" w:after="180"/>
-        <w:shd w:fill="F4F9FC"/>
-      </w:pPr>
-      <w:r>
-        <w:rPr>
-          <w:b w:val="0"/>
-        </w:rPr>
-        <w:t>2. Compute corrected threshold</w:t>
-      </w:r>
-    </w:p>
-    <w:p>
-      <w:pPr>
-        <w:spacing w:line="336" w:lineRule="auto" w:after="180"/>
-        <w:shd w:fill="F4F9FC"/>
-      </w:pPr>
-      <w:r>
-        <w:rPr>
-          <w:b w:val="0"/>
-        </w:rPr>
-        <w:t>3. Count the planned tests</w:t>
+        <w:t>Repair a missing building block</w:t>
       </w:r>
     </w:p>
     <w:p>
@@ -1665,32 +2348,7 @@
         <w:pStyle w:val="Heading3"/>
       </w:pPr>
       <w:r>
-        <w:t>My selected conclusion, deciding fact and explanation</w:t>
-      </w:r>
-    </w:p>
-    <w:p>
-      <w:r>
-        <w:t>________________________________________________________________</w:t>
-      </w:r>
-    </w:p>
-    <w:p>
-      <w:r>
-        <w:t>________________________________________________________________</w:t>
-      </w:r>
-    </w:p>
-    <w:p>
-      <w:r>
-        <w:t>________________________________________________________________</w:t>
-      </w:r>
-    </w:p>
-    <w:p>
-      <w:r>
-        <w:t>________________________________________________________________</w:t>
-      </w:r>
-    </w:p>
-    <w:p>
-      <w:r>
-        <w:t>________________________________________________________________</w:t>
+        <w:t>Predict, run and debug</w:t>
       </w:r>
     </w:p>
     <w:p>
@@ -1698,505 +2356,25 @@
         <w:pStyle w:val="Heading3"/>
       </w:pPr>
       <w:r>
-        <w:t>Hint · try first</w:t>
-      </w:r>
-    </w:p>
-    <w:p>
-      <w:pPr>
-        <w:spacing w:line="336" w:lineRule="auto" w:after="180"/>
-        <w:shd w:fill="F1F6F8"/>
-      </w:pPr>
-      <w:r>
-        <w:rPr>
-          <w:b w:val="0"/>
-        </w:rPr>
-        <w:t>Hint if needed: Read the steps in the pictorial case. Match the supplied detail to the stage that performs or records it.</w:t>
-      </w:r>
-    </w:p>
-    <w:p>
-      <w:pPr>
-        <w:pStyle w:val="Heading3"/>
-      </w:pPr>
-      <w:r>
-        <w:t>Feedback · compare after trying</w:t>
-      </w:r>
-    </w:p>
-    <w:p>
-      <w:pPr>
-        <w:spacing w:line="336" w:lineRule="auto" w:after="180"/>
-        <w:shd w:fill="F1F6FC"/>
-      </w:pPr>
-      <w:r>
-        <w:rPr>
-          <w:b w:val="0"/>
-        </w:rPr>
-        <w:t>After your attempt, compare with the supported explanation: Apply all six decisions Only 0.004 is below 0.00833; the other five do not reject under this rule.</w:t>
-      </w:r>
-    </w:p>
-    <w:p>
-      <w:pPr>
-        <w:spacing w:line="336" w:lineRule="auto" w:after="180"/>
-        <w:shd w:fill="F1F6FC"/>
-      </w:pPr>
-      <w:r>
-        <w:rPr>
-          <w:b w:val="0"/>
-        </w:rPr>
-        <w:t>Searching many comparisons provides more chances for false positives. Bonferroni divides the error allowance across the declared family; valid individual p-values are required.</w:t>
-      </w:r>
-    </w:p>
-    <w:p>
-      <w:pPr>
-        <w:spacing w:line="336" w:lineRule="auto" w:after="180"/>
-        <w:shd w:fill="F1F6FC"/>
-      </w:pPr>
-      <w:r>
-        <w:rPr>
-          <w:b w:val="0"/>
-        </w:rPr>
-        <w:t>A rejected null is not automatically a large or useful improvement.</w:t>
-      </w:r>
-    </w:p>
-    <w:p>
-      <w:pPr>
-        <w:pStyle w:val="Heading3"/>
-      </w:pPr>
-      <w:r>
-        <w:t>Practice 2: explain the deciding evidence</w:t>
-      </w:r>
-    </w:p>
-    <w:p>
-      <w:pPr>
-        <w:pStyle w:val="Heading3"/>
-      </w:pPr>
-      <w:r>
-        <w:t>Changed case · predict first</w:t>
-      </w:r>
-    </w:p>
-    <w:p>
-      <w:pPr>
-        <w:spacing w:line="336" w:lineRule="auto" w:after="180"/>
-        <w:shd w:fill="F5F1FB"/>
-      </w:pPr>
-      <w:r>
-        <w:rPr>
-          <w:b w:val="0"/>
-        </w:rPr>
-        <w:t>Changed-case practice: The declared family has ten tests instead of six; keep the listed values unchanged. Which conclusion is supported by the supplied facts?</w:t>
-      </w:r>
-    </w:p>
-    <w:p>
-      <w:pPr>
-        <w:spacing w:line="336" w:lineRule="auto" w:after="180"/>
-        <w:shd w:fill="F4F9FC"/>
-      </w:pPr>
-      <w:r>
-        <w:rPr>
-          <w:b w:val="0"/>
-        </w:rPr>
-        <w:t xml:space="preserve">1. This one example guarantees correct results for every future </w:t>
-      </w:r>
-      <w:r>
-        <w:rPr>
-          <w:b/>
-        </w:rPr>
-        <w:t>input</w:t>
-      </w:r>
-      <w:r>
-        <w:rPr>
-          <w:b w:val="0"/>
-        </w:rPr>
-        <w:t>.</w:t>
-      </w:r>
-    </w:p>
-    <w:p>
-      <w:pPr>
-        <w:spacing w:line="336" w:lineRule="auto" w:after="180"/>
-        <w:shd w:fill="F4F9FC"/>
-      </w:pPr>
-      <w:r>
-        <w:rPr>
-          <w:b w:val="0"/>
-        </w:rPr>
-        <w:t xml:space="preserve">2. We can decide the result without examining the changed </w:t>
-      </w:r>
-      <w:r>
-        <w:rPr>
-          <w:b/>
-        </w:rPr>
-        <w:t>input</w:t>
-      </w:r>
-      <w:r>
-        <w:rPr>
-          <w:b w:val="0"/>
-        </w:rPr>
-        <w:t xml:space="preserve"> or the procedure.</w:t>
-      </w:r>
-    </w:p>
-    <w:p>
-      <w:pPr>
-        <w:spacing w:line="336" w:lineRule="auto" w:after="180"/>
-        <w:shd w:fill="F4F9FC"/>
-      </w:pPr>
-      <w:r>
-        <w:rPr>
-          <w:b w:val="0"/>
-        </w:rPr>
-        <w:t>3. The cutoff becomes 0.005, and only 0.004 among the listed values still rejects.</w:t>
-      </w:r>
-    </w:p>
-    <w:p>
-      <w:pPr>
-        <w:pStyle w:val="Heading3"/>
-      </w:pPr>
-      <w:r>
-        <w:t>My selected conclusion, deciding fact and explanation</w:t>
-      </w:r>
-    </w:p>
-    <w:p>
-      <w:r>
-        <w:t>________________________________________________________________</w:t>
-      </w:r>
-    </w:p>
-    <w:p>
-      <w:r>
-        <w:t>________________________________________________________________</w:t>
-      </w:r>
-    </w:p>
-    <w:p>
-      <w:r>
-        <w:t>________________________________________________________________</w:t>
-      </w:r>
-    </w:p>
-    <w:p>
-      <w:r>
-        <w:t>________________________________________________________________</w:t>
-      </w:r>
-    </w:p>
-    <w:p>
-      <w:r>
-        <w:t>________________________________________________________________</w:t>
-      </w:r>
-    </w:p>
-    <w:p>
-      <w:pPr>
-        <w:pStyle w:val="Heading3"/>
-      </w:pPr>
-      <w:r>
-        <w:t>Hint · try first</w:t>
-      </w:r>
-    </w:p>
-    <w:p>
-      <w:pPr>
-        <w:spacing w:line="336" w:lineRule="auto" w:after="180"/>
-        <w:shd w:fill="F1F6F8"/>
-      </w:pPr>
-      <w:r>
-        <w:rPr>
-          <w:b w:val="0"/>
-        </w:rPr>
-        <w:t>Hint if needed: Use the changed condition and the deciding step in the pictorial trace. The answer must say what follows from those facts.</w:t>
-      </w:r>
-    </w:p>
-    <w:p>
-      <w:pPr>
-        <w:pStyle w:val="Heading3"/>
-      </w:pPr>
-      <w:r>
-        <w:t>Feedback · compare after trying</w:t>
-      </w:r>
-    </w:p>
-    <w:p>
-      <w:pPr>
-        <w:spacing w:line="336" w:lineRule="auto" w:after="180"/>
-        <w:shd w:fill="F1F6FC"/>
-      </w:pPr>
-      <w:r>
-        <w:rPr>
-          <w:b w:val="0"/>
-        </w:rPr>
-        <w:t>After your attempt, compare with the supported explanation: The cutoff becomes 0.005, and only 0.004 among the listed values still rejects.</w:t>
-      </w:r>
-    </w:p>
-    <w:p>
-      <w:pPr>
-        <w:spacing w:line="336" w:lineRule="auto" w:after="180"/>
-        <w:shd w:fill="F1F6FC"/>
-      </w:pPr>
-      <w:r>
-        <w:rPr>
-          <w:b w:val="0"/>
-        </w:rPr>
-        <w:t>The error allowance is divided among ten tests; all ten results must be reported, including the four not supplied here.</w:t>
-      </w:r>
-    </w:p>
-    <w:p>
-      <w:pPr>
-        <w:pStyle w:val="Heading3"/>
-      </w:pPr>
-      <w:r>
-        <w:t>Repair a missing building block</w:t>
-      </w:r>
-    </w:p>
-    <w:p>
-      <w:pPr>
-        <w:spacing w:line="336" w:lineRule="auto" w:after="180"/>
-      </w:pPr>
-      <w:r>
-        <w:rPr>
-          <w:b w:val="0"/>
-        </w:rPr>
-        <w:t xml:space="preserve">Review Statistical tests and assumptions (ai-7/14). Goal: Explain the </w:t>
-      </w:r>
-      <w:r>
-        <w:rPr>
-          <w:b/>
-        </w:rPr>
-        <w:t>mechanism</w:t>
-      </w:r>
-      <w:r>
-        <w:rPr>
-          <w:b w:val="0"/>
-        </w:rPr>
-        <w:t xml:space="preserve"> and terminology of statistical tests and assumptions. Short practice: Calculate each paired difference and the observed sum.</w:t>
-      </w:r>
-    </w:p>
-    <w:p>
-      <w:pPr>
-        <w:spacing w:line="336" w:lineRule="auto" w:after="180"/>
-      </w:pPr>
-      <w:r>
-        <w:rPr>
-          <w:b w:val="0"/>
-        </w:rPr>
-        <w:t>Count null arrangements with absolute sum at least four, compute p, and explain the decision at threshold 0.05.. Return to this week and explain what you changed.</w:t>
-      </w:r>
-    </w:p>
-    <w:p>
-      <w:pPr>
-        <w:spacing w:line="336" w:lineRule="auto" w:after="180"/>
-      </w:pPr>
-      <w:r>
-        <w:rPr>
-          <w:b w:val="0"/>
-        </w:rPr>
-        <w:t xml:space="preserve">Review Uncertainty intervals (ai-7/12). Goal: Explain the </w:t>
-      </w:r>
-      <w:r>
-        <w:rPr>
-          <w:b/>
-        </w:rPr>
-        <w:t>mechanism</w:t>
-      </w:r>
-      <w:r>
-        <w:rPr>
-          <w:b w:val="0"/>
-        </w:rPr>
-        <w:t xml:space="preserve"> and terminology of uncertainty intervals. Short practice: Locate -0.8 and zero relative to the supplied interval [-1.4,-0.2].</w:t>
-      </w:r>
-    </w:p>
-    <w:p>
-      <w:pPr>
-        <w:spacing w:line="336" w:lineRule="auto" w:after="180"/>
-      </w:pPr>
-      <w:r>
-        <w:rPr>
-          <w:b w:val="0"/>
-        </w:rPr>
-        <w:t>Interpret the sign and confidence-method meaning, then describe what changes with interval [-1.4,0.3].. Return to this week and explain what you changed.</w:t>
-      </w:r>
-    </w:p>
-    <w:p>
-      <w:pPr>
-        <w:spacing w:line="336" w:lineRule="auto" w:after="180"/>
-      </w:pPr>
-      <w:r>
-        <w:rPr>
-          <w:b w:val="0"/>
-        </w:rPr>
-        <w:t xml:space="preserve">Review Experimental units and independence (ai-7/9). Goal: Explain the </w:t>
-      </w:r>
-      <w:r>
-        <w:rPr>
-          <w:b/>
-        </w:rPr>
-        <w:t>mechanism</w:t>
-      </w:r>
-      <w:r>
-        <w:rPr>
-          <w:b w:val="0"/>
-        </w:rPr>
-        <w:t xml:space="preserve"> and terminology of experimental units and independence. Short practice: Count independent plants and photo views.</w:t>
-      </w:r>
-    </w:p>
-    <w:p>
-      <w:pPr>
-        <w:spacing w:line="336" w:lineRule="auto" w:after="180"/>
-      </w:pPr>
-      <w:r>
-        <w:rPr>
-          <w:b w:val="0"/>
-        </w:rPr>
-        <w:t>Construct the stated group-correct split, then explain why placing a P1 view in evaluation creates leakage for the new-plant goal.. Return to this week and explain what you changed.</w:t>
-      </w:r>
-    </w:p>
-    <w:p>
-      <w:pPr>
-        <w:pStyle w:val="Heading3"/>
-      </w:pPr>
-      <w:r>
-        <w:t>Predict, run and debug</w:t>
-      </w:r>
-    </w:p>
-    <w:p>
-      <w:pPr>
-        <w:spacing w:line="336" w:lineRule="auto" w:after="180"/>
-      </w:pPr>
-      <w:r>
-        <w:rPr>
-          <w:b w:val="0"/>
-        </w:rPr>
-        <w:t xml:space="preserve">The browser lab lets you edit the supported Python examples already included in this lesson. Predict first, run, inspect the actual </w:t>
-      </w:r>
-      <w:r>
-        <w:rPr>
-          <w:b/>
-        </w:rPr>
-        <w:t>output</w:t>
-      </w:r>
-      <w:r>
-        <w:rPr>
-          <w:b w:val="0"/>
-        </w:rPr>
-        <w:t xml:space="preserve"> or error, change one </w:t>
-      </w:r>
-      <w:r>
-        <w:rPr>
-          <w:b/>
-        </w:rPr>
-        <w:t>input</w:t>
-      </w:r>
-      <w:r>
-        <w:rPr>
-          <w:b w:val="0"/>
-        </w:rPr>
-        <w:t>, then run again.</w:t>
-      </w:r>
-    </w:p>
-    <w:p>
-      <w:pPr>
-        <w:spacing w:line="336" w:lineRule="auto" w:after="180"/>
-      </w:pPr>
-      <w:r>
-        <w:rPr>
-          <w:b w:val="0"/>
-        </w:rPr>
-        <w:t xml:space="preserve">Keep code, </w:t>
-      </w:r>
-      <w:r>
-        <w:rPr>
-          <w:b/>
-        </w:rPr>
-        <w:t>prediction</w:t>
-      </w:r>
-      <w:r>
-        <w:rPr>
-          <w:b w:val="0"/>
-        </w:rPr>
-        <w:t>s, actual results and a reasoned revision together. On paper, label your result as a trace rather than an execution.</w:t>
-      </w:r>
-    </w:p>
-    <w:p>
-      <w:pPr>
-        <w:pStyle w:val="Heading3"/>
-      </w:pPr>
-      <w:r>
         <w:t>Keep your completed work</w:t>
       </w:r>
     </w:p>
     <w:p>
       <w:pPr>
-        <w:spacing w:line="336" w:lineRule="auto" w:after="180"/>
-      </w:pPr>
-      <w:r>
-        <w:rPr>
-          <w:b w:val="0"/>
-        </w:rPr>
-        <w:t xml:space="preserve">Use Download completed work in the hosted lesson to export your answers, reflections, practice feedback and code-run </w:t>
-      </w:r>
-      <w:r>
-        <w:rPr>
-          <w:b/>
-        </w:rPr>
-        <w:t>evidence</w:t>
-      </w:r>
-      <w:r>
-        <w:rPr>
-          <w:b w:val="0"/>
-        </w:rPr>
-        <w:t>. Open the HTML copy to read or print it.</w:t>
-      </w:r>
-    </w:p>
-    <w:p>
-      <w:pPr>
-        <w:spacing w:line="336" w:lineRule="auto" w:after="180"/>
-      </w:pPr>
-      <w:r>
-        <w:rPr>
-          <w:b w:val="0"/>
-        </w:rPr>
-        <w:t>Drafts stay in this browser when storage is available; clear drafts on a shared device.</w:t>
-      </w:r>
-    </w:p>
-    <w:p>
-      <w:pPr>
-        <w:pStyle w:val="Heading3"/>
-      </w:pPr>
-      <w:r>
-        <w:t>What I repaired, the evidence I kept and the next test</w:t>
-      </w:r>
-    </w:p>
-    <w:p>
-      <w:r>
-        <w:t>________________________________________________________________</w:t>
-      </w:r>
-    </w:p>
-    <w:p>
-      <w:r>
-        <w:t>________________________________________________________________</w:t>
-      </w:r>
-    </w:p>
-    <w:p>
-      <w:r>
-        <w:t>________________________________________________________________</w:t>
-      </w:r>
-    </w:p>
-    <w:p>
-      <w:r>
-        <w:t>________________________________________________________________</w:t>
-      </w:r>
-    </w:p>
-    <w:p>
-      <w:r>
-        <w:t>________________________________________________________________</w:t>
-      </w:r>
-    </w:p>
-    <w:p>
-      <w:pPr>
         <w:pStyle w:val="Heading1"/>
       </w:pPr>
       <w:r>
-        <w:t>15. Visual concept journey</w:t>
-      </w:r>
-    </w:p>
-    <w:p>
-      <w:r>
-        <w:t>Explain each Multiple comparisons picture from its labels, then record a relevant limit.</w:t>
-      </w:r>
-    </w:p>
-    <w:p>
-      <w:pPr>
-        <w:pStyle w:val="Heading3"/>
+        <w:t>15. Reference · Six-picture response sheets</w:t>
+      </w:r>
+    </w:p>
+    <w:p>
+      <w:r>
+        <w:t>Choose the picture that helps explain the current step.</w:t>
+      </w:r>
+    </w:p>
+    <w:p>
+      <w:pPr>
+        <w:pStyle w:val="Heading2"/>
       </w:pPr>
       <w:r>
         <w:t>01. Multiple comparisons: the case</w:t>
@@ -2207,7 +2385,7 @@
         <w:drawing>
           <wp:inline xmlns:a="http://schemas.openxmlformats.org/drawingml/2006/main" xmlns:pic="http://schemas.openxmlformats.org/drawingml/2006/picture">
             <wp:extent cx="5486400" cy="2834640"/>
-            <wp:docPr id="3" name="Picture 3" descr="Six declared prompt comparisons. A team performs six valid hypothesis tests and applies a predeclared Bonferroni familywise threshold. Supplied facts: Familywise alpha=0.05. Supplied unadjusted p-values are 0.004,0.012,0.02,0.08,0.4,0.9. These values are stipulated, not calculated from invented data."/>
+            <wp:docPr id="4" name="Picture 4" descr="Six declared prompt comparisons. A team performs six valid hypothesis tests and applies a predeclared Bonferroni familywise threshold. Supplied facts: Familywise alpha=0.05. Supplied unadjusted p-values are 0.004,0.012,0.02,0.08,0.4,0.9. These values are stipulated, not calculated from invented data."/>
             <wp:cNvGraphicFramePr>
               <a:graphicFrameLocks noChangeAspect="1"/>
             </wp:cNvGraphicFramePr>
@@ -2219,7 +2397,7 @@
                     <pic:cNvPicPr/>
                   </pic:nvPicPr>
                   <pic:blipFill>
-                    <a:blip r:embed="rId11"/>
+                    <a:blip r:embed="rId12"/>
                     <a:stretch>
                       <a:fillRect/>
                     </a:stretch>
@@ -2263,7 +2441,6 @@
     <w:p>
       <w:pPr>
         <w:spacing w:line="336" w:lineRule="auto" w:after="180"/>
-        <w:shd w:fill="F5F1FB"/>
       </w:pPr>
       <w:r>
         <w:rPr>
@@ -2302,7 +2479,7 @@
     </w:p>
     <w:p>
       <w:pPr>
-        <w:pStyle w:val="Heading3"/>
+        <w:pStyle w:val="Heading2"/>
       </w:pPr>
       <w:r>
         <w:t>02. Follow the deciding steps</w:t>
@@ -2313,7 +2490,7 @@
         <w:drawing>
           <wp:inline xmlns:a="http://schemas.openxmlformats.org/drawingml/2006/main" xmlns:pic="http://schemas.openxmlformats.org/drawingml/2006/picture">
             <wp:extent cx="5486400" cy="3182112"/>
-            <wp:docPr id="4" name="Picture 4" descr="Count the planned tests: There are six tests in the declared family. → Compute corrected threshold: 0.05/6 is about 0.00833 for each test. → Apply all six decisions: Only 0.004 is below 0.00833; the other five do not reject under this rule."/>
+            <wp:docPr id="5" name="Picture 5" descr="Count the planned tests: There are six tests in the declared family. → Compute corrected threshold: 0.05/6 is about 0.00833 for each test. → Apply all six decisions: Only 0.004 is below 0.00833; the other five do not reject under this rule."/>
             <wp:cNvGraphicFramePr>
               <a:graphicFrameLocks noChangeAspect="1"/>
             </wp:cNvGraphicFramePr>
@@ -2325,7 +2502,7 @@
                     <pic:cNvPicPr/>
                   </pic:nvPicPr>
                   <pic:blipFill>
-                    <a:blip r:embed="rId12"/>
+                    <a:blip r:embed="rId13"/>
                     <a:stretch>
                       <a:fillRect/>
                     </a:stretch>
@@ -2358,7 +2535,6 @@
     <w:p>
       <w:pPr>
         <w:spacing w:line="336" w:lineRule="auto" w:after="180"/>
-        <w:shd w:fill="F5F1FB"/>
       </w:pPr>
       <w:r>
         <w:rPr>
@@ -2409,7 +2585,7 @@
     </w:p>
     <w:p>
       <w:pPr>
-        <w:pStyle w:val="Heading3"/>
+        <w:pStyle w:val="Heading2"/>
       </w:pPr>
       <w:r>
         <w:t>03. Supplied p-values and six-test decisions</w:t>
@@ -2420,7 +2596,7 @@
         <w:drawing>
           <wp:inline xmlns:a="http://schemas.openxmlformats.org/drawingml/2006/main" xmlns:pic="http://schemas.openxmlformats.org/drawingml/2006/picture">
             <wp:extent cx="5486400" cy="3938016"/>
-            <wp:docPr id="5" name="Picture 5" descr="Supplied p-values and six-test decisions. Test 1: Supplied p = 0.004, At cutoff 0.00833 = Reject. Test 2: Supplied p = 0.012, At cutoff 0.00833 = Do not reject. Test 3: Supplied p = 0.02, At cutoff 0.00833 = Do not reject. Test 4: Supplied p = 0.08, At cutoff 0.00833 = Do not reject. Test 5: Supplied p = 0.4, At cutoff 0.00833 = Do not reject. Test 6: Supplied p = 0.9, At cutoff 0.00833 = Do not reject."/>
+            <wp:docPr id="6" name="Picture 6" descr="Supplied p-values and six-test decisions. Test 1: Supplied p = 0.004, At cutoff 0.00833 = Reject. Test 2: Supplied p = 0.012, At cutoff 0.00833 = Do not reject. Test 3: Supplied p = 0.02, At cutoff 0.00833 = Do not reject. Test 4: Supplied p = 0.08, At cutoff 0.00833 = Do not reject. Test 5: Supplied p = 0.4, At cutoff 0.00833 = Do not reject. Test 6: Supplied p = 0.9, At cutoff 0.00833 = Do not reject."/>
             <wp:cNvGraphicFramePr>
               <a:graphicFrameLocks noChangeAspect="1"/>
             </wp:cNvGraphicFramePr>
@@ -2432,7 +2608,7 @@
                     <pic:cNvPicPr/>
                   </pic:nvPicPr>
                   <pic:blipFill>
-                    <a:blip r:embed="rId13"/>
+                    <a:blip r:embed="rId14"/>
                     <a:stretch>
                       <a:fillRect/>
                     </a:stretch>
@@ -2476,7 +2652,6 @@
     <w:p>
       <w:pPr>
         <w:spacing w:line="336" w:lineRule="auto" w:after="180"/>
-        <w:shd w:fill="F5F1FB"/>
       </w:pPr>
       <w:r>
         <w:rPr>
@@ -2515,7 +2690,7 @@
     </w:p>
     <w:p>
       <w:pPr>
-        <w:pStyle w:val="Heading3"/>
+        <w:pStyle w:val="Heading2"/>
       </w:pPr>
       <w:r>
         <w:t>04. Change one thing. Trace what follows.</w:t>
@@ -2526,7 +2701,7 @@
         <w:drawing>
           <wp:inline xmlns:a="http://schemas.openxmlformats.org/drawingml/2006/main" xmlns:pic="http://schemas.openxmlformats.org/drawingml/2006/picture">
             <wp:extent cx="5486400" cy="3179064"/>
-            <wp:docPr id="6" name="Picture 6" descr="Original case: Only 0.004 is below 0.00833; the other five do not reject under this rule. Changed condition: The declared family has ten tests instead of six; keep the listed values unchanged. Expected result: The cutoff becomes 0.005, and only 0.004 among the listed values still rejects. Reason: The error allowance is divided among ten tests; all ten results must be reported, including the four not supplied here."/>
+            <wp:docPr id="7" name="Picture 7" descr="Original case: Only 0.004 is below 0.00833; the other five do not reject under this rule. Changed condition: The declared family has ten tests instead of six; keep the listed values unchanged. Expected result: The cutoff becomes 0.005, and only 0.004 among the listed values still rejects. Reason: The error allowance is divided among ten tests; all ten results must be reported, including the four not supplied here."/>
             <wp:cNvGraphicFramePr>
               <a:graphicFrameLocks noChangeAspect="1"/>
             </wp:cNvGraphicFramePr>
@@ -2538,7 +2713,7 @@
                     <pic:cNvPicPr/>
                   </pic:nvPicPr>
                   <pic:blipFill>
-                    <a:blip r:embed="rId14"/>
+                    <a:blip r:embed="rId15"/>
                     <a:stretch>
                       <a:fillRect/>
                     </a:stretch>
@@ -2582,7 +2757,6 @@
     <w:p>
       <w:pPr>
         <w:spacing w:line="336" w:lineRule="auto" w:after="180"/>
-        <w:shd w:fill="F5F1FB"/>
       </w:pPr>
       <w:r>
         <w:rPr>
@@ -2621,7 +2795,7 @@
     </w:p>
     <w:p>
       <w:pPr>
-        <w:pStyle w:val="Heading3"/>
+        <w:pStyle w:val="Heading2"/>
       </w:pPr>
       <w:r>
         <w:t>05. Connect the explanation to its limit</w:t>
@@ -2632,7 +2806,7 @@
         <w:drawing>
           <wp:inline xmlns:a="http://schemas.openxmlformats.org/drawingml/2006/main" xmlns:pic="http://schemas.openxmlformats.org/drawingml/2006/picture">
             <wp:extent cx="5486400" cy="2834640"/>
-            <wp:docPr id="7" name="Picture 7" descr="Searching many comparisons provides more chances for false positives. Bonferroni divides the error allowance across the declared family; valid individual p-values are required. A rejected null is not automatically a large or useful improvement. Limit: No effect size or real data is supplied. Bonferroni can be conservative and cannot repair invalid p-values or undisclosed outcome-driven test selection."/>
+            <wp:docPr id="8" name="Picture 8" descr="Searching many comparisons provides more chances for false positives. Bonferroni divides the error allowance across the declared family; valid individual p-values are required. A rejected null is not automatically a large or useful improvement. Limit: No effect size or real data is supplied. Bonferroni can be conservative and cannot repair invalid p-values or undisclosed outcome-driven test selection."/>
             <wp:cNvGraphicFramePr>
               <a:graphicFrameLocks noChangeAspect="1"/>
             </wp:cNvGraphicFramePr>
@@ -2644,7 +2818,7 @@
                     <pic:cNvPicPr/>
                   </pic:nvPicPr>
                   <pic:blipFill>
-                    <a:blip r:embed="rId15"/>
+                    <a:blip r:embed="rId16"/>
                     <a:stretch>
                       <a:fillRect/>
                     </a:stretch>
@@ -2699,7 +2873,6 @@
     <w:p>
       <w:pPr>
         <w:spacing w:line="336" w:lineRule="auto" w:after="180"/>
-        <w:shd w:fill="F5F1FB"/>
       </w:pPr>
       <w:r>
         <w:rPr>
@@ -2738,7 +2911,7 @@
     </w:p>
     <w:p>
       <w:pPr>
-        <w:pStyle w:val="Heading3"/>
+        <w:pStyle w:val="Heading2"/>
       </w:pPr>
       <w:r>
         <w:t>06. Make the idea visible in your project</w:t>
@@ -2749,7 +2922,7 @@
         <w:drawing>
           <wp:inline xmlns:a="http://schemas.openxmlformats.org/drawingml/2006/main" xmlns:pic="http://schemas.openxmlformats.org/drawingml/2006/picture">
             <wp:extent cx="5486400" cy="3681984"/>
-            <wp:docPr id="8" name="Picture 8" descr="For the Reproducible AI Research Study, retain an annotated worked trace and the changed-case reasoning. Connect the claim to its records, units and assumptions so another investigator can challenge or reproduce it. Draw your input, deciding step, result and limit. Supported question: Calculate the six-test cutoff and identify which supplied p-values reject. Why must the team count every planned comparison rather than report only its smallest p-value?"/>
+            <wp:docPr id="9" name="Picture 9" descr="For the Reproducible AI Research Study, retain an annotated worked trace and the changed-case reasoning. Connect the claim to its records, units and assumptions so another investigator can challenge or reproduce it. Draw your input, deciding step, result and limit. Supported question: Calculate the six-test cutoff and identify which supplied p-values reject. Why must the team count every planned comparison rather than report only its smallest p-value?"/>
             <wp:cNvGraphicFramePr>
               <a:graphicFrameLocks noChangeAspect="1"/>
             </wp:cNvGraphicFramePr>
@@ -2761,7 +2934,7 @@
                     <pic:cNvPicPr/>
                   </pic:nvPicPr>
                   <pic:blipFill>
-                    <a:blip r:embed="rId16"/>
+                    <a:blip r:embed="rId17"/>
                     <a:stretch>
                       <a:fillRect/>
                     </a:stretch>
@@ -2828,7 +3001,6 @@
     <w:p>
       <w:pPr>
         <w:spacing w:line="336" w:lineRule="auto" w:after="180"/>
-        <w:shd w:fill="F5F1FB"/>
       </w:pPr>
       <w:r>
         <w:rPr>
@@ -2875,6 +3047,62 @@
     <w:p>
       <w:r>
         <w:t>________________________________________________________________</w:t>
+      </w:r>
+    </w:p>
+    <w:p>
+      <w:pPr>
+        <w:pStyle w:val="Heading2"/>
+      </w:pPr>
+      <w:r>
+        <w:t>Earlier wording, alternatives and picture transcripts · reference / check after trying</w:t>
+      </w:r>
+    </w:p>
+    <w:p>
+      <w:pPr>
+        <w:pStyle w:val="Heading3"/>
+      </w:pPr>
+      <w:r>
+        <w:t>01. Multiple comparisons: the case</w:t>
+      </w:r>
+    </w:p>
+    <w:p>
+      <w:pPr>
+        <w:pStyle w:val="Heading3"/>
+      </w:pPr>
+      <w:r>
+        <w:t>02. Follow the deciding steps</w:t>
+      </w:r>
+    </w:p>
+    <w:p>
+      <w:pPr>
+        <w:pStyle w:val="Heading3"/>
+      </w:pPr>
+      <w:r>
+        <w:t>03. Supplied p-values and six-test decisions</w:t>
+      </w:r>
+    </w:p>
+    <w:p>
+      <w:pPr>
+        <w:pStyle w:val="Heading3"/>
+      </w:pPr>
+      <w:r>
+        <w:t>04. Change one thing. Trace what follows.</w:t>
+      </w:r>
+    </w:p>
+    <w:p>
+      <w:pPr>
+        <w:pStyle w:val="Heading3"/>
+      </w:pPr>
+      <w:r>
+        <w:t>05. Connect the explanation to its limit</w:t>
+      </w:r>
+    </w:p>
+    <w:p>
+      <w:pPr>
+        <w:pStyle w:val="Heading3"/>
+      </w:pPr>
+      <w:r>
+        <w:t>06. Make the idea visible in your project</w:t>
       </w:r>
     </w:p>
     <w:sectPr>
